--- a/assets/docs/lop5/Lich su va Dia li - Lop 5.docx
+++ b/assets/docs/lop5/Lich su va Dia li - Lop 5.docx
@@ -692,6 +692,19 @@
               <w:t>NLS-AT: Kiểm tra kĩ nguồn trước khi chia sẻ; không lan truyền bản đồ sai chủ quyền.</w:t>
             </w:r>
           </w:p>
+          <w:p>
+            <w:pPr>
+              <w:spacing w:after="0"/>
+            </w:pPr>
+            <w:r>
+              <w:rPr>
+                <w:b w:val="0"/>
+                <w:i w:val="0"/>
+                <w:sz w:val="18"/>
+              </w:rPr>
+              <w:t>QPAN: Sử dụng bản đồ hành chính Việt Nam để HS chỉ ra lãnh thổ, vùng biển, quần đảo Hoàng Sa và Trường Sa của Việt Nam.</w:t>
+            </w:r>
+          </w:p>
         </w:tc>
         <w:tc>
           <w:tcPr>
@@ -1500,7 +1513,7 @@
                 <w:i w:val="0"/>
                 <w:sz w:val="18"/>
               </w:rPr>
-              <w:t>Cập nhật tên các tỉnh, thành phố ven biển là: Quảng Ninh, Hải Phòng, Hưng Yên, Ninh Bình, Thanh Hóa, Nghệ An, Hà Tĩnh, Quảng Trị, Huế, Đà Nẵng, Quảng Ngãi, Gia Lai, Đắk Lắk, Khánh Hòa, Lâm Đồng, Thành phố HCM, Đồng Tháp, Vĩnh Long, Cần Thơ, An Giang, Cà Mau</w:t>
+              <w:t>Cập nhật tên các tỉnh, thành phố ven biển là: Quảng Ninh, Hải Phòng, Hưng Yên, Ninh Bình, Thanh Hóa, Nghệ An, Hà Tĩnh, Quảng Trị, Huế, Đà Nẵng, Quảng Ngãi, Gia Lai, Đắk Lắk, Khánh Hòa, Lâm Đồng, Thành phố HCM, Đồng Tháp, Vĩnh Long, Cần Thơ, An Giang, Cà Mau; SGK tr.5 — sửa thành: "Vùng biển nước ta bao gồm một phần Biển Đông, Vịnh Bắc Bộ, Vịnh Thái Lan, tiếp giáp với vùng biển của nhiều quốc gia."; SGK tr.17 — sửa thành: "Thế kỉ XVII, các chúa Nguyễn… đồng thời thực thi chủ quyền đối với quần đảo Hoàng Sa và quần đảo Trường Sa một cách liên tục, lâu dài và hiệu quả."; SGK tr.18 — bổ sung: "Từ năm 1954 đến năm 1975, chính quyền Sài Gòn tiếp tục quản lí, thực thi chủ quyền đối với hai quần đảo như: cử quân đồn trú, dựng bia chủ quyền và ban hành các sắc lệnh hành chính sáp nhập quần đảo Hoàng Sa vào tỉnh Quảng Nam (nay thuộc thành phố Đà Nẵng) và quần đảo Trường Sa vào tỉnh Phước Tuy (nay thuộc Thành phố Hồ Chí Minh)."</w:t>
             </w:r>
           </w:p>
           <w:p>
@@ -1514,6 +1527,19 @@
                 <w:sz w:val="18"/>
               </w:rPr>
               <w:t>QPAN: GDQP</w:t>
+            </w:r>
+          </w:p>
+          <w:p>
+            <w:pPr>
+              <w:spacing w:after="0"/>
+            </w:pPr>
+            <w:r>
+              <w:rPr>
+                <w:b w:val="0"/>
+                <w:i w:val="0"/>
+                <w:sz w:val="18"/>
+              </w:rPr>
+              <w:t>QPAN: Khẳng định chủ quyền, quyền chủ quyền của Việt Nam đối với biển, đảo; liên hệ việc khai thác thuỷ, hải sản gắn với nhiệm vụ quốc phòng, an ninh.</w:t>
             </w:r>
           </w:p>
         </w:tc>
@@ -1748,6 +1774,19 @@
               <w:t>*Thay đổi dữ liệu dân số của các vùng phù hợp với bản đồ mới</w:t>
             </w:r>
           </w:p>
+          <w:p>
+            <w:pPr>
+              <w:spacing w:after="0"/>
+            </w:pPr>
+            <w:r>
+              <w:rPr>
+                <w:b w:val="0"/>
+                <w:i w:val="0"/>
+                <w:sz w:val="18"/>
+              </w:rPr>
+              <w:t>QPAN: Liên hệ vai trò của mỗi vùng đối với quốc phòng, an ninh; giáo dục ý thức bảo vệ chủ quyền biển, đảo; trách nhiệm công dân trong xây dựng và bảo vệ Tổ quốc.</w:t>
+            </w:r>
+          </w:p>
         </w:tc>
         <w:tc>
           <w:tcPr>
@@ -2096,6 +2135,19 @@
               <w:t>NLS-KT: sử dụng bản đồ số/tranh ảnh/tư liệu số; hướng dẫn HS ghi nguồn thông tin.</w:t>
             </w:r>
           </w:p>
+          <w:p>
+            <w:pPr>
+              <w:spacing w:after="0"/>
+            </w:pPr>
+            <w:r>
+              <w:rPr>
+                <w:b w:val="0"/>
+                <w:i w:val="0"/>
+                <w:sz w:val="18"/>
+              </w:rPr>
+              <w:t>QPAN: Sử dụng bản đồ hành chính Việt Nam để HS chỉ ra lãnh thổ, vùng biển, quần đảo Hoàng Sa và Trường Sa của Việt Nam.</w:t>
+            </w:r>
+          </w:p>
         </w:tc>
         <w:tc>
           <w:tcPr>
@@ -2790,6 +2842,19 @@
               <w:t>NLS-KT: sử dụng bản đồ số/tranh ảnh/tư liệu số; hướng dẫn HS ghi nguồn thông tin.</w:t>
             </w:r>
           </w:p>
+          <w:p>
+            <w:pPr>
+              <w:spacing w:after="0"/>
+            </w:pPr>
+            <w:r>
+              <w:rPr>
+                <w:b w:val="0"/>
+                <w:i w:val="0"/>
+                <w:sz w:val="18"/>
+              </w:rPr>
+              <w:t>KNS: KN ứng phó với thiên tai thường gặp ở địa phương.</w:t>
+            </w:r>
+          </w:p>
         </w:tc>
         <w:tc>
           <w:tcPr>
@@ -3018,6 +3083,7 @@
                 <w:i w:val="0"/>
                 <w:sz w:val="18"/>
               </w:rPr>
+              <w:t>QPAN: Giáo dục truyền thống dựng nước và giữ nước, tinh thần chống giặc ngoại xâm của dân tộc; bồi dưỡng niềm tự hào dân tộc và lòng biết ơn các anh hùng, liệt sĩ đã hi sinh bảo vệ Tổ quốc.</w:t>
             </w:r>
           </w:p>
         </w:tc>
@@ -3364,7 +3430,20 @@
                 <w:i w:val="0"/>
                 <w:sz w:val="18"/>
               </w:rPr>
-              <w:t>- Nội dung 1, câu chuyện lịch sử: địa điểm Ninh Bình; Trang 46, câu chuyện lịch sử: Địa điểm Chí Linh (Hải Phòng)</w:t>
+              <w:t>Nội dung 1, câu chuyện lịch sử: địa điểm Ninh Bình; Trang 46, câu chuyện lịch sử: Địa điểm Chí Linh (Hải Phòng)</w:t>
+            </w:r>
+          </w:p>
+          <w:p>
+            <w:pPr>
+              <w:spacing w:after="0"/>
+            </w:pPr>
+            <w:r>
+              <w:rPr>
+                <w:b w:val="0"/>
+                <w:i w:val="0"/>
+                <w:sz w:val="18"/>
+              </w:rPr>
+              <w:t>QPAN: Giáo dục truyền thống dựng nước và giữ nước, tinh thần chống giặc ngoại xâm của dân tộc; bồi dưỡng niềm tự hào dân tộc và lòng biết ơn các anh hùng, liệt sĩ đã hi sinh bảo vệ Tổ quốc.</w:t>
             </w:r>
           </w:p>
         </w:tc>
@@ -4055,7 +4134,20 @@
                 <w:i w:val="0"/>
                 <w:sz w:val="18"/>
               </w:rPr>
-              <w:t>- Mục 2, câu chuyện lịch sử Vụ Bản (Ninh Bình)</w:t>
+              <w:t>Mục 2, câu chuyện lịch sử Vụ Bản (Ninh Bình)</w:t>
+            </w:r>
+          </w:p>
+          <w:p>
+            <w:pPr>
+              <w:spacing w:after="0"/>
+            </w:pPr>
+            <w:r>
+              <w:rPr>
+                <w:b w:val="0"/>
+                <w:i w:val="0"/>
+                <w:sz w:val="18"/>
+              </w:rPr>
+              <w:t>QPAN: Giáo dục truyền thống dựng nước và giữ nước, tinh thần chống giặc ngoại xâm của dân tộc; bồi dưỡng niềm tự hào dân tộc và lòng biết ơn các anh hùng, liệt sĩ đã hi sinh bảo vệ Tổ quốc.</w:t>
             </w:r>
           </w:p>
         </w:tc>
@@ -4400,7 +4492,20 @@
                 <w:i w:val="0"/>
                 <w:sz w:val="18"/>
               </w:rPr>
-              <w:t>- Mục 1 a, trang 58 câu chuyện lịch sử: Tiền Hải (Hưng Yên)</w:t>
+              <w:t>Mục 1 a, trang 58 câu chuyện lịch sử: Tiền Hải (Hưng Yên)</w:t>
+            </w:r>
+          </w:p>
+          <w:p>
+            <w:pPr>
+              <w:spacing w:after="0"/>
+            </w:pPr>
+            <w:r>
+              <w:rPr>
+                <w:b w:val="0"/>
+                <w:i w:val="0"/>
+                <w:sz w:val="18"/>
+              </w:rPr>
+              <w:t>QPAN: Giáo dục truyền thống dựng nước và giữ nước, tinh thần chống giặc ngoại xâm của dân tộc; bồi dưỡng niềm tự hào dân tộc và lòng biết ơn các anh hùng, liệt sĩ đã hi sinh bảo vệ Tổ quốc.</w:t>
             </w:r>
           </w:p>
         </w:tc>
@@ -5001,6 +5106,7 @@
                 <w:i w:val="0"/>
                 <w:sz w:val="18"/>
               </w:rPr>
+              <w:t>QPAN: Giáo dục truyền thống dựng nước và giữ nước, tinh thần chống giặc ngoại xâm của dân tộc; bồi dưỡng niềm tự hào dân tộc và lòng biết ơn các anh hùng, liệt sĩ đã hi sinh bảo vệ Tổ quốc.</w:t>
             </w:r>
           </w:p>
         </w:tc>
@@ -5235,6 +5341,19 @@
               <w:t>QPAN: GDQP</w:t>
             </w:r>
           </w:p>
+          <w:p>
+            <w:pPr>
+              <w:spacing w:after="0"/>
+            </w:pPr>
+            <w:r>
+              <w:rPr>
+                <w:b w:val="0"/>
+                <w:i w:val="0"/>
+                <w:sz w:val="18"/>
+              </w:rPr>
+              <w:t>QPAN: Giáo dục truyền thống dựng nước và giữ nước, tinh thần chống giặc ngoại xâm của dân tộc; bồi dưỡng niềm tự hào dân tộc và lòng biết ơn các anh hùng, liệt sĩ đã hi sinh bảo vệ Tổ quốc.</w:t>
+            </w:r>
+          </w:p>
         </w:tc>
         <w:tc>
           <w:tcPr>
@@ -5480,6 +5599,19 @@
               <w:t>QPAN: GDQP-</w:t>
             </w:r>
           </w:p>
+          <w:p>
+            <w:pPr>
+              <w:spacing w:after="0"/>
+            </w:pPr>
+            <w:r>
+              <w:rPr>
+                <w:b w:val="0"/>
+                <w:i w:val="0"/>
+                <w:sz w:val="18"/>
+              </w:rPr>
+              <w:t>QPAN: Giáo dục truyền thống dựng nước và giữ nước, tinh thần chống giặc ngoại xâm của dân tộc; bồi dưỡng niềm tự hào dân tộc và lòng biết ơn các anh hùng, liệt sĩ đã hi sinh bảo vệ Tổ quốc.</w:t>
+            </w:r>
+          </w:p>
         </w:tc>
         <w:tc>
           <w:tcPr>
@@ -6864,6 +6996,19 @@
                 <w:sz w:val="18"/>
               </w:rPr>
               <w:t>NLS-KT: sử dụng bản đồ số/tranh ảnh/tư liệu số; hướng dẫn HS ghi nguồn thông tin.</w:t>
+            </w:r>
+          </w:p>
+          <w:p>
+            <w:pPr>
+              <w:spacing w:after="0"/>
+            </w:pPr>
+            <w:r>
+              <w:rPr>
+                <w:b w:val="0"/>
+                <w:i w:val="0"/>
+                <w:sz w:val="18"/>
+              </w:rPr>
+              <w:t>KNS: KN ứng phó với thiên tai thường gặp ở địa phương.</w:t>
             </w:r>
           </w:p>
         </w:tc>

--- a/assets/docs/lop5/Lich su va Dia li - Lop 5.docx
+++ b/assets/docs/lop5/Lich su va Dia li - Lop 5.docx
@@ -1283,6 +1283,33 @@
                 <w:i w:val="0"/>
                 <w:sz w:val="18"/>
               </w:rPr>
+              <w:t>NLS-KT (Cơ bản 2): Ở tiết về đất và rừng của bài “Thiên nhiên Việt Nam”, GV chiếu lược đồ phân bố các loại đất</w:t>
+            </w:r>
+          </w:p>
+          <w:p>
+            <w:pPr>
+              <w:spacing w:after="0"/>
+            </w:pPr>
+            <w:r>
+              <w:rPr>
+                <w:b w:val="0"/>
+                <w:i w:val="0"/>
+                <w:sz w:val="18"/>
+              </w:rPr>
+              <w:t>NLS-GT (Cơ bản 2): GV chiếu bảng hai cột vai trò của đất và vai trò của rừng, gõ ý kiến từng nhóm vào bảng</w:t>
+            </w:r>
+          </w:p>
+          <w:p>
+            <w:pPr>
+              <w:spacing w:after="0"/>
+            </w:pPr>
+            <w:r>
+              <w:rPr>
+                <w:b w:val="0"/>
+                <w:i w:val="0"/>
+                <w:sz w:val="18"/>
+              </w:rPr>
+              <w:t>NLS-AT: Lược đồ, ảnh do thầy cô mở và nói rõ nguồn</w:t>
             </w:r>
           </w:p>
         </w:tc>
@@ -1397,6 +1424,33 @@
                 <w:i w:val="0"/>
                 <w:sz w:val="18"/>
               </w:rPr>
+              <w:t>NLS-KT (Cơ bản 2): Ở tiết về khó khăn của thiên nhiên, GV chiếu ảnh và tư liệu ngắn về bão, lũ, hạn hán, xâm nhập mặn ở nước ta; HS đọc</w:t>
+            </w:r>
+          </w:p>
+          <w:p>
+            <w:pPr>
+              <w:spacing w:after="0"/>
+            </w:pPr>
+            <w:r>
+              <w:rPr>
+                <w:b w:val="0"/>
+                <w:i w:val="0"/>
+                <w:sz w:val="18"/>
+              </w:rPr>
+              <w:t>NLS-GQVĐ (Cơ bản 2): GV chiếu bảng ghép khó khăn với biện pháp phòng chống như trồng rừng phòng hộ, xây hồ chứa nước, làm nhà tránh lũ</w:t>
+            </w:r>
+          </w:p>
+          <w:p>
+            <w:pPr>
+              <w:spacing w:after="0"/>
+            </w:pPr>
+            <w:r>
+              <w:rPr>
+                <w:b w:val="0"/>
+                <w:i w:val="0"/>
+                <w:sz w:val="18"/>
+              </w:rPr>
+              <w:t>NLS-AT: Tư liệu thiên tai lấy từ nguồn thầy cô giới thiệu và nói rõ nguồn</w:t>
             </w:r>
           </w:p>
         </w:tc>

--- a/assets/docs/lop5/Lich su va Dia li - Lop 5.docx
+++ b/assets/docs/lop5/Lich su va Dia li - Lop 5.docx
@@ -663,7 +663,7 @@
                 <w:i w:val="0"/>
                 <w:sz w:val="18"/>
               </w:rPr>
-              <w:t>NLS-KT (Cơ bản 2): GV mở bản đồ số do Nhà nước ban hành; HS phóng to, chỉ 6 thành phố trực thuộc Trung ương, Hoàng Sa, Trường Sa</w:t>
+              <w:t>NLS-KT (Cơ bản 2): GV mở bản đồ số do Nhà nước Việt Nam ban hành cho bài “Vị trí địa lí, lãnh thổ, đơn vị hành chính, Quốc kì, Quốc huy</w:t>
             </w:r>
           </w:p>
           <w:p>
@@ -676,7 +676,7 @@
                 <w:i w:val="0"/>
                 <w:sz w:val="18"/>
               </w:rPr>
-              <w:t>AI-NB (Cơ bản 2, QĐ 2422: 5.A1.2): GV chiếu bản đồ do AI vẽ, HS so với SGK tìm chỗ thiếu Hoàng Sa, Trường Sa; kiểm tra với nguồn chính thống</w:t>
+              <w:t>AI-NB (Cơ bản 2, QĐ 2422: 5.A1.2): GV chiếu một bản đồ do công cụ trí tuệ nhân tạo vẽ, HS so với bản đồ SGK để tìm chỗ thiếu Hoàng Sa, Trường Sa</w:t>
             </w:r>
           </w:p>
           <w:p>
@@ -689,7 +689,7 @@
                 <w:i w:val="0"/>
                 <w:sz w:val="18"/>
               </w:rPr>
-              <w:t>NLS-AT: Kiểm tra kĩ nguồn trước khi chia sẻ; không lan truyền bản đồ sai chủ quyền.</w:t>
+              <w:t>NLS-AT: Kiểm tra kĩ nguồn trước khi tin và trước khi chia sẻ; không lan truyền bản đồ</w:t>
             </w:r>
           </w:p>
           <w:p>
@@ -833,45 +833,6 @@
               <w:t>GDVL: GDQP, GD Việt Lào</w:t>
             </w:r>
           </w:p>
-          <w:p>
-            <w:pPr>
-              <w:spacing w:after="0"/>
-            </w:pPr>
-            <w:r>
-              <w:rPr>
-                <w:b w:val="0"/>
-                <w:i w:val="0"/>
-                <w:sz w:val="18"/>
-              </w:rPr>
-              <w:t>NLS-KT (Cơ bản 2): GV chiếu hình 5 Quốc kì, Quốc huy, mở Quốc ca để HS nêu ý nghĩa; HS chỉ Hoàng Sa, Trường Sa trên bản đồ số</w:t>
-            </w:r>
-          </w:p>
-          <w:p>
-            <w:pPr>
-              <w:spacing w:after="0"/>
-            </w:pPr>
-            <w:r>
-              <w:rPr>
-                <w:b w:val="0"/>
-                <w:i w:val="0"/>
-                <w:sz w:val="18"/>
-              </w:rPr>
-              <w:t>AI-NB (Cơ bản 2, QĐ 2422: 5.A3.2): GV chiếu hình Quốc kì, Quốc huy do AI tạo, HS đối chiếu SGK tìm chỗ sai số cánh sao, dòng chữ</w:t>
-            </w:r>
-          </w:p>
-          <w:p>
-            <w:pPr>
-              <w:spacing w:after="0"/>
-            </w:pPr>
-            <w:r>
-              <w:rPr>
-                <w:b w:val="0"/>
-                <w:i w:val="0"/>
-                <w:sz w:val="18"/>
-              </w:rPr>
-              <w:t>NLS-AT: Kiểm tra kĩ nguồn trước khi chia sẻ; không lan truyền bản đồ sai chủ quyền.</w:t>
-            </w:r>
-          </w:p>
         </w:tc>
         <w:tc>
           <w:tcPr>
@@ -999,7 +960,7 @@
                 <w:i w:val="0"/>
                 <w:sz w:val="18"/>
               </w:rPr>
-              <w:t>NLS-KT (Cơ bản 2): GV dùng bản đồ số địa hình do Nhà nước công bố; HS phóng to, chỉ đồi núi, đồng bằng, kí hiệu khoáng sản, đối chiếu SGK</w:t>
+              <w:t>NLS-KT (Cơ bản 2): GV dùng bản đồ số địa hình do Nhà nước công bố cho bài “Thiên nhiên Việt Nam”: HS phóng to, chỉ các khu vực đồi núi</w:t>
             </w:r>
           </w:p>
           <w:p>
@@ -1012,7 +973,7 @@
                 <w:i w:val="0"/>
                 <w:sz w:val="18"/>
               </w:rPr>
-              <w:t>AI-NB (Cơ bản 2, QĐ 2422: 5.B2.1): GV nhờ AI mô tả địa hình, khoáng sản Tây Nguyên, chiếu lên; HS đối chiếu SGK tìm chỗ máy nói chung chung, lẫn vùng khác, sửa lại</w:t>
+              <w:t>AI-NB (Cơ bản 2, QĐ 2422: 5.B2.1): GV nhờ công cụ trí tuệ nhân tạo viết vài câu mô tả địa hình, khoáng sản của một vùng, ví dụ Tây Nguyên, chiếu lên màn hình</w:t>
             </w:r>
           </w:p>
           <w:p>
@@ -1025,7 +986,7 @@
                 <w:i w:val="0"/>
                 <w:sz w:val="18"/>
               </w:rPr>
-              <w:t>NLS-AT: Dùng bản đồ, số liệu do Nhà nước công bố; không nói lời kì thị vùng miền.</w:t>
+              <w:t>NLS-AT: Dùng bản đồ và số liệu do cơ quan Nhà nước công bố; tôn trọng</w:t>
             </w:r>
           </w:p>
         </w:tc>
@@ -1140,33 +1101,6 @@
                 <w:i w:val="0"/>
                 <w:sz w:val="18"/>
               </w:rPr>
-              <w:t>NLS-KT (Cơ bản 2): GV chiếu bảng nhiệt độ SGK trang 12, nhập vào bảng tính hiện biểu đồ cột; HS đọc biểu đồ nêu khí hậu, chỉ sông lớn</w:t>
-            </w:r>
-          </w:p>
-          <w:p>
-            <w:pPr>
-              <w:spacing w:after="0"/>
-            </w:pPr>
-            <w:r>
-              <w:rPr>
-                <w:b w:val="0"/>
-                <w:i w:val="0"/>
-                <w:sz w:val="18"/>
-              </w:rPr>
-              <w:t>AI-NB (Cơ bản 2, QĐ 2422: 5.D2.1): GV nhờ AI mô tả khí hậu, sông ngòi miền Bắc hoặc miền Nam, chiếu lên; HS tìm chỗ máy lẫn miền, sai mùa, sửa lại</w:t>
-            </w:r>
-          </w:p>
-          <w:p>
-            <w:pPr>
-              <w:spacing w:after="0"/>
-            </w:pPr>
-            <w:r>
-              <w:rPr>
-                <w:b w:val="0"/>
-                <w:i w:val="0"/>
-                <w:sz w:val="18"/>
-              </w:rPr>
-              <w:t>NLS-AT: Dùng bản đồ, số liệu do Nhà nước công bố; không nói lời kì thị vùng miền.</w:t>
             </w:r>
           </w:p>
         </w:tc>
@@ -1283,33 +1217,6 @@
                 <w:i w:val="0"/>
                 <w:sz w:val="18"/>
               </w:rPr>
-              <w:t>NLS-KT (Cơ bản 2): Ở tiết về đất và rừng của bài “Thiên nhiên Việt Nam”, GV chiếu lược đồ phân bố các loại đất</w:t>
-            </w:r>
-          </w:p>
-          <w:p>
-            <w:pPr>
-              <w:spacing w:after="0"/>
-            </w:pPr>
-            <w:r>
-              <w:rPr>
-                <w:b w:val="0"/>
-                <w:i w:val="0"/>
-                <w:sz w:val="18"/>
-              </w:rPr>
-              <w:t>NLS-GT (Cơ bản 2): GV chiếu bảng hai cột vai trò của đất và vai trò của rừng, gõ ý kiến từng nhóm vào bảng</w:t>
-            </w:r>
-          </w:p>
-          <w:p>
-            <w:pPr>
-              <w:spacing w:after="0"/>
-            </w:pPr>
-            <w:r>
-              <w:rPr>
-                <w:b w:val="0"/>
-                <w:i w:val="0"/>
-                <w:sz w:val="18"/>
-              </w:rPr>
-              <w:t>NLS-AT: Lược đồ, ảnh do thầy cô mở và nói rõ nguồn</w:t>
             </w:r>
           </w:p>
         </w:tc>
@@ -1424,33 +1331,6 @@
                 <w:i w:val="0"/>
                 <w:sz w:val="18"/>
               </w:rPr>
-              <w:t>NLS-KT (Cơ bản 2): Ở tiết về khó khăn của thiên nhiên, GV chiếu ảnh và tư liệu ngắn về bão, lũ, hạn hán, xâm nhập mặn ở nước ta; HS đọc</w:t>
-            </w:r>
-          </w:p>
-          <w:p>
-            <w:pPr>
-              <w:spacing w:after="0"/>
-            </w:pPr>
-            <w:r>
-              <w:rPr>
-                <w:b w:val="0"/>
-                <w:i w:val="0"/>
-                <w:sz w:val="18"/>
-              </w:rPr>
-              <w:t>NLS-GQVĐ (Cơ bản 2): GV chiếu bảng ghép khó khăn với biện pháp phòng chống như trồng rừng phòng hộ, xây hồ chứa nước, làm nhà tránh lũ</w:t>
-            </w:r>
-          </w:p>
-          <w:p>
-            <w:pPr>
-              <w:spacing w:after="0"/>
-            </w:pPr>
-            <w:r>
-              <w:rPr>
-                <w:b w:val="0"/>
-                <w:i w:val="0"/>
-                <w:sz w:val="18"/>
-              </w:rPr>
-              <w:t>NLS-AT: Tư liệu thiên tai lấy từ nguồn thầy cô giới thiệu và nói rõ nguồn</w:t>
             </w:r>
           </w:p>
         </w:tc>
@@ -1593,6 +1473,45 @@
                 <w:i w:val="0"/>
                 <w:sz w:val="18"/>
               </w:rPr>
+              <w:t>NLS-KT (Cơ bản 2): GV dùng bản đồ số để HS xác định vị trí, giới hạn lãnh thổ và các quần đảo trong bài “Biển, đảo Việt Nam”</w:t>
+            </w:r>
+          </w:p>
+          <w:p>
+            <w:pPr>
+              <w:spacing w:after="0"/>
+            </w:pPr>
+            <w:r>
+              <w:rPr>
+                <w:b w:val="0"/>
+                <w:i w:val="0"/>
+                <w:sz w:val="18"/>
+              </w:rPr>
+              <w:t>AI-NB (Cơ bản 2): GV nêu: hình ảnh và bản đồ trên mạng có thể do trí tuệ nhân tạo tạo ra hoặc bị chỉnh sửa</w:t>
+            </w:r>
+          </w:p>
+          <w:p>
+            <w:pPr>
+              <w:spacing w:after="0"/>
+            </w:pPr>
+            <w:r>
+              <w:rPr>
+                <w:b w:val="0"/>
+                <w:i w:val="0"/>
+                <w:sz w:val="18"/>
+              </w:rPr>
+              <w:t>NLS-AT: Kiểm tra kĩ nguồn trước khi tin và trước khi chia sẻ; không lan truyền bản đồ</w:t>
+            </w:r>
+          </w:p>
+          <w:p>
+            <w:pPr>
+              <w:spacing w:after="0"/>
+            </w:pPr>
+            <w:r>
+              <w:rPr>
+                <w:b w:val="0"/>
+                <w:i w:val="0"/>
+                <w:sz w:val="18"/>
+              </w:rPr>
               <w:t>QPAN: Khẳng định chủ quyền, quyền chủ quyền của Việt Nam đối với biển, đảo; liên hệ việc khai thác thuỷ, hải sản gắn với nhiệm vụ quốc phòng, an ninh.</w:t>
             </w:r>
           </w:p>
@@ -1838,6 +1757,45 @@
                 <w:i w:val="0"/>
                 <w:sz w:val="18"/>
               </w:rPr>
+              <w:t>NLS-KT (Cơ bản 2): GV dùng bản đồ số có lớp địa hình, khí hậu để HS quan sát trực quan nội dung “Dân cư và dân tộc ở Việt Nam”</w:t>
+            </w:r>
+          </w:p>
+          <w:p>
+            <w:pPr>
+              <w:spacing w:after="0"/>
+            </w:pPr>
+            <w:r>
+              <w:rPr>
+                <w:b w:val="0"/>
+                <w:i w:val="0"/>
+                <w:sz w:val="18"/>
+              </w:rPr>
+              <w:t>AI-NB (Cơ bản 2): GV nhờ công cụ trí tuệ nhân tạo mô tả đặc điểm một vùng miền, cho HS đối chiếu với SGK</w:t>
+            </w:r>
+          </w:p>
+          <w:p>
+            <w:pPr>
+              <w:spacing w:after="0"/>
+            </w:pPr>
+            <w:r>
+              <w:rPr>
+                <w:b w:val="0"/>
+                <w:i w:val="0"/>
+                <w:sz w:val="18"/>
+              </w:rPr>
+              <w:t>NLS-AT: Dùng bản đồ và số liệu do cơ quan Nhà nước công bố; tôn trọng</w:t>
+            </w:r>
+          </w:p>
+          <w:p>
+            <w:pPr>
+              <w:spacing w:after="0"/>
+            </w:pPr>
+            <w:r>
+              <w:rPr>
+                <w:b w:val="0"/>
+                <w:i w:val="0"/>
+                <w:sz w:val="18"/>
+              </w:rPr>
               <w:t>QPAN: Liên hệ vai trò của mỗi vùng đối với quốc phòng, an ninh; giáo dục ý thức bảo vệ chủ quyền biển, đảo; trách nhiệm công dân trong xây dựng và bảo vệ Tổ quốc.</w:t>
             </w:r>
           </w:p>
@@ -2186,19 +2144,6 @@
                 <w:i w:val="0"/>
                 <w:sz w:val="18"/>
               </w:rPr>
-              <w:t>NLS-KT: sử dụng bản đồ số/tranh ảnh/tư liệu số; hướng dẫn HS ghi nguồn thông tin.</w:t>
-            </w:r>
-          </w:p>
-          <w:p>
-            <w:pPr>
-              <w:spacing w:after="0"/>
-            </w:pPr>
-            <w:r>
-              <w:rPr>
-                <w:b w:val="0"/>
-                <w:i w:val="0"/>
-                <w:sz w:val="18"/>
-              </w:rPr>
               <w:t>QPAN: Sử dụng bản đồ hành chính Việt Nam để HS chỉ ra lãnh thổ, vùng biển, quần đảo Hoàng Sa và Trường Sa của Việt Nam.</w:t>
             </w:r>
           </w:p>
@@ -2316,6 +2261,33 @@
                 <w:i w:val="0"/>
                 <w:sz w:val="18"/>
               </w:rPr>
+              <w:t>NLS-KT (Cơ bản 2): GV cho HS xem hiện vật, di tích liên quan “Nhà nước văn lang, nhà nước âu lạc” qua bảo tàng số hoặc ảnh 360 độ</w:t>
+            </w:r>
+          </w:p>
+          <w:p>
+            <w:pPr>
+              <w:spacing w:after="0"/>
+            </w:pPr>
+            <w:r>
+              <w:rPr>
+                <w:b w:val="0"/>
+                <w:i w:val="0"/>
+                <w:sz w:val="18"/>
+              </w:rPr>
+              <w:t>NLS-ST (Cơ bản 2): HS dùng công cụ trên máy dựng trục thời gian, sắp các sự kiện của bài theo đúng thứ tự rồi trình chiếu trước lớp.</w:t>
+            </w:r>
+          </w:p>
+          <w:p>
+            <w:pPr>
+              <w:spacing w:after="0"/>
+            </w:pPr>
+            <w:r>
+              <w:rPr>
+                <w:b w:val="0"/>
+                <w:i w:val="0"/>
+                <w:sz w:val="18"/>
+              </w:rPr>
+              <w:t>NLS-AT: Phân biệt rõ ảnh chụp hiện vật thật với hình vẽ phục dựng minh hoạ</w:t>
             </w:r>
           </w:p>
         </w:tc>
@@ -2664,6 +2636,45 @@
               <w:t>Vị trí một số đền tháp Chăm-Pa: bản đồ cũ; Kiến trúc của đền tháp Chăm -Pa: Hình 2 nhắc đến tỉnh Quảng Nam. Một số câu chuyện về đền tháp Chăm-pa nhắc: Hình 4 nhắc đến Ninh Thuận; Hình 1 trang; 32: Tháp Nhạn (Đắk Lắk); Hình 3 trang 33: Khu di tích Thánh địa Mỹ Sơn (Đà Nẵng); Hình 4 trang 34: Tháp Bánh Ít (Gia Lai); Hình 5: Tháp Pô Klong Ga; rai (Khánh Hòa); Phần Luyện tập bài 1 trang 35 địa điểm Đà Nẵng *Cập nhật tỉnh mới theo bản đồ hành chính mới: Ninh Thuận sáp nhập Khánh Hòa lấy tên là Khánh Hòa, Quảng Nam sáp nhập thành Đà Nẵng</w:t>
             </w:r>
           </w:p>
+          <w:p>
+            <w:pPr>
+              <w:spacing w:after="0"/>
+            </w:pPr>
+            <w:r>
+              <w:rPr>
+                <w:b w:val="0"/>
+                <w:i w:val="0"/>
+                <w:sz w:val="18"/>
+              </w:rPr>
+              <w:t>NLS-KT (Cơ bản 2): GV cho HS xem hiện vật, di tích liên quan “Vương quốc phù Nam” qua bảo tàng số hoặc ảnh 360 độ</w:t>
+            </w:r>
+          </w:p>
+          <w:p>
+            <w:pPr>
+              <w:spacing w:after="0"/>
+            </w:pPr>
+            <w:r>
+              <w:rPr>
+                <w:b w:val="0"/>
+                <w:i w:val="0"/>
+                <w:sz w:val="18"/>
+              </w:rPr>
+              <w:t>NLS-ST (Cơ bản 2): HS dùng công cụ trên máy dựng trục thời gian, sắp các sự kiện của bài theo đúng thứ tự rồi trình chiếu trước lớp.</w:t>
+            </w:r>
+          </w:p>
+          <w:p>
+            <w:pPr>
+              <w:spacing w:after="0"/>
+            </w:pPr>
+            <w:r>
+              <w:rPr>
+                <w:b w:val="0"/>
+                <w:i w:val="0"/>
+                <w:sz w:val="18"/>
+              </w:rPr>
+              <w:t>NLS-AT: Phân biệt rõ ảnh chụp hiện vật thật với hình vẽ phục dựng minh hoạ</w:t>
+            </w:r>
+          </w:p>
         </w:tc>
         <w:tc>
           <w:tcPr>
@@ -2778,6 +2789,33 @@
                 <w:i w:val="0"/>
                 <w:sz w:val="18"/>
               </w:rPr>
+              <w:t>NLS-KT (Cơ bản 2): GV cho HS xem hiện vật, di tích liên quan “Vương quốc chăm-pa” qua bảo tàng số hoặc ảnh 360 độ</w:t>
+            </w:r>
+          </w:p>
+          <w:p>
+            <w:pPr>
+              <w:spacing w:after="0"/>
+            </w:pPr>
+            <w:r>
+              <w:rPr>
+                <w:b w:val="0"/>
+                <w:i w:val="0"/>
+                <w:sz w:val="18"/>
+              </w:rPr>
+              <w:t>NLS-ST (Cơ bản 2): HS dùng công cụ trên máy dựng trục thời gian, sắp các sự kiện của bài theo đúng thứ tự rồi trình chiếu trước lớp.</w:t>
+            </w:r>
+          </w:p>
+          <w:p>
+            <w:pPr>
+              <w:spacing w:after="0"/>
+            </w:pPr>
+            <w:r>
+              <w:rPr>
+                <w:b w:val="0"/>
+                <w:i w:val="0"/>
+                <w:sz w:val="18"/>
+              </w:rPr>
+              <w:t>NLS-AT: Phân biệt rõ ảnh chụp hiện vật thật với hình vẽ phục dựng minh hoạ</w:t>
             </w:r>
           </w:p>
         </w:tc>
@@ -2893,19 +2931,6 @@
                 <w:i w:val="0"/>
                 <w:sz w:val="18"/>
               </w:rPr>
-              <w:t>NLS-KT: sử dụng bản đồ số/tranh ảnh/tư liệu số; hướng dẫn HS ghi nguồn thông tin.</w:t>
-            </w:r>
-          </w:p>
-          <w:p>
-            <w:pPr>
-              <w:spacing w:after="0"/>
-            </w:pPr>
-            <w:r>
-              <w:rPr>
-                <w:b w:val="0"/>
-                <w:i w:val="0"/>
-                <w:sz w:val="18"/>
-              </w:rPr>
               <w:t>KNS: KN ứng phó với thiên tai thường gặp ở địa phương.</w:t>
             </w:r>
           </w:p>
@@ -3023,6 +3048,33 @@
                 <w:i w:val="0"/>
                 <w:sz w:val="18"/>
               </w:rPr>
+              <w:t>NLS-KT (Cơ bản 2): GV cho HS xem hiện vật, di tích liên quan “Đấu tranh giành độc lập thời kì Bắc thuộc” qua bảo tàng số hoặc ảnh 360 độ</w:t>
+            </w:r>
+          </w:p>
+          <w:p>
+            <w:pPr>
+              <w:spacing w:after="0"/>
+            </w:pPr>
+            <w:r>
+              <w:rPr>
+                <w:b w:val="0"/>
+                <w:i w:val="0"/>
+                <w:sz w:val="18"/>
+              </w:rPr>
+              <w:t>NLS-ST (Cơ bản 2): HS dùng công cụ trên máy dựng trục thời gian, sắp các sự kiện của bài theo đúng thứ tự rồi trình chiếu trước lớp.</w:t>
+            </w:r>
+          </w:p>
+          <w:p>
+            <w:pPr>
+              <w:spacing w:after="0"/>
+            </w:pPr>
+            <w:r>
+              <w:rPr>
+                <w:b w:val="0"/>
+                <w:i w:val="0"/>
+                <w:sz w:val="18"/>
+              </w:rPr>
+              <w:t>NLS-AT: Phân biệt rõ ảnh chụp hiện vật thật với hình vẽ phục dựng minh hoạ</w:t>
             </w:r>
           </w:p>
         </w:tc>
@@ -3368,6 +3420,33 @@
                 <w:i w:val="0"/>
                 <w:sz w:val="18"/>
               </w:rPr>
+              <w:t>NLS-KT (Cơ bản 2): GV cho HS xem hiện vật, di tích liên quan “Triều lý và việc định đô ở thăng long” qua bảo tàng số hoặc ảnh 360 độ</w:t>
+            </w:r>
+          </w:p>
+          <w:p>
+            <w:pPr>
+              <w:spacing w:after="0"/>
+            </w:pPr>
+            <w:r>
+              <w:rPr>
+                <w:b w:val="0"/>
+                <w:i w:val="0"/>
+                <w:sz w:val="18"/>
+              </w:rPr>
+              <w:t>NLS-ST (Cơ bản 2): HS dùng công cụ trên máy dựng trục thời gian, sắp các sự kiện của bài theo đúng thứ tự rồi trình chiếu trước lớp.</w:t>
+            </w:r>
+          </w:p>
+          <w:p>
+            <w:pPr>
+              <w:spacing w:after="0"/>
+            </w:pPr>
+            <w:r>
+              <w:rPr>
+                <w:b w:val="0"/>
+                <w:i w:val="0"/>
+                <w:sz w:val="18"/>
+              </w:rPr>
+              <w:t>NLS-AT: Phân biệt rõ ảnh chụp hiện vật thật với hình vẽ phục dựng minh hoạ</w:t>
             </w:r>
           </w:p>
         </w:tc>
@@ -3728,6 +3807,33 @@
                 <w:i w:val="0"/>
                 <w:sz w:val="18"/>
               </w:rPr>
+              <w:t>NLS-KT (Cơ bản 2): GV cho HS xem hiện vật, di tích liên quan “Triều trần xây dựng đất nước và kháng chiến chống quân mông – nguyên xâm lược” qua bảo</w:t>
+            </w:r>
+          </w:p>
+          <w:p>
+            <w:pPr>
+              <w:spacing w:after="0"/>
+            </w:pPr>
+            <w:r>
+              <w:rPr>
+                <w:b w:val="0"/>
+                <w:i w:val="0"/>
+                <w:sz w:val="18"/>
+              </w:rPr>
+              <w:t>NLS-ST (Cơ bản 2): HS dùng công cụ trên máy dựng trục thời gian, sắp các sự kiện của bài theo đúng thứ tự rồi trình chiếu trước lớp.</w:t>
+            </w:r>
+          </w:p>
+          <w:p>
+            <w:pPr>
+              <w:spacing w:after="0"/>
+            </w:pPr>
+            <w:r>
+              <w:rPr>
+                <w:b w:val="0"/>
+                <w:i w:val="0"/>
+                <w:sz w:val="18"/>
+              </w:rPr>
+              <w:t>NLS-AT: Phân biệt rõ ảnh chụp hiện vật thật với hình vẽ phục dựng minh hoạ</w:t>
             </w:r>
           </w:p>
         </w:tc>
@@ -4432,6 +4538,33 @@
                 <w:i w:val="0"/>
                 <w:sz w:val="18"/>
               </w:rPr>
+              <w:t>NLS-KT (Cơ bản 2): GV cho HS xem hiện vật, di tích liên quan “Khởi nghĩa lam sơn và triều hậu lê” qua bảo tàng số hoặc ảnh 360 độ</w:t>
+            </w:r>
+          </w:p>
+          <w:p>
+            <w:pPr>
+              <w:spacing w:after="0"/>
+            </w:pPr>
+            <w:r>
+              <w:rPr>
+                <w:b w:val="0"/>
+                <w:i w:val="0"/>
+                <w:sz w:val="18"/>
+              </w:rPr>
+              <w:t>NLS-ST (Cơ bản 2): HS dùng công cụ trên máy dựng trục thời gian, sắp các sự kiện của bài theo đúng thứ tự rồi trình chiếu trước lớp.</w:t>
+            </w:r>
+          </w:p>
+          <w:p>
+            <w:pPr>
+              <w:spacing w:after="0"/>
+            </w:pPr>
+            <w:r>
+              <w:rPr>
+                <w:b w:val="0"/>
+                <w:i w:val="0"/>
+                <w:sz w:val="18"/>
+              </w:rPr>
+              <w:t>NLS-AT: Phân biệt rõ ảnh chụp hiện vật thật với hình vẽ phục dựng minh hoạ</w:t>
             </w:r>
           </w:p>
         </w:tc>
@@ -4790,6 +4923,33 @@
                 <w:i w:val="0"/>
                 <w:sz w:val="18"/>
               </w:rPr>
+              <w:t>NLS-KT (Cơ bản 2): GV cho HS xem hiện vật, di tích liên quan “Triều nguyễn” qua bảo tàng số hoặc ảnh 360 độ</w:t>
+            </w:r>
+          </w:p>
+          <w:p>
+            <w:pPr>
+              <w:spacing w:after="0"/>
+            </w:pPr>
+            <w:r>
+              <w:rPr>
+                <w:b w:val="0"/>
+                <w:i w:val="0"/>
+                <w:sz w:val="18"/>
+              </w:rPr>
+              <w:t>NLS-ST (Cơ bản 2): HS dùng công cụ trên máy dựng trục thời gian, sắp các sự kiện của bài theo đúng thứ tự rồi trình chiếu trước lớp.</w:t>
+            </w:r>
+          </w:p>
+          <w:p>
+            <w:pPr>
+              <w:spacing w:after="0"/>
+            </w:pPr>
+            <w:r>
+              <w:rPr>
+                <w:b w:val="0"/>
+                <w:i w:val="0"/>
+                <w:sz w:val="18"/>
+              </w:rPr>
+              <w:t>NLS-AT: Phân biệt rõ ảnh chụp hiện vật thật với hình vẽ phục dựng minh hoạ</w:t>
             </w:r>
           </w:p>
         </w:tc>
@@ -5405,6 +5565,45 @@
                 <w:i w:val="0"/>
                 <w:sz w:val="18"/>
               </w:rPr>
+              <w:t>NLS-KT (Cơ bản 2): GV chiếu phim tư liệu gốc, ảnh chụp thật về “Cách mạng tháng tám năm 1945” từ kho lưu trữ hoặc bảo tàng số</w:t>
+            </w:r>
+          </w:p>
+          <w:p>
+            <w:pPr>
+              <w:spacing w:after="0"/>
+            </w:pPr>
+            <w:r>
+              <w:rPr>
+                <w:b w:val="0"/>
+                <w:i w:val="0"/>
+                <w:sz w:val="18"/>
+              </w:rPr>
+              <w:t>AI-NB (Cơ bản 2): GV nêu: đã có công cụ trí tuệ nhân tạo tạo ra video, ảnh giả rất giống tư liệu lịch sử</w:t>
+            </w:r>
+          </w:p>
+          <w:p>
+            <w:pPr>
+              <w:spacing w:after="0"/>
+            </w:pPr>
+            <w:r>
+              <w:rPr>
+                <w:b w:val="0"/>
+                <w:i w:val="0"/>
+                <w:sz w:val="18"/>
+              </w:rPr>
+              <w:t>NLS-AT: Chỉ dùng tư liệu từ bảo tàng, kho lưu trữ, cơ quan chính thống; ghi rõ nguồn</w:t>
+            </w:r>
+          </w:p>
+          <w:p>
+            <w:pPr>
+              <w:spacing w:after="0"/>
+            </w:pPr>
+            <w:r>
+              <w:rPr>
+                <w:b w:val="0"/>
+                <w:i w:val="0"/>
+                <w:sz w:val="18"/>
+              </w:rPr>
               <w:t>QPAN: Giáo dục truyền thống dựng nước và giữ nước, tinh thần chống giặc ngoại xâm của dân tộc; bồi dưỡng niềm tự hào dân tộc và lòng biết ơn các anh hùng, liệt sĩ đã hi sinh bảo vệ Tổ quốc.</w:t>
             </w:r>
           </w:p>
@@ -5663,6 +5862,45 @@
                 <w:i w:val="0"/>
                 <w:sz w:val="18"/>
               </w:rPr>
+              <w:t>NLS-KT (Cơ bản 2): GV chiếu phim tư liệu gốc, ảnh chụp thật về “Chiến dịch Điện Biên Phủ” từ kho lưu trữ hoặc bảo tàng số</w:t>
+            </w:r>
+          </w:p>
+          <w:p>
+            <w:pPr>
+              <w:spacing w:after="0"/>
+            </w:pPr>
+            <w:r>
+              <w:rPr>
+                <w:b w:val="0"/>
+                <w:i w:val="0"/>
+                <w:sz w:val="18"/>
+              </w:rPr>
+              <w:t>AI-NB (Cơ bản 2): GV nêu: đã có công cụ trí tuệ nhân tạo tạo ra video, ảnh giả rất giống tư liệu lịch sử</w:t>
+            </w:r>
+          </w:p>
+          <w:p>
+            <w:pPr>
+              <w:spacing w:after="0"/>
+            </w:pPr>
+            <w:r>
+              <w:rPr>
+                <w:b w:val="0"/>
+                <w:i w:val="0"/>
+                <w:sz w:val="18"/>
+              </w:rPr>
+              <w:t>NLS-AT: Chỉ dùng tư liệu từ bảo tàng, kho lưu trữ, cơ quan chính thống; ghi rõ nguồn</w:t>
+            </w:r>
+          </w:p>
+          <w:p>
+            <w:pPr>
+              <w:spacing w:after="0"/>
+            </w:pPr>
+            <w:r>
+              <w:rPr>
+                <w:b w:val="0"/>
+                <w:i w:val="0"/>
+                <w:sz w:val="18"/>
+              </w:rPr>
               <w:t>QPAN: Giáo dục truyền thống dựng nước và giữ nước, tinh thần chống giặc ngoại xâm của dân tộc; bồi dưỡng niềm tự hào dân tộc và lòng biết ơn các anh hùng, liệt sĩ đã hi sinh bảo vệ Tổ quốc.</w:t>
             </w:r>
           </w:p>
@@ -5895,6 +6133,33 @@
                 <w:i w:val="0"/>
                 <w:sz w:val="18"/>
               </w:rPr>
+              <w:t>NLS-KT (Cơ bản 2): GV chiếu phim tư liệu gốc, ảnh chụp thật về “Chiến dịch Hồ Chí Minh năm 1975” từ kho lưu trữ hoặc bảo tàng số</w:t>
+            </w:r>
+          </w:p>
+          <w:p>
+            <w:pPr>
+              <w:spacing w:after="0"/>
+            </w:pPr>
+            <w:r>
+              <w:rPr>
+                <w:b w:val="0"/>
+                <w:i w:val="0"/>
+                <w:sz w:val="18"/>
+              </w:rPr>
+              <w:t>AI-NB (Cơ bản 2): GV nêu: đã có công cụ trí tuệ nhân tạo tạo ra video, ảnh giả rất giống tư liệu lịch sử</w:t>
+            </w:r>
+          </w:p>
+          <w:p>
+            <w:pPr>
+              <w:spacing w:after="0"/>
+            </w:pPr>
+            <w:r>
+              <w:rPr>
+                <w:b w:val="0"/>
+                <w:i w:val="0"/>
+                <w:sz w:val="18"/>
+              </w:rPr>
+              <w:t>NLS-AT: Chỉ dùng tư liệu từ bảo tàng, kho lưu trữ, cơ quan chính thống; ghi rõ nguồn</w:t>
             </w:r>
           </w:p>
         </w:tc>
@@ -6125,7 +6390,33 @@
                 <w:i w:val="0"/>
                 <w:sz w:val="18"/>
               </w:rPr>
-              <w:t>NLS-KT: sử dụng bản đồ số/tranh ảnh/tư liệu số; hướng dẫn HS ghi nguồn thông tin.</w:t>
+              <w:t>NLS-KT (Cơ bản 2): GV chiếu phim tư liệu gốc, ảnh chụp thật về “Đất nước đổi mới” từ kho lưu trữ hoặc bảo tàng số</w:t>
+            </w:r>
+          </w:p>
+          <w:p>
+            <w:pPr>
+              <w:spacing w:after="0"/>
+            </w:pPr>
+            <w:r>
+              <w:rPr>
+                <w:b w:val="0"/>
+                <w:i w:val="0"/>
+                <w:sz w:val="18"/>
+              </w:rPr>
+              <w:t>AI-NB (Cơ bản 2): GV nêu: đã có công cụ trí tuệ nhân tạo tạo ra video, ảnh giả rất giống tư liệu lịch sử</w:t>
+            </w:r>
+          </w:p>
+          <w:p>
+            <w:pPr>
+              <w:spacing w:after="0"/>
+            </w:pPr>
+            <w:r>
+              <w:rPr>
+                <w:b w:val="0"/>
+                <w:i w:val="0"/>
+                <w:sz w:val="18"/>
+              </w:rPr>
+              <w:t>NLS-AT: Chỉ dùng tư liệu từ bảo tàng, kho lưu trữ, cơ quan chính thống; ghi rõ nguồn</w:t>
             </w:r>
           </w:p>
         </w:tc>
@@ -6359,6 +6650,32 @@
               <w:t>GDVL: GD Việt Lào</w:t>
             </w:r>
           </w:p>
+          <w:p>
+            <w:pPr>
+              <w:spacing w:after="0"/>
+            </w:pPr>
+            <w:r>
+              <w:rPr>
+                <w:b w:val="0"/>
+                <w:i w:val="0"/>
+                <w:sz w:val="18"/>
+              </w:rPr>
+              <w:t>NLS-KT (Cơ bản 2): GV dùng quả địa cầu số hoặc bản đồ thế giới tương tác để HS xác định vị trí và quan sát cảnh quan thật của các nước</w:t>
+            </w:r>
+          </w:p>
+          <w:p>
+            <w:pPr>
+              <w:spacing w:after="0"/>
+            </w:pPr>
+            <w:r>
+              <w:rPr>
+                <w:b w:val="0"/>
+                <w:i w:val="0"/>
+                <w:sz w:val="18"/>
+              </w:rPr>
+              <w:t>NLS-AT: Số liệu phải lấy từ nguồn chính thống và ghi rõ năm công bố</w:t>
+            </w:r>
+          </w:p>
         </w:tc>
         <w:tc>
           <w:tcPr>
@@ -6588,6 +6905,20 @@
                 <w:i w:val="0"/>
                 <w:sz w:val="18"/>
               </w:rPr>
+              <w:t>NLS-KT (Cơ bản 2): GV dùng quả địa cầu số hoặc bản đồ thế giới tương tác để HS xác định vị trí và quan sát cảnh quan thật của các nước</w:t>
+            </w:r>
+          </w:p>
+          <w:p>
+            <w:pPr>
+              <w:spacing w:after="0"/>
+            </w:pPr>
+            <w:r>
+              <w:rPr>
+                <w:b w:val="0"/>
+                <w:i w:val="0"/>
+                <w:sz w:val="18"/>
+              </w:rPr>
+              <w:t>NLS-AT: Số liệu phải lấy từ nguồn chính thống và ghi rõ năm công bố</w:t>
             </w:r>
           </w:p>
         </w:tc>
@@ -6818,7 +7149,33 @@
                 <w:i w:val="0"/>
                 <w:sz w:val="18"/>
               </w:rPr>
-              <w:t>- Hình 3 trang 110: Lũ quét ở Mù Cang Chải, tỉnh Lào Cai tháng 8 năm 2023</w:t>
+              <w:t>Hình 3 trang 110: Lũ quét ở Mù Cang Chải, tỉnh Lào Cai tháng 8 năm 2023</w:t>
+            </w:r>
+          </w:p>
+          <w:p>
+            <w:pPr>
+              <w:spacing w:after="0"/>
+            </w:pPr>
+            <w:r>
+              <w:rPr>
+                <w:b w:val="0"/>
+                <w:i w:val="0"/>
+                <w:sz w:val="18"/>
+              </w:rPr>
+              <w:t>NLS-KT (Cơ bản 2): GV dùng quả địa cầu số hoặc bản đồ thế giới tương tác để HS xác định vị trí và quan sát cảnh quan thật của các nước</w:t>
+            </w:r>
+          </w:p>
+          <w:p>
+            <w:pPr>
+              <w:spacing w:after="0"/>
+            </w:pPr>
+            <w:r>
+              <w:rPr>
+                <w:b w:val="0"/>
+                <w:i w:val="0"/>
+                <w:sz w:val="18"/>
+              </w:rPr>
+              <w:t>NLS-AT: Số liệu phải lấy từ nguồn chính thống và ghi rõ năm công bố</w:t>
             </w:r>
           </w:p>
         </w:tc>
@@ -7049,7 +7406,20 @@
                 <w:i w:val="0"/>
                 <w:sz w:val="18"/>
               </w:rPr>
-              <w:t>NLS-KT: sử dụng bản đồ số/tranh ảnh/tư liệu số; hướng dẫn HS ghi nguồn thông tin.</w:t>
+              <w:t>NLS-KT (Cơ bản 2): GV dùng quả địa cầu số hoặc bản đồ thế giới tương tác để HS xác định vị trí và quan sát cảnh quan thật của các nước</w:t>
+            </w:r>
+          </w:p>
+          <w:p>
+            <w:pPr>
+              <w:spacing w:after="0"/>
+            </w:pPr>
+            <w:r>
+              <w:rPr>
+                <w:b w:val="0"/>
+                <w:i w:val="0"/>
+                <w:sz w:val="18"/>
+              </w:rPr>
+              <w:t>NLS-AT: Số liệu phải lấy từ nguồn chính thống và ghi rõ năm công bố</w:t>
             </w:r>
           </w:p>
           <w:p>
@@ -7293,6 +7663,20 @@
                 <w:i w:val="0"/>
                 <w:sz w:val="18"/>
               </w:rPr>
+              <w:t>NLS-KT (Cơ bản 2): GV dùng quả địa cầu số hoặc bản đồ thế giới tương tác để HS xác định vị trí và quan sát cảnh quan thật của các nước</w:t>
+            </w:r>
+          </w:p>
+          <w:p>
+            <w:pPr>
+              <w:spacing w:after="0"/>
+            </w:pPr>
+            <w:r>
+              <w:rPr>
+                <w:b w:val="0"/>
+                <w:i w:val="0"/>
+                <w:sz w:val="18"/>
+              </w:rPr>
+              <w:t>NLS-AT: Số liệu phải lấy từ nguồn chính thống và ghi rõ năm công bố</w:t>
             </w:r>
           </w:p>
         </w:tc>
@@ -7867,6 +8251,20 @@
                 <w:i w:val="0"/>
                 <w:sz w:val="18"/>
               </w:rPr>
+              <w:t>NLS-KT (Cơ bản 2): GV dùng quả địa cầu số hoặc bản đồ thế giới tương tác để HS xác định vị trí và quan sát cảnh quan thật của các nước</w:t>
+            </w:r>
+          </w:p>
+          <w:p>
+            <w:pPr>
+              <w:spacing w:after="0"/>
+            </w:pPr>
+            <w:r>
+              <w:rPr>
+                <w:b w:val="0"/>
+                <w:i w:val="0"/>
+                <w:sz w:val="18"/>
+              </w:rPr>
+              <w:t>NLS-AT: Số liệu phải lấy từ nguồn chính thống và ghi rõ năm công bố</w:t>
             </w:r>
           </w:p>
         </w:tc>
@@ -8097,6 +8495,33 @@
                 <w:i w:val="0"/>
                 <w:sz w:val="18"/>
               </w:rPr>
+              <w:t>NLS-KT (Cơ bản 2): GV cho HS xem hiện vật, di tích liên quan “Văn minh ai cập” qua bảo tàng số hoặc ảnh 360 độ</w:t>
+            </w:r>
+          </w:p>
+          <w:p>
+            <w:pPr>
+              <w:spacing w:after="0"/>
+            </w:pPr>
+            <w:r>
+              <w:rPr>
+                <w:b w:val="0"/>
+                <w:i w:val="0"/>
+                <w:sz w:val="18"/>
+              </w:rPr>
+              <w:t>NLS-ST (Cơ bản 2): HS dùng công cụ trên máy dựng trục thời gian, sắp các sự kiện của bài theo đúng thứ tự rồi trình chiếu trước lớp.</w:t>
+            </w:r>
+          </w:p>
+          <w:p>
+            <w:pPr>
+              <w:spacing w:after="0"/>
+            </w:pPr>
+            <w:r>
+              <w:rPr>
+                <w:b w:val="0"/>
+                <w:i w:val="0"/>
+                <w:sz w:val="18"/>
+              </w:rPr>
+              <w:t>NLS-AT: Phân biệt rõ ảnh chụp hiện vật thật với hình vẽ phục dựng minh hoạ</w:t>
             </w:r>
           </w:p>
         </w:tc>
@@ -8213,6 +8638,33 @@
                 <w:i w:val="0"/>
                 <w:sz w:val="18"/>
               </w:rPr>
+              <w:t>NLS-KT (Cơ bản 2): GV cho HS xem hiện vật, di tích liên quan “Văn minh hi lạp” qua bảo tàng số hoặc ảnh 360 độ</w:t>
+            </w:r>
+          </w:p>
+          <w:p>
+            <w:pPr>
+              <w:spacing w:after="0"/>
+            </w:pPr>
+            <w:r>
+              <w:rPr>
+                <w:b w:val="0"/>
+                <w:i w:val="0"/>
+                <w:sz w:val="18"/>
+              </w:rPr>
+              <w:t>NLS-ST (Cơ bản 2): HS dùng công cụ trên máy dựng trục thời gian, sắp các sự kiện của bài theo đúng thứ tự rồi trình chiếu trước lớp.</w:t>
+            </w:r>
+          </w:p>
+          <w:p>
+            <w:pPr>
+              <w:spacing w:after="0"/>
+            </w:pPr>
+            <w:r>
+              <w:rPr>
+                <w:b w:val="0"/>
+                <w:i w:val="0"/>
+                <w:sz w:val="18"/>
+              </w:rPr>
+              <w:t>NLS-AT: Phân biệt rõ ảnh chụp hiện vật thật với hình vẽ phục dựng minh hoạ</w:t>
             </w:r>
           </w:p>
         </w:tc>
@@ -8344,6 +8796,32 @@
               <w:t>NLS-KT: sử dụng bản đồ số/tranh ảnh/tư liệu số; hướng dẫn HS ghi nguồn thông tin.</w:t>
             </w:r>
           </w:p>
+          <w:p>
+            <w:pPr>
+              <w:spacing w:after="0"/>
+            </w:pPr>
+            <w:r>
+              <w:rPr>
+                <w:b w:val="0"/>
+                <w:i w:val="0"/>
+                <w:sz w:val="18"/>
+              </w:rPr>
+              <w:t>NLS-KT (Cơ bản 2): GV dùng quả địa cầu số hoặc bản đồ thế giới tương tác để HS xác định vị trí và quan sát cảnh quan thật của các nước</w:t>
+            </w:r>
+          </w:p>
+          <w:p>
+            <w:pPr>
+              <w:spacing w:after="0"/>
+            </w:pPr>
+            <w:r>
+              <w:rPr>
+                <w:b w:val="0"/>
+                <w:i w:val="0"/>
+                <w:sz w:val="18"/>
+              </w:rPr>
+              <w:t>NLS-AT: Số liệu phải lấy từ nguồn chính thống và ghi rõ năm công bố</w:t>
+            </w:r>
+          </w:p>
         </w:tc>
         <w:tc>
           <w:tcPr>
@@ -8573,6 +9051,32 @@
                 <w:sz w:val="18"/>
               </w:rPr>
               <w:t>QPAN: Yêu hoà bình, bảo vệ hoà bình bằng những việc phù hợp với khả năng, phản đối chiến tranh.</w:t>
+            </w:r>
+          </w:p>
+          <w:p>
+            <w:pPr>
+              <w:spacing w:after="0"/>
+            </w:pPr>
+            <w:r>
+              <w:rPr>
+                <w:b w:val="0"/>
+                <w:i w:val="0"/>
+                <w:sz w:val="18"/>
+              </w:rPr>
+              <w:t>NLS-KT (Cơ bản 2): GV dùng quả địa cầu số hoặc bản đồ thế giới tương tác để HS xác định vị trí và quan sát cảnh quan thật của các nước</w:t>
+            </w:r>
+          </w:p>
+          <w:p>
+            <w:pPr>
+              <w:spacing w:after="0"/>
+            </w:pPr>
+            <w:r>
+              <w:rPr>
+                <w:b w:val="0"/>
+                <w:i w:val="0"/>
+                <w:sz w:val="18"/>
+              </w:rPr>
+              <w:t>NLS-AT: Số liệu phải lấy từ nguồn chính thống và ghi rõ năm công bố</w:t>
             </w:r>
           </w:p>
         </w:tc>

--- a/assets/docs/lop5/Lich su va Dia li - Lop 5.docx
+++ b/assets/docs/lop5/Lich su va Dia li - Lop 5.docx
@@ -663,33 +663,7 @@
                 <w:i w:val="0"/>
                 <w:sz w:val="18"/>
               </w:rPr>
-              <w:t>NLS-KT (Cơ bản 2): GV mở bản đồ số do Nhà nước Việt Nam ban hành cho bài “Vị trí địa lí, lãnh thổ, đơn vị hành chính, Quốc kì, Quốc huy</w:t>
-            </w:r>
-          </w:p>
-          <w:p>
-            <w:pPr>
-              <w:spacing w:after="0"/>
-            </w:pPr>
-            <w:r>
-              <w:rPr>
-                <w:b w:val="0"/>
-                <w:i w:val="0"/>
-                <w:sz w:val="18"/>
-              </w:rPr>
-              <w:t>AI-NB (Cơ bản 2, QĐ 2422: 5.A1.2): GV chiếu một bản đồ do công cụ trí tuệ nhân tạo vẽ, HS so với bản đồ SGK để tìm chỗ thiếu Hoàng Sa, Trường Sa</w:t>
-            </w:r>
-          </w:p>
-          <w:p>
-            <w:pPr>
-              <w:spacing w:after="0"/>
-            </w:pPr>
-            <w:r>
-              <w:rPr>
-                <w:b w:val="0"/>
-                <w:i w:val="0"/>
-                <w:sz w:val="18"/>
-              </w:rPr>
-              <w:t>NLS-AT: Kiểm tra kĩ nguồn trước khi tin và trước khi chia sẻ; không lan truyền bản đồ</w:t>
+              <w:t>NLS-KT (Cơ bản 2): Mở bản đồ số do Nhà nước Việt Nam ban hành cho bài “Vị trí địa lí, lãnh thổ, đơn vị hành chính, Quốc kì, Quốc huy, Quốc ca”.</w:t>
             </w:r>
           </w:p>
           <w:p>
@@ -960,33 +934,7 @@
                 <w:i w:val="0"/>
                 <w:sz w:val="18"/>
               </w:rPr>
-              <w:t>NLS-KT (Cơ bản 2): GV dùng bản đồ số địa hình do Nhà nước công bố cho bài “Thiên nhiên Việt Nam”: HS phóng to, chỉ các khu vực đồi núi</w:t>
-            </w:r>
-          </w:p>
-          <w:p>
-            <w:pPr>
-              <w:spacing w:after="0"/>
-            </w:pPr>
-            <w:r>
-              <w:rPr>
-                <w:b w:val="0"/>
-                <w:i w:val="0"/>
-                <w:sz w:val="18"/>
-              </w:rPr>
-              <w:t>AI-NB (Cơ bản 2, QĐ 2422: 5.B2.1): GV nhờ công cụ trí tuệ nhân tạo viết vài câu mô tả địa hình, khoáng sản của một vùng, ví dụ Tây Nguyên, chiếu lên màn hình</w:t>
-            </w:r>
-          </w:p>
-          <w:p>
-            <w:pPr>
-              <w:spacing w:after="0"/>
-            </w:pPr>
-            <w:r>
-              <w:rPr>
-                <w:b w:val="0"/>
-                <w:i w:val="0"/>
-                <w:sz w:val="18"/>
-              </w:rPr>
-              <w:t>NLS-AT: Dùng bản đồ và số liệu do cơ quan Nhà nước công bố; tôn trọng</w:t>
+              <w:t>AI-NB (Nhận biết): Nhờ công cụ trí tuệ nhân tạo viết vài câu mô tả địa hình, khoáng sản của một vùng, ví dụ Tây.</w:t>
             </w:r>
           </w:p>
         </w:tc>
@@ -1473,33 +1421,7 @@
                 <w:i w:val="0"/>
                 <w:sz w:val="18"/>
               </w:rPr>
-              <w:t>NLS-KT (Cơ bản 2): GV dùng bản đồ số để HS xác định vị trí, giới hạn lãnh thổ và các quần đảo trong bài “Biển, đảo Việt Nam”</w:t>
-            </w:r>
-          </w:p>
-          <w:p>
-            <w:pPr>
-              <w:spacing w:after="0"/>
-            </w:pPr>
-            <w:r>
-              <w:rPr>
-                <w:b w:val="0"/>
-                <w:i w:val="0"/>
-                <w:sz w:val="18"/>
-              </w:rPr>
-              <w:t>AI-NB (Cơ bản 2): GV nêu: hình ảnh và bản đồ trên mạng có thể do trí tuệ nhân tạo tạo ra hoặc bị chỉnh sửa</w:t>
-            </w:r>
-          </w:p>
-          <w:p>
-            <w:pPr>
-              <w:spacing w:after="0"/>
-            </w:pPr>
-            <w:r>
-              <w:rPr>
-                <w:b w:val="0"/>
-                <w:i w:val="0"/>
-                <w:sz w:val="18"/>
-              </w:rPr>
-              <w:t>NLS-AT: Kiểm tra kĩ nguồn trước khi tin và trước khi chia sẻ; không lan truyền bản đồ</w:t>
+              <w:t>NLS-KT (Cơ bản 2): Dùng bản đồ số để HS xác định vị trí, giới hạn lãnh thổ và các quần đảo trong bài “Biển, đảo Việt Nam”.</w:t>
             </w:r>
           </w:p>
           <w:p>
@@ -1757,33 +1679,7 @@
                 <w:i w:val="0"/>
                 <w:sz w:val="18"/>
               </w:rPr>
-              <w:t>NLS-KT (Cơ bản 2): GV dùng bản đồ số có lớp địa hình, khí hậu để HS quan sát trực quan nội dung “Dân cư và dân tộc ở Việt Nam”</w:t>
-            </w:r>
-          </w:p>
-          <w:p>
-            <w:pPr>
-              <w:spacing w:after="0"/>
-            </w:pPr>
-            <w:r>
-              <w:rPr>
-                <w:b w:val="0"/>
-                <w:i w:val="0"/>
-                <w:sz w:val="18"/>
-              </w:rPr>
-              <w:t>AI-NB (Cơ bản 2): GV nhờ công cụ trí tuệ nhân tạo mô tả đặc điểm một vùng miền, cho HS đối chiếu với SGK</w:t>
-            </w:r>
-          </w:p>
-          <w:p>
-            <w:pPr>
-              <w:spacing w:after="0"/>
-            </w:pPr>
-            <w:r>
-              <w:rPr>
-                <w:b w:val="0"/>
-                <w:i w:val="0"/>
-                <w:sz w:val="18"/>
-              </w:rPr>
-              <w:t>NLS-AT: Dùng bản đồ và số liệu do cơ quan Nhà nước công bố; tôn trọng</w:t>
+              <w:t>AI-NB (Nhận biết): Nhờ công cụ trí tuệ nhân tạo mô tả đặc điểm một vùng miền, cho HS đối chiếu.</w:t>
             </w:r>
           </w:p>
           <w:p>
@@ -2261,33 +2157,7 @@
                 <w:i w:val="0"/>
                 <w:sz w:val="18"/>
               </w:rPr>
-              <w:t>NLS-KT (Cơ bản 2): GV cho HS xem hiện vật, di tích liên quan “Nhà nước văn lang, nhà nước âu lạc” qua bảo tàng số hoặc ảnh 360 độ</w:t>
-            </w:r>
-          </w:p>
-          <w:p>
-            <w:pPr>
-              <w:spacing w:after="0"/>
-            </w:pPr>
-            <w:r>
-              <w:rPr>
-                <w:b w:val="0"/>
-                <w:i w:val="0"/>
-                <w:sz w:val="18"/>
-              </w:rPr>
-              <w:t>NLS-ST (Cơ bản 2): HS dùng công cụ trên máy dựng trục thời gian, sắp các sự kiện của bài theo đúng thứ tự rồi trình chiếu trước lớp.</w:t>
-            </w:r>
-          </w:p>
-          <w:p>
-            <w:pPr>
-              <w:spacing w:after="0"/>
-            </w:pPr>
-            <w:r>
-              <w:rPr>
-                <w:b w:val="0"/>
-                <w:i w:val="0"/>
-                <w:sz w:val="18"/>
-              </w:rPr>
-              <w:t>NLS-AT: Phân biệt rõ ảnh chụp hiện vật thật với hình vẽ phục dựng minh hoạ</w:t>
+              <w:t>NLS-KT (Cơ bản 2): Cho HS xem hiện vật, di tích liên quan “Nhà nước văn lang, nhà nước âu lạc” qua bảo tàng số.</w:t>
             </w:r>
           </w:p>
         </w:tc>
@@ -2646,33 +2516,7 @@
                 <w:i w:val="0"/>
                 <w:sz w:val="18"/>
               </w:rPr>
-              <w:t>NLS-KT (Cơ bản 2): GV cho HS xem hiện vật, di tích liên quan “Vương quốc phù Nam” qua bảo tàng số hoặc ảnh 360 độ</w:t>
-            </w:r>
-          </w:p>
-          <w:p>
-            <w:pPr>
-              <w:spacing w:after="0"/>
-            </w:pPr>
-            <w:r>
-              <w:rPr>
-                <w:b w:val="0"/>
-                <w:i w:val="0"/>
-                <w:sz w:val="18"/>
-              </w:rPr>
-              <w:t>NLS-ST (Cơ bản 2): HS dùng công cụ trên máy dựng trục thời gian, sắp các sự kiện của bài theo đúng thứ tự rồi trình chiếu trước lớp.</w:t>
-            </w:r>
-          </w:p>
-          <w:p>
-            <w:pPr>
-              <w:spacing w:after="0"/>
-            </w:pPr>
-            <w:r>
-              <w:rPr>
-                <w:b w:val="0"/>
-                <w:i w:val="0"/>
-                <w:sz w:val="18"/>
-              </w:rPr>
-              <w:t>NLS-AT: Phân biệt rõ ảnh chụp hiện vật thật với hình vẽ phục dựng minh hoạ</w:t>
+              <w:t>NLS-ST (Cơ bản 2): HS dùng công cụ trên máy dựng trục thời gian, sắp các sự kiện của bài theo đúng thứ tự.</w:t>
             </w:r>
           </w:p>
         </w:tc>
@@ -2789,33 +2633,7 @@
                 <w:i w:val="0"/>
                 <w:sz w:val="18"/>
               </w:rPr>
-              <w:t>NLS-KT (Cơ bản 2): GV cho HS xem hiện vật, di tích liên quan “Vương quốc chăm-pa” qua bảo tàng số hoặc ảnh 360 độ</w:t>
-            </w:r>
-          </w:p>
-          <w:p>
-            <w:pPr>
-              <w:spacing w:after="0"/>
-            </w:pPr>
-            <w:r>
-              <w:rPr>
-                <w:b w:val="0"/>
-                <w:i w:val="0"/>
-                <w:sz w:val="18"/>
-              </w:rPr>
-              <w:t>NLS-ST (Cơ bản 2): HS dùng công cụ trên máy dựng trục thời gian, sắp các sự kiện của bài theo đúng thứ tự rồi trình chiếu trước lớp.</w:t>
-            </w:r>
-          </w:p>
-          <w:p>
-            <w:pPr>
-              <w:spacing w:after="0"/>
-            </w:pPr>
-            <w:r>
-              <w:rPr>
-                <w:b w:val="0"/>
-                <w:i w:val="0"/>
-                <w:sz w:val="18"/>
-              </w:rPr>
-              <w:t>NLS-AT: Phân biệt rõ ảnh chụp hiện vật thật với hình vẽ phục dựng minh hoạ</w:t>
+              <w:t>NLS-KT (Cơ bản 2): Cho HS xem hiện vật, di tích liên quan “Vương quốc chăm-pa” qua bảo tàng số.</w:t>
             </w:r>
           </w:p>
         </w:tc>
@@ -3048,33 +2866,7 @@
                 <w:i w:val="0"/>
                 <w:sz w:val="18"/>
               </w:rPr>
-              <w:t>NLS-KT (Cơ bản 2): GV cho HS xem hiện vật, di tích liên quan “Đấu tranh giành độc lập thời kì Bắc thuộc” qua bảo tàng số hoặc ảnh 360 độ</w:t>
-            </w:r>
-          </w:p>
-          <w:p>
-            <w:pPr>
-              <w:spacing w:after="0"/>
-            </w:pPr>
-            <w:r>
-              <w:rPr>
-                <w:b w:val="0"/>
-                <w:i w:val="0"/>
-                <w:sz w:val="18"/>
-              </w:rPr>
-              <w:t>NLS-ST (Cơ bản 2): HS dùng công cụ trên máy dựng trục thời gian, sắp các sự kiện của bài theo đúng thứ tự rồi trình chiếu trước lớp.</w:t>
-            </w:r>
-          </w:p>
-          <w:p>
-            <w:pPr>
-              <w:spacing w:after="0"/>
-            </w:pPr>
-            <w:r>
-              <w:rPr>
-                <w:b w:val="0"/>
-                <w:i w:val="0"/>
-                <w:sz w:val="18"/>
-              </w:rPr>
-              <w:t>NLS-AT: Phân biệt rõ ảnh chụp hiện vật thật với hình vẽ phục dựng minh hoạ</w:t>
+              <w:t>NLS-ST (Cơ bản 2): HS dùng công cụ trên máy dựng trục thời gian, sắp các sự kiện của bài theo đúng thứ tự.</w:t>
             </w:r>
           </w:p>
         </w:tc>
@@ -3420,33 +3212,7 @@
                 <w:i w:val="0"/>
                 <w:sz w:val="18"/>
               </w:rPr>
-              <w:t>NLS-KT (Cơ bản 2): GV cho HS xem hiện vật, di tích liên quan “Triều lý và việc định đô ở thăng long” qua bảo tàng số hoặc ảnh 360 độ</w:t>
-            </w:r>
-          </w:p>
-          <w:p>
-            <w:pPr>
-              <w:spacing w:after="0"/>
-            </w:pPr>
-            <w:r>
-              <w:rPr>
-                <w:b w:val="0"/>
-                <w:i w:val="0"/>
-                <w:sz w:val="18"/>
-              </w:rPr>
-              <w:t>NLS-ST (Cơ bản 2): HS dùng công cụ trên máy dựng trục thời gian, sắp các sự kiện của bài theo đúng thứ tự rồi trình chiếu trước lớp.</w:t>
-            </w:r>
-          </w:p>
-          <w:p>
-            <w:pPr>
-              <w:spacing w:after="0"/>
-            </w:pPr>
-            <w:r>
-              <w:rPr>
-                <w:b w:val="0"/>
-                <w:i w:val="0"/>
-                <w:sz w:val="18"/>
-              </w:rPr>
-              <w:t>NLS-AT: Phân biệt rõ ảnh chụp hiện vật thật với hình vẽ phục dựng minh hoạ</w:t>
+              <w:t>NLS-KT (Cơ bản 2): Cho HS xem hiện vật, di tích liên quan “Triều lý và việc định đô ở thăng long” qua bảo tàng số.</w:t>
             </w:r>
           </w:p>
         </w:tc>
@@ -3807,33 +3573,7 @@
                 <w:i w:val="0"/>
                 <w:sz w:val="18"/>
               </w:rPr>
-              <w:t>NLS-KT (Cơ bản 2): GV cho HS xem hiện vật, di tích liên quan “Triều trần xây dựng đất nước và kháng chiến chống quân mông – nguyên xâm lược” qua bảo</w:t>
-            </w:r>
-          </w:p>
-          <w:p>
-            <w:pPr>
-              <w:spacing w:after="0"/>
-            </w:pPr>
-            <w:r>
-              <w:rPr>
-                <w:b w:val="0"/>
-                <w:i w:val="0"/>
-                <w:sz w:val="18"/>
-              </w:rPr>
-              <w:t>NLS-ST (Cơ bản 2): HS dùng công cụ trên máy dựng trục thời gian, sắp các sự kiện của bài theo đúng thứ tự rồi trình chiếu trước lớp.</w:t>
-            </w:r>
-          </w:p>
-          <w:p>
-            <w:pPr>
-              <w:spacing w:after="0"/>
-            </w:pPr>
-            <w:r>
-              <w:rPr>
-                <w:b w:val="0"/>
-                <w:i w:val="0"/>
-                <w:sz w:val="18"/>
-              </w:rPr>
-              <w:t>NLS-AT: Phân biệt rõ ảnh chụp hiện vật thật với hình vẽ phục dựng minh hoạ</w:t>
+              <w:t>NLS-ST (Cơ bản 2): HS dùng công cụ trên máy dựng trục thời gian, sắp các sự kiện của bài theo đúng thứ tự.</w:t>
             </w:r>
           </w:p>
         </w:tc>
@@ -4538,33 +4278,7 @@
                 <w:i w:val="0"/>
                 <w:sz w:val="18"/>
               </w:rPr>
-              <w:t>NLS-KT (Cơ bản 2): GV cho HS xem hiện vật, di tích liên quan “Khởi nghĩa lam sơn và triều hậu lê” qua bảo tàng số hoặc ảnh 360 độ</w:t>
-            </w:r>
-          </w:p>
-          <w:p>
-            <w:pPr>
-              <w:spacing w:after="0"/>
-            </w:pPr>
-            <w:r>
-              <w:rPr>
-                <w:b w:val="0"/>
-                <w:i w:val="0"/>
-                <w:sz w:val="18"/>
-              </w:rPr>
-              <w:t>NLS-ST (Cơ bản 2): HS dùng công cụ trên máy dựng trục thời gian, sắp các sự kiện của bài theo đúng thứ tự rồi trình chiếu trước lớp.</w:t>
-            </w:r>
-          </w:p>
-          <w:p>
-            <w:pPr>
-              <w:spacing w:after="0"/>
-            </w:pPr>
-            <w:r>
-              <w:rPr>
-                <w:b w:val="0"/>
-                <w:i w:val="0"/>
-                <w:sz w:val="18"/>
-              </w:rPr>
-              <w:t>NLS-AT: Phân biệt rõ ảnh chụp hiện vật thật với hình vẽ phục dựng minh hoạ</w:t>
+              <w:t>NLS-KT (Cơ bản 2): Cho HS xem hiện vật, di tích liên quan “Khởi nghĩa lam sơn và triều hậu lê” qua bảo tàng số.</w:t>
             </w:r>
           </w:p>
         </w:tc>
@@ -4923,33 +4637,7 @@
                 <w:i w:val="0"/>
                 <w:sz w:val="18"/>
               </w:rPr>
-              <w:t>NLS-KT (Cơ bản 2): GV cho HS xem hiện vật, di tích liên quan “Triều nguyễn” qua bảo tàng số hoặc ảnh 360 độ</w:t>
-            </w:r>
-          </w:p>
-          <w:p>
-            <w:pPr>
-              <w:spacing w:after="0"/>
-            </w:pPr>
-            <w:r>
-              <w:rPr>
-                <w:b w:val="0"/>
-                <w:i w:val="0"/>
-                <w:sz w:val="18"/>
-              </w:rPr>
-              <w:t>NLS-ST (Cơ bản 2): HS dùng công cụ trên máy dựng trục thời gian, sắp các sự kiện của bài theo đúng thứ tự rồi trình chiếu trước lớp.</w:t>
-            </w:r>
-          </w:p>
-          <w:p>
-            <w:pPr>
-              <w:spacing w:after="0"/>
-            </w:pPr>
-            <w:r>
-              <w:rPr>
-                <w:b w:val="0"/>
-                <w:i w:val="0"/>
-                <w:sz w:val="18"/>
-              </w:rPr>
-              <w:t>NLS-AT: Phân biệt rõ ảnh chụp hiện vật thật với hình vẽ phục dựng minh hoạ</w:t>
+              <w:t>NLS-ST (Cơ bản 2): HS dùng công cụ trên máy dựng trục thời gian, sắp các sự kiện của bài theo đúng thứ tự.</w:t>
             </w:r>
           </w:p>
         </w:tc>
@@ -5565,33 +5253,7 @@
                 <w:i w:val="0"/>
                 <w:sz w:val="18"/>
               </w:rPr>
-              <w:t>NLS-KT (Cơ bản 2): GV chiếu phim tư liệu gốc, ảnh chụp thật về “Cách mạng tháng tám năm 1945” từ kho lưu trữ hoặc bảo tàng số</w:t>
-            </w:r>
-          </w:p>
-          <w:p>
-            <w:pPr>
-              <w:spacing w:after="0"/>
-            </w:pPr>
-            <w:r>
-              <w:rPr>
-                <w:b w:val="0"/>
-                <w:i w:val="0"/>
-                <w:sz w:val="18"/>
-              </w:rPr>
-              <w:t>AI-NB (Cơ bản 2): GV nêu: đã có công cụ trí tuệ nhân tạo tạo ra video, ảnh giả rất giống tư liệu lịch sử</w:t>
-            </w:r>
-          </w:p>
-          <w:p>
-            <w:pPr>
-              <w:spacing w:after="0"/>
-            </w:pPr>
-            <w:r>
-              <w:rPr>
-                <w:b w:val="0"/>
-                <w:i w:val="0"/>
-                <w:sz w:val="18"/>
-              </w:rPr>
-              <w:t>NLS-AT: Chỉ dùng tư liệu từ bảo tàng, kho lưu trữ, cơ quan chính thống; ghi rõ nguồn</w:t>
+              <w:t>NLS-KT (Cơ bản 2): Chiếu phim tư liệu gốc, ảnh chụp thật về “Cách mạng tháng tám năm 1945” từ kho lưu trữ.</w:t>
             </w:r>
           </w:p>
           <w:p>
@@ -5862,33 +5524,7 @@
                 <w:i w:val="0"/>
                 <w:sz w:val="18"/>
               </w:rPr>
-              <w:t>NLS-KT (Cơ bản 2): GV chiếu phim tư liệu gốc, ảnh chụp thật về “Chiến dịch Điện Biên Phủ” từ kho lưu trữ hoặc bảo tàng số</w:t>
-            </w:r>
-          </w:p>
-          <w:p>
-            <w:pPr>
-              <w:spacing w:after="0"/>
-            </w:pPr>
-            <w:r>
-              <w:rPr>
-                <w:b w:val="0"/>
-                <w:i w:val="0"/>
-                <w:sz w:val="18"/>
-              </w:rPr>
-              <w:t>AI-NB (Cơ bản 2): GV nêu: đã có công cụ trí tuệ nhân tạo tạo ra video, ảnh giả rất giống tư liệu lịch sử</w:t>
-            </w:r>
-          </w:p>
-          <w:p>
-            <w:pPr>
-              <w:spacing w:after="0"/>
-            </w:pPr>
-            <w:r>
-              <w:rPr>
-                <w:b w:val="0"/>
-                <w:i w:val="0"/>
-                <w:sz w:val="18"/>
-              </w:rPr>
-              <w:t>NLS-AT: Chỉ dùng tư liệu từ bảo tàng, kho lưu trữ, cơ quan chính thống; ghi rõ nguồn</w:t>
+              <w:t>AI-NB (Nhận biết): Nêu: đã có công cụ trí tuệ nhân tạo tạo ra video, ảnh giả rất giống tư liệu lịch sử.</w:t>
             </w:r>
           </w:p>
           <w:p>
@@ -6133,33 +5769,7 @@
                 <w:i w:val="0"/>
                 <w:sz w:val="18"/>
               </w:rPr>
-              <w:t>NLS-KT (Cơ bản 2): GV chiếu phim tư liệu gốc, ảnh chụp thật về “Chiến dịch Hồ Chí Minh năm 1975” từ kho lưu trữ hoặc bảo tàng số</w:t>
-            </w:r>
-          </w:p>
-          <w:p>
-            <w:pPr>
-              <w:spacing w:after="0"/>
-            </w:pPr>
-            <w:r>
-              <w:rPr>
-                <w:b w:val="0"/>
-                <w:i w:val="0"/>
-                <w:sz w:val="18"/>
-              </w:rPr>
-              <w:t>AI-NB (Cơ bản 2): GV nêu: đã có công cụ trí tuệ nhân tạo tạo ra video, ảnh giả rất giống tư liệu lịch sử</w:t>
-            </w:r>
-          </w:p>
-          <w:p>
-            <w:pPr>
-              <w:spacing w:after="0"/>
-            </w:pPr>
-            <w:r>
-              <w:rPr>
-                <w:b w:val="0"/>
-                <w:i w:val="0"/>
-                <w:sz w:val="18"/>
-              </w:rPr>
-              <w:t>NLS-AT: Chỉ dùng tư liệu từ bảo tàng, kho lưu trữ, cơ quan chính thống; ghi rõ nguồn</w:t>
+              <w:t>NLS-KT (Cơ bản 2): Chiếu phim tư liệu gốc, ảnh chụp thật về “Chiến dịch Hồ Chí Minh năm 1975” từ kho lưu trữ.</w:t>
             </w:r>
           </w:p>
         </w:tc>
@@ -6390,33 +6000,7 @@
                 <w:i w:val="0"/>
                 <w:sz w:val="18"/>
               </w:rPr>
-              <w:t>NLS-KT (Cơ bản 2): GV chiếu phim tư liệu gốc, ảnh chụp thật về “Đất nước đổi mới” từ kho lưu trữ hoặc bảo tàng số</w:t>
-            </w:r>
-          </w:p>
-          <w:p>
-            <w:pPr>
-              <w:spacing w:after="0"/>
-            </w:pPr>
-            <w:r>
-              <w:rPr>
-                <w:b w:val="0"/>
-                <w:i w:val="0"/>
-                <w:sz w:val="18"/>
-              </w:rPr>
-              <w:t>AI-NB (Cơ bản 2): GV nêu: đã có công cụ trí tuệ nhân tạo tạo ra video, ảnh giả rất giống tư liệu lịch sử</w:t>
-            </w:r>
-          </w:p>
-          <w:p>
-            <w:pPr>
-              <w:spacing w:after="0"/>
-            </w:pPr>
-            <w:r>
-              <w:rPr>
-                <w:b w:val="0"/>
-                <w:i w:val="0"/>
-                <w:sz w:val="18"/>
-              </w:rPr>
-              <w:t>NLS-AT: Chỉ dùng tư liệu từ bảo tàng, kho lưu trữ, cơ quan chính thống; ghi rõ nguồn</w:t>
+              <w:t>AI-NB (Nhận biết): Nêu: đã có công cụ trí tuệ nhân tạo tạo ra video, ảnh giả rất giống tư liệu lịch sử.</w:t>
             </w:r>
           </w:p>
         </w:tc>
@@ -6660,20 +6244,7 @@
                 <w:i w:val="0"/>
                 <w:sz w:val="18"/>
               </w:rPr>
-              <w:t>NLS-KT (Cơ bản 2): GV dùng quả địa cầu số hoặc bản đồ thế giới tương tác để HS xác định vị trí và quan sát cảnh quan thật của các nước</w:t>
-            </w:r>
-          </w:p>
-          <w:p>
-            <w:pPr>
-              <w:spacing w:after="0"/>
-            </w:pPr>
-            <w:r>
-              <w:rPr>
-                <w:b w:val="0"/>
-                <w:i w:val="0"/>
-                <w:sz w:val="18"/>
-              </w:rPr>
-              <w:t>NLS-AT: Số liệu phải lấy từ nguồn chính thống và ghi rõ năm công bố</w:t>
+              <w:t>NLS-KT (Cơ bản 2): Dùng quả địa cầu số hoặc bản đồ thế giới tương tác.</w:t>
             </w:r>
           </w:p>
         </w:tc>
@@ -6905,20 +6476,7 @@
                 <w:i w:val="0"/>
                 <w:sz w:val="18"/>
               </w:rPr>
-              <w:t>NLS-KT (Cơ bản 2): GV dùng quả địa cầu số hoặc bản đồ thế giới tương tác để HS xác định vị trí và quan sát cảnh quan thật của các nước</w:t>
-            </w:r>
-          </w:p>
-          <w:p>
-            <w:pPr>
-              <w:spacing w:after="0"/>
-            </w:pPr>
-            <w:r>
-              <w:rPr>
-                <w:b w:val="0"/>
-                <w:i w:val="0"/>
-                <w:sz w:val="18"/>
-              </w:rPr>
-              <w:t>NLS-AT: Số liệu phải lấy từ nguồn chính thống và ghi rõ năm công bố</w:t>
+              <w:t>NLS-KT (Cơ bản 2): Dùng quả địa cầu số hoặc bản đồ thế giới tương tác.</w:t>
             </w:r>
           </w:p>
         </w:tc>
@@ -7162,20 +6720,7 @@
                 <w:i w:val="0"/>
                 <w:sz w:val="18"/>
               </w:rPr>
-              <w:t>NLS-KT (Cơ bản 2): GV dùng quả địa cầu số hoặc bản đồ thế giới tương tác để HS xác định vị trí và quan sát cảnh quan thật của các nước</w:t>
-            </w:r>
-          </w:p>
-          <w:p>
-            <w:pPr>
-              <w:spacing w:after="0"/>
-            </w:pPr>
-            <w:r>
-              <w:rPr>
-                <w:b w:val="0"/>
-                <w:i w:val="0"/>
-                <w:sz w:val="18"/>
-              </w:rPr>
-              <w:t>NLS-AT: Số liệu phải lấy từ nguồn chính thống và ghi rõ năm công bố</w:t>
+              <w:t>NLS-KT (Cơ bản 2): Dùng quả địa cầu số hoặc bản đồ thế giới tương tác.</w:t>
             </w:r>
           </w:p>
         </w:tc>
@@ -7406,20 +6951,7 @@
                 <w:i w:val="0"/>
                 <w:sz w:val="18"/>
               </w:rPr>
-              <w:t>NLS-KT (Cơ bản 2): GV dùng quả địa cầu số hoặc bản đồ thế giới tương tác để HS xác định vị trí và quan sát cảnh quan thật của các nước</w:t>
-            </w:r>
-          </w:p>
-          <w:p>
-            <w:pPr>
-              <w:spacing w:after="0"/>
-            </w:pPr>
-            <w:r>
-              <w:rPr>
-                <w:b w:val="0"/>
-                <w:i w:val="0"/>
-                <w:sz w:val="18"/>
-              </w:rPr>
-              <w:t>NLS-AT: Số liệu phải lấy từ nguồn chính thống và ghi rõ năm công bố</w:t>
+              <w:t>NLS-KT (Cơ bản 2): Dùng quả địa cầu số hoặc bản đồ thế giới tương tác.</w:t>
             </w:r>
           </w:p>
           <w:p>
@@ -7663,20 +7195,7 @@
                 <w:i w:val="0"/>
                 <w:sz w:val="18"/>
               </w:rPr>
-              <w:t>NLS-KT (Cơ bản 2): GV dùng quả địa cầu số hoặc bản đồ thế giới tương tác để HS xác định vị trí và quan sát cảnh quan thật của các nước</w:t>
-            </w:r>
-          </w:p>
-          <w:p>
-            <w:pPr>
-              <w:spacing w:after="0"/>
-            </w:pPr>
-            <w:r>
-              <w:rPr>
-                <w:b w:val="0"/>
-                <w:i w:val="0"/>
-                <w:sz w:val="18"/>
-              </w:rPr>
-              <w:t>NLS-AT: Số liệu phải lấy từ nguồn chính thống và ghi rõ năm công bố</w:t>
+              <w:t>NLS-KT (Cơ bản 2): Dùng quả địa cầu số hoặc bản đồ thế giới tương tác.</w:t>
             </w:r>
           </w:p>
         </w:tc>
@@ -8251,20 +7770,7 @@
                 <w:i w:val="0"/>
                 <w:sz w:val="18"/>
               </w:rPr>
-              <w:t>NLS-KT (Cơ bản 2): GV dùng quả địa cầu số hoặc bản đồ thế giới tương tác để HS xác định vị trí và quan sát cảnh quan thật của các nước</w:t>
-            </w:r>
-          </w:p>
-          <w:p>
-            <w:pPr>
-              <w:spacing w:after="0"/>
-            </w:pPr>
-            <w:r>
-              <w:rPr>
-                <w:b w:val="0"/>
-                <w:i w:val="0"/>
-                <w:sz w:val="18"/>
-              </w:rPr>
-              <w:t>NLS-AT: Số liệu phải lấy từ nguồn chính thống và ghi rõ năm công bố</w:t>
+              <w:t>NLS-KT (Cơ bản 2): Dùng quả địa cầu số hoặc bản đồ thế giới tương tác.</w:t>
             </w:r>
           </w:p>
         </w:tc>
@@ -8495,33 +8001,7 @@
                 <w:i w:val="0"/>
                 <w:sz w:val="18"/>
               </w:rPr>
-              <w:t>NLS-KT (Cơ bản 2): GV cho HS xem hiện vật, di tích liên quan “Văn minh ai cập” qua bảo tàng số hoặc ảnh 360 độ</w:t>
-            </w:r>
-          </w:p>
-          <w:p>
-            <w:pPr>
-              <w:spacing w:after="0"/>
-            </w:pPr>
-            <w:r>
-              <w:rPr>
-                <w:b w:val="0"/>
-                <w:i w:val="0"/>
-                <w:sz w:val="18"/>
-              </w:rPr>
-              <w:t>NLS-ST (Cơ bản 2): HS dùng công cụ trên máy dựng trục thời gian, sắp các sự kiện của bài theo đúng thứ tự rồi trình chiếu trước lớp.</w:t>
-            </w:r>
-          </w:p>
-          <w:p>
-            <w:pPr>
-              <w:spacing w:after="0"/>
-            </w:pPr>
-            <w:r>
-              <w:rPr>
-                <w:b w:val="0"/>
-                <w:i w:val="0"/>
-                <w:sz w:val="18"/>
-              </w:rPr>
-              <w:t>NLS-AT: Phân biệt rõ ảnh chụp hiện vật thật với hình vẽ phục dựng minh hoạ</w:t>
+              <w:t>NLS-ST (Cơ bản 2): HS dùng công cụ trên máy dựng trục thời gian, sắp các sự kiện của bài theo đúng thứ tự.</w:t>
             </w:r>
           </w:p>
         </w:tc>
@@ -8638,33 +8118,7 @@
                 <w:i w:val="0"/>
                 <w:sz w:val="18"/>
               </w:rPr>
-              <w:t>NLS-KT (Cơ bản 2): GV cho HS xem hiện vật, di tích liên quan “Văn minh hi lạp” qua bảo tàng số hoặc ảnh 360 độ</w:t>
-            </w:r>
-          </w:p>
-          <w:p>
-            <w:pPr>
-              <w:spacing w:after="0"/>
-            </w:pPr>
-            <w:r>
-              <w:rPr>
-                <w:b w:val="0"/>
-                <w:i w:val="0"/>
-                <w:sz w:val="18"/>
-              </w:rPr>
-              <w:t>NLS-ST (Cơ bản 2): HS dùng công cụ trên máy dựng trục thời gian, sắp các sự kiện của bài theo đúng thứ tự rồi trình chiếu trước lớp.</w:t>
-            </w:r>
-          </w:p>
-          <w:p>
-            <w:pPr>
-              <w:spacing w:after="0"/>
-            </w:pPr>
-            <w:r>
-              <w:rPr>
-                <w:b w:val="0"/>
-                <w:i w:val="0"/>
-                <w:sz w:val="18"/>
-              </w:rPr>
-              <w:t>NLS-AT: Phân biệt rõ ảnh chụp hiện vật thật với hình vẽ phục dựng minh hoạ</w:t>
+              <w:t>NLS-KT (Cơ bản 2): Cho HS xem hiện vật, di tích liên quan “Văn minh hi lạp” qua bảo tàng số.</w:t>
             </w:r>
           </w:p>
         </w:tc>
@@ -8796,32 +8250,6 @@
               <w:t>NLS-KT: sử dụng bản đồ số/tranh ảnh/tư liệu số; hướng dẫn HS ghi nguồn thông tin.</w:t>
             </w:r>
           </w:p>
-          <w:p>
-            <w:pPr>
-              <w:spacing w:after="0"/>
-            </w:pPr>
-            <w:r>
-              <w:rPr>
-                <w:b w:val="0"/>
-                <w:i w:val="0"/>
-                <w:sz w:val="18"/>
-              </w:rPr>
-              <w:t>NLS-KT (Cơ bản 2): GV dùng quả địa cầu số hoặc bản đồ thế giới tương tác để HS xác định vị trí và quan sát cảnh quan thật của các nước</w:t>
-            </w:r>
-          </w:p>
-          <w:p>
-            <w:pPr>
-              <w:spacing w:after="0"/>
-            </w:pPr>
-            <w:r>
-              <w:rPr>
-                <w:b w:val="0"/>
-                <w:i w:val="0"/>
-                <w:sz w:val="18"/>
-              </w:rPr>
-              <w:t>NLS-AT: Số liệu phải lấy từ nguồn chính thống và ghi rõ năm công bố</w:t>
-            </w:r>
-          </w:p>
         </w:tc>
         <w:tc>
           <w:tcPr>
@@ -9063,20 +8491,7 @@
                 <w:i w:val="0"/>
                 <w:sz w:val="18"/>
               </w:rPr>
-              <w:t>NLS-KT (Cơ bản 2): GV dùng quả địa cầu số hoặc bản đồ thế giới tương tác để HS xác định vị trí và quan sát cảnh quan thật của các nước</w:t>
-            </w:r>
-          </w:p>
-          <w:p>
-            <w:pPr>
-              <w:spacing w:after="0"/>
-            </w:pPr>
-            <w:r>
-              <w:rPr>
-                <w:b w:val="0"/>
-                <w:i w:val="0"/>
-                <w:sz w:val="18"/>
-              </w:rPr>
-              <w:t>NLS-AT: Số liệu phải lấy từ nguồn chính thống và ghi rõ năm công bố</w:t>
+              <w:t>NLS-KT (Cơ bản 2): Dùng quả địa cầu số hoặc bản đồ thế giới tương tác.</w:t>
             </w:r>
           </w:p>
         </w:tc>

--- a/assets/docs/lop5/Lich su va Dia li - Lop 5.docx
+++ b/assets/docs/lop5/Lich su va Dia li - Lop 5.docx
@@ -566,7 +566,7 @@
                 <w:i w:val="0"/>
                 <w:sz w:val="20"/>
               </w:rPr>
-              <w:t>CHỦ ĐỀ 1. ĐẤT NƯỚC VÀ CON NGƯỜI VIỆT NAM</w:t>
+              <w:t>Chủ đề 1: Đất nước và con người Việt Nam</w:t>
             </w:r>
           </w:p>
         </w:tc>
@@ -585,7 +585,7 @@
                 <w:i w:val="0"/>
                 <w:sz w:val="20"/>
               </w:rPr>
-              <w:t>Bài 1: Vị trí địa lí, lãnh thổ, đơn vị hành chính, Quốc kì, Quốc huy, Quốc ca (Tiết 1)</w:t>
+              <w:t>Bài 1. Vị trí địa lí, lãnh thổ, đơn vị hành chính, Quốc kì, Quốc huy, Quốc ca (Tiết 1)</w:t>
             </w:r>
           </w:p>
         </w:tc>
@@ -663,7 +663,7 @@
                 <w:i w:val="0"/>
                 <w:sz w:val="18"/>
               </w:rPr>
-              <w:t>NLS-KT (Cơ bản 2): Mở bản đồ số do Nhà nước Việt Nam ban hành cho bài “Vị trí địa lí, lãnh thổ, đơn vị hành chính, Quốc kì, Quốc huy, Quốc ca”.</w:t>
+              <w:t>Năng lực số 1.2 CB2a: HS nêu được vì sao chỉ tin nguồn chính thống về chủ quyền và không chia sẻ tư liệu chưa kiểm chứng.</w:t>
             </w:r>
           </w:p>
           <w:p>
@@ -752,7 +752,7 @@
                 <w:i w:val="0"/>
                 <w:sz w:val="20"/>
               </w:rPr>
-              <w:t>Bài 1: Vị trí địa lí, lãnh thổ, đơn vị hành chính, Quốc kì, Quốc huy, Quốc ca (Tiết 2)</w:t>
+              <w:t>Bài 1. Vị trí địa lí, lãnh thổ, đơn vị hành chính, Quốc kì, Quốc huy, Quốc ca (Tiết 2)</w:t>
             </w:r>
           </w:p>
         </w:tc>
@@ -785,6 +785,19 @@
               <w:spacing w:after="0"/>
             </w:pPr>
             <w:r/>
+            <w:r>
+              <w:rPr>
+                <w:b w:val="0"/>
+                <w:i w:val="0"/>
+                <w:sz w:val="18"/>
+              </w:rPr>
+              <w:t>Năng lực số 1.2 CB2a: HS nêu được vì sao chỉ tin nguồn chính thống về chủ quyền và không chia sẻ tư liệu chưa kiểm chứng</w:t>
+            </w:r>
+          </w:p>
+          <w:p>
+            <w:pPr>
+              <w:spacing w:after="0"/>
+            </w:pPr>
             <w:r>
               <w:rPr>
                 <w:b w:val="0"/>
@@ -863,7 +876,7 @@
                 <w:i w:val="0"/>
                 <w:sz w:val="20"/>
               </w:rPr>
-              <w:t>CHỦ ĐỀ 1. ĐẤT NƯỚC VÀ CON NGƯỜI VIỆT NAM</w:t>
+              <w:t>Chủ đề 1: Đất nước và con người Việt Nam</w:t>
             </w:r>
           </w:p>
         </w:tc>
@@ -882,7 +895,7 @@
                 <w:i w:val="0"/>
                 <w:sz w:val="20"/>
               </w:rPr>
-              <w:t>Bài 2: Thiên nhiên Việt Nam (Tiết 1)</w:t>
+              <w:t>Bài 2. Thiên nhiên Việt Nam (Tiết 1)</w:t>
             </w:r>
           </w:p>
         </w:tc>
@@ -921,7 +934,7 @@
                 <w:i w:val="0"/>
                 <w:sz w:val="18"/>
               </w:rPr>
-              <w:t>Hình 2: Giàn khoan dầu khí ở mỏ Bạch Hổ (TPHCM); Hình 3: Rau vụ đông ở tỉnh Hưng Yên; Hồ Ba Bể (Thái Nguyên); Hình 7: Vườn vải thiều ở vùng đồi núi phía Bắc (Bắc Ninh)</w:t>
+              <w:t>- Hình 2: Giàn khoan dầu khí ở mỏ Bạch Hổ (TPHCM); Hình 3: Rau vụ đông ở tỉnh Hưng Yên; Hồ Ba Bể (Thái Nguyên); Hình 7: Vườn vải thiều ở vùng đồi núi phía Bắc (Bắc Ninh)</w:t>
             </w:r>
           </w:p>
           <w:p>
@@ -934,7 +947,7 @@
                 <w:i w:val="0"/>
                 <w:sz w:val="18"/>
               </w:rPr>
-              <w:t>AI-NB (Nhận biết): Nhờ công cụ trí tuệ nhân tạo viết vài câu mô tả địa hình, khoáng sản của một vùng, ví dụ Tây.</w:t>
+              <w:t>NLS: Năng lực số 1.1 CB2c: HS thao tác các lớp bản đồ số</w:t>
             </w:r>
           </w:p>
         </w:tc>
@@ -1010,7 +1023,7 @@
                 <w:i w:val="0"/>
                 <w:sz w:val="20"/>
               </w:rPr>
-              <w:t>Bài 2: Thiên nhiên Việt Nam (Tiết 2)</w:t>
+              <w:t>Bài 2. Thiên nhiên Việt Nam (Tiết 2)</w:t>
             </w:r>
           </w:p>
         </w:tc>
@@ -1049,6 +1062,7 @@
                 <w:i w:val="0"/>
                 <w:sz w:val="18"/>
               </w:rPr>
+              <w:t>NLS: Năng lực số 1.1 CB2c: HS thao tác các lớp bản đồ số</w:t>
             </w:r>
           </w:p>
         </w:tc>
@@ -1107,7 +1121,7 @@
                 <w:i w:val="0"/>
                 <w:sz w:val="20"/>
               </w:rPr>
-              <w:t>CHỦ ĐỀ 1. ĐẤT NƯỚC VÀ CON NGƯỜI VIỆT NAM</w:t>
+              <w:t>Chủ đề 1: Đất nước và con người Việt Nam</w:t>
             </w:r>
           </w:p>
         </w:tc>
@@ -1126,7 +1140,7 @@
                 <w:i w:val="0"/>
                 <w:sz w:val="20"/>
               </w:rPr>
-              <w:t>Bài 2: Thiên nhiên Việt Nam (Tiết 3)</w:t>
+              <w:t>Bài 2. Thiên nhiên Việt Nam (Tiết 3)</w:t>
             </w:r>
           </w:p>
         </w:tc>
@@ -1240,7 +1254,7 @@
                 <w:i w:val="0"/>
                 <w:sz w:val="20"/>
               </w:rPr>
-              <w:t>Bài 2: Thiên nhiên Việt Nam (Tiết 4)</w:t>
+              <w:t>Bài 2. Thiên nhiên Việt Nam (Tiết 4)</w:t>
             </w:r>
           </w:p>
         </w:tc>
@@ -1337,7 +1351,7 @@
                 <w:i w:val="0"/>
                 <w:sz w:val="20"/>
               </w:rPr>
-              <w:t>CHỦ ĐỀ 1. ĐẤT NƯỚC VÀ CON NGƯỜI VIỆT NAM</w:t>
+              <w:t>Chủ đề 1: Đất nước và con người Việt Nam</w:t>
             </w:r>
           </w:p>
         </w:tc>
@@ -1356,7 +1370,7 @@
                 <w:i w:val="0"/>
                 <w:sz w:val="20"/>
               </w:rPr>
-              <w:t>Bài 3: Biển, đảo Việt Nam (Tiết 1)</w:t>
+              <w:t>Bài 3. Biển, đảo Việt Nam (Tiết 1)</w:t>
             </w:r>
           </w:p>
         </w:tc>
@@ -1395,7 +1409,7 @@
                 <w:i w:val="0"/>
                 <w:sz w:val="18"/>
               </w:rPr>
-              <w:t>Cập nhật tên các tỉnh, thành phố ven biển là: Quảng Ninh, Hải Phòng, Hưng Yên, Ninh Bình, Thanh Hóa, Nghệ An, Hà Tĩnh, Quảng Trị, Huế, Đà Nẵng, Quảng Ngãi, Gia Lai, Đắk Lắk, Khánh Hòa, Lâm Đồng, Thành phố HCM, Đồng Tháp, Vĩnh Long, Cần Thơ, An Giang, Cà Mau; SGK tr.5 — sửa thành: "Vùng biển nước ta bao gồm một phần Biển Đông, Vịnh Bắc Bộ, Vịnh Thái Lan, tiếp giáp với vùng biển của nhiều quốc gia."; SGK tr.17 — sửa thành: "Thế kỉ XVII, các chúa Nguyễn… đồng thời thực thi chủ quyền đối với quần đảo Hoàng Sa và quần đảo Trường Sa một cách liên tục, lâu dài và hiệu quả."; SGK tr.18 — bổ sung: "Từ năm 1954 đến năm 1975, chính quyền Sài Gòn tiếp tục quản lí, thực thi chủ quyền đối với hai quần đảo như: cử quân đồn trú, dựng bia chủ quyền và ban hành các sắc lệnh hành chính sáp nhập quần đảo Hoàng Sa vào tỉnh Quảng Nam (nay thuộc thành phố Đà Nẵng) và quần đảo Trường Sa vào tỉnh Phước Tuy (nay thuộc Thành phố Hồ Chí Minh)."</w:t>
+              <w:t>Cập nhật tên các tỉnh, thành phố ven biển là: Quảng Ninh, Hải Phòng, Hưng Yên, Ninh Bình, Thanh Hóa, Nghệ An, Hà Tĩnh, Quảng Trị, Huế, Đà Nẵng, Quảng Ngãi, Gia Lai, Đắk Lắk, Khánh Hòa, Lâm Đồng, Thành phố HCM, Đồng Tháp, Vĩnh Long, Cần Thơ, An Giang, Cà Mau; Năng lực số 1.2 CB2a: HS nêu được vì sao chỉ tin nguồn chính thống về chủ quyền và không chia sẻ tư liệu chưa kiểm chứng; SGK tr.5 — sửa thành: "Vùng biển nước ta bao gồm một phần Biển Đông, Vịnh Bắc Bộ, Vịnh Thái Lan, tiếp giáp với vùng biển của nhiều quốc gia."; SGK tr.17 — sửa thành: "Thế kỉ XVII, các chúa Nguyễn… đồng thời thực thi chủ quyền đối với quần đảo Hoàng Sa và quần đảo Trường Sa một cách liên tục, lâu dài và hiệu quả."; SGK tr.18 — bổ sung: "Từ năm 1954 đến năm 1975, chính quyền Sài Gòn tiếp tục quản lí, thực thi chủ quyền đối với hai quần đảo như: cử quân đồn trú, dựng bia chủ quyền và ban hành các sắc lệnh hành chính sáp nhập quần đảo Hoàng Sa vào tỉnh Quảng Nam (nay thuộc thành phố Đà Nẵng) và quần đảo Trường Sa vào tỉnh Phước Tuy (nay thuộc Thành phố Hồ Chí Minh)."</w:t>
             </w:r>
           </w:p>
           <w:p>
@@ -1409,19 +1423,6 @@
                 <w:sz w:val="18"/>
               </w:rPr>
               <w:t>QPAN: GDQP</w:t>
-            </w:r>
-          </w:p>
-          <w:p>
-            <w:pPr>
-              <w:spacing w:after="0"/>
-            </w:pPr>
-            <w:r>
-              <w:rPr>
-                <w:b w:val="0"/>
-                <w:i w:val="0"/>
-                <w:sz w:val="18"/>
-              </w:rPr>
-              <w:t>NLS-KT (Cơ bản 2): Dùng bản đồ số để HS xác định vị trí, giới hạn lãnh thổ và các quần đảo trong bài “Biển, đảo Việt Nam”.</w:t>
             </w:r>
           </w:p>
           <w:p>
@@ -1510,7 +1511,7 @@
                 <w:i w:val="0"/>
                 <w:sz w:val="20"/>
               </w:rPr>
-              <w:t>Bài 3: Biển, đảo Việt Nam (Tiết 2)</w:t>
+              <w:t>Bài 3. Biển, đảo Việt Nam (Tiết 2)</w:t>
             </w:r>
           </w:p>
         </w:tc>
@@ -1549,7 +1550,7 @@
                 <w:i w:val="0"/>
                 <w:sz w:val="18"/>
               </w:rPr>
-              <w:t>- Côn Sơn (TPHCM); Phú Quốc (An Giang); Hình 4 trang 17: Một góc đảo Phú Quốc (An Giang)</w:t>
+              <w:t>- Côn Sơn (TPHCM); Phú Quốc (An Giang); Hình 4 trang 17: Một góc đảo Phú Quốc (An Giang); Năng lực số 1.2 CB2a: HS nêu được vì sao chỉ tin nguồn chính thống về chủ quyền và không chia sẻ tư liệu chưa kiểm chứng</w:t>
             </w:r>
           </w:p>
         </w:tc>
@@ -1608,7 +1609,7 @@
                 <w:i w:val="0"/>
                 <w:sz w:val="20"/>
               </w:rPr>
-              <w:t>CHỦ ĐỀ 1. ĐẤT NƯỚC VÀ CON NGƯỜI VIỆT NAM</w:t>
+              <w:t>Chủ đề 1: Đất nước và con người Việt Nam</w:t>
             </w:r>
           </w:p>
         </w:tc>
@@ -1627,7 +1628,7 @@
                 <w:i w:val="0"/>
                 <w:sz w:val="20"/>
               </w:rPr>
-              <w:t>Bài 4: Dân cư và dân tộc ở Việt Nam (Tiết 1)</w:t>
+              <w:t>Bài 4. Dân cư và dân tộc ở Việt Nam (Tiết 1)</w:t>
             </w:r>
           </w:p>
         </w:tc>
@@ -1679,7 +1680,7 @@
                 <w:i w:val="0"/>
                 <w:sz w:val="18"/>
               </w:rPr>
-              <w:t>AI-NB (Nhận biết): Nhờ công cụ trí tuệ nhân tạo mô tả đặc điểm một vùng miền, cho HS đối chiếu.</w:t>
+              <w:t>NLS: Năng lực số 1.1 CB2c: HS thao tác các lớp bản đồ số</w:t>
             </w:r>
           </w:p>
           <w:p>
@@ -1768,7 +1769,7 @@
                 <w:i w:val="0"/>
                 <w:sz w:val="20"/>
               </w:rPr>
-              <w:t>Bài 4: Dân cư và dân tộc ở Việt Nam (Tiết 2)</w:t>
+              <w:t>Bài 4. Dân cư và dân tộc ở Việt Nam (Tiết 2)</w:t>
             </w:r>
           </w:p>
         </w:tc>
@@ -1808,6 +1809,19 @@
                 <w:sz w:val="18"/>
               </w:rPr>
               <w:t>GDĐP: GD địa phương</w:t>
+            </w:r>
+          </w:p>
+          <w:p>
+            <w:pPr>
+              <w:spacing w:after="0"/>
+            </w:pPr>
+            <w:r>
+              <w:rPr>
+                <w:b w:val="0"/>
+                <w:i w:val="0"/>
+                <w:sz w:val="18"/>
+              </w:rPr>
+              <w:t>NLS: Năng lực số 1.1 CB2c: HS thao tác các lớp bản đồ số</w:t>
             </w:r>
           </w:p>
         </w:tc>
@@ -1866,7 +1880,7 @@
                 <w:i w:val="0"/>
                 <w:sz w:val="20"/>
               </w:rPr>
-              <w:t>CHỦ ĐỀ 1. ĐẤT NƯỚC VÀ CON NGƯỜI VIỆT NAM</w:t>
+              <w:t>Chủ đề 1: Đất nước và con người Việt Nam</w:t>
             </w:r>
           </w:p>
         </w:tc>
@@ -1885,7 +1899,7 @@
                 <w:i w:val="0"/>
                 <w:sz w:val="20"/>
               </w:rPr>
-              <w:t>Bài 4: Dân cư và dân tộc ở Việt Nam (Tiết 3)</w:t>
+              <w:t>Bài 4. Dân cư và dân tộc ở Việt Nam (Tiết 3)</w:t>
             </w:r>
           </w:p>
         </w:tc>
@@ -1982,7 +1996,7 @@
                 <w:i w:val="0"/>
                 <w:sz w:val="20"/>
               </w:rPr>
-              <w:t>CHỦ ĐỀ 2. NHỮNG QUỐC GIA ĐẦU TIÊN TRÊN LÃNH THỔ VIỆT NAM .</w:t>
+              <w:t>Chủ đề 2: Những quốc gia đầu tiên trên lãnh thổ Việt Nam</w:t>
             </w:r>
           </w:p>
         </w:tc>
@@ -2001,7 +2015,7 @@
                 <w:i w:val="0"/>
                 <w:sz w:val="20"/>
               </w:rPr>
-              <w:t>Bài 5: Nhà nước Văn Lang, Nhà nước Âu Lạc (Tiết 1)</w:t>
+              <w:t>Bài 5. Nhà nước Văn Lang, Nhà nước Âu Lạc (Tiết 1)</w:t>
             </w:r>
           </w:p>
         </w:tc>
@@ -2034,6 +2048,19 @@
               <w:spacing w:after="0"/>
             </w:pPr>
             <w:r/>
+            <w:r>
+              <w:rPr>
+                <w:b w:val="0"/>
+                <w:i w:val="0"/>
+                <w:sz w:val="18"/>
+              </w:rPr>
+              <w:t>NLS: Năng lực số 1.1 CB2c: HS tham quan bảo tàng số, quan sát hiện vật ở nhiều góc</w:t>
+            </w:r>
+          </w:p>
+          <w:p>
+            <w:pPr>
+              <w:spacing w:after="0"/>
+            </w:pPr>
             <w:r>
               <w:rPr>
                 <w:b w:val="0"/>
@@ -2099,7 +2126,7 @@
                 <w:i w:val="0"/>
                 <w:sz w:val="20"/>
               </w:rPr>
-              <w:t>CHỦ ĐỀ 2. NHỮNG QUỐC GIA ĐẦU TIÊN TRÊN LÃNH THỔ VIỆT NAM .</w:t>
+              <w:t>Chủ đề 2: Những quốc gia đầu tiên trên lãnh thổ Việt Nam</w:t>
             </w:r>
           </w:p>
         </w:tc>
@@ -2118,7 +2145,7 @@
                 <w:i w:val="0"/>
                 <w:sz w:val="20"/>
               </w:rPr>
-              <w:t>Bài 5: Nhà nước Văn Lang, Nhà nước Âu Lạc (Tiết 2)</w:t>
+              <w:t>Bài 5. Nhà nước Văn Lang, Nhà nước Âu Lạc (Tiết 2)</w:t>
             </w:r>
           </w:p>
         </w:tc>
@@ -2157,7 +2184,7 @@
                 <w:i w:val="0"/>
                 <w:sz w:val="18"/>
               </w:rPr>
-              <w:t>NLS-KT (Cơ bản 2): Cho HS xem hiện vật, di tích liên quan “Nhà nước văn lang, nhà nước âu lạc” qua bảo tàng số.</w:t>
+              <w:t>NLS: Năng lực số 1.1 CB2c: HS tham quan bảo tàng số, quan sát hiện vật ở nhiều góc</w:t>
             </w:r>
           </w:p>
         </w:tc>
@@ -2233,7 +2260,7 @@
                 <w:i w:val="0"/>
                 <w:sz w:val="20"/>
               </w:rPr>
-              <w:t>Bài 5: Nhà nước Văn Lang, Nhà nước Âu Lạc (Tiết 3)</w:t>
+              <w:t>Bài 5. Nhà nước Văn Lang, Nhà nước Âu Lạc (Tiết 3)</w:t>
             </w:r>
           </w:p>
         </w:tc>
@@ -2330,7 +2357,7 @@
                 <w:i w:val="0"/>
                 <w:sz w:val="20"/>
               </w:rPr>
-              <w:t>CHỦ ĐỀ 2. NHỮNG QUỐC GIA ĐẦU TIÊN TRÊN LÃNH THỔ VIỆT NAM .</w:t>
+              <w:t>Chủ đề 2: Những quốc gia đầu tiên trên lãnh thổ Việt Nam</w:t>
             </w:r>
           </w:p>
         </w:tc>
@@ -2349,7 +2376,7 @@
                 <w:i w:val="0"/>
                 <w:sz w:val="20"/>
               </w:rPr>
-              <w:t>Bài 6: Vương quốc Phù Nam</w:t>
+              <w:t>Bài 6. Vương quốc Phù Nam</w:t>
             </w:r>
           </w:p>
         </w:tc>
@@ -2389,6 +2416,19 @@
                 <w:sz w:val="18"/>
               </w:rPr>
               <w:t>+Hình 1 nhắc đến tỉnh An Giang. *Cập nhật tỉnh mới theo bản đồ hành chính mới; Hình 3 trang 30: Dấu tích cọc gỗ nhà sàn của cư dân Phù Nam ở di tích Nền Chùa (An Giang); Hình 7 trang 31: Tượng phật Bình Hòa (Tây Ninh)</w:t>
+            </w:r>
+          </w:p>
+          <w:p>
+            <w:pPr>
+              <w:spacing w:after="0"/>
+            </w:pPr>
+            <w:r>
+              <w:rPr>
+                <w:b w:val="0"/>
+                <w:i w:val="0"/>
+                <w:sz w:val="18"/>
+              </w:rPr>
+              <w:t>NLS: Năng lực số 1.1 CB2c: HS tham quan bảo tàng số, quan sát hiện vật ở nhiều góc</w:t>
             </w:r>
           </w:p>
         </w:tc>
@@ -2464,7 +2504,7 @@
                 <w:i w:val="0"/>
                 <w:sz w:val="20"/>
               </w:rPr>
-              <w:t>Bài 7: Vương quốc Chăm-pa (Tiết 1)</w:t>
+              <w:t>Bài 7. Vương quốc Chăm-pa (Tiết 1)</w:t>
             </w:r>
           </w:p>
         </w:tc>
@@ -2516,7 +2556,7 @@
                 <w:i w:val="0"/>
                 <w:sz w:val="18"/>
               </w:rPr>
-              <w:t>NLS-ST (Cơ bản 2): HS dùng công cụ trên máy dựng trục thời gian, sắp các sự kiện của bài theo đúng thứ tự.</w:t>
+              <w:t>NLS: Năng lực số 1.1 CB2c: HS tham quan bảo tàng số, quan sát hiện vật ở nhiều góc</w:t>
             </w:r>
           </w:p>
         </w:tc>
@@ -2575,7 +2615,7 @@
                 <w:i w:val="0"/>
                 <w:sz w:val="20"/>
               </w:rPr>
-              <w:t>CHỦ ĐỀ 2. NHỮNG QUỐC GIA ĐẦU TIÊN TRÊN LÃNH THỔ VIỆT NAM .</w:t>
+              <w:t>Chủ đề 2: Những quốc gia đầu tiên trên lãnh thổ Việt Nam</w:t>
             </w:r>
           </w:p>
         </w:tc>
@@ -2594,7 +2634,7 @@
                 <w:i w:val="0"/>
                 <w:sz w:val="20"/>
               </w:rPr>
-              <w:t>Bài 7: Vương quốc Chăm-pa (Tiết 2)</w:t>
+              <w:t>Bài 7. Vương quốc Chăm-pa (Tiết 2)</w:t>
             </w:r>
           </w:p>
         </w:tc>
@@ -2633,7 +2673,7 @@
                 <w:i w:val="0"/>
                 <w:sz w:val="18"/>
               </w:rPr>
-              <w:t>NLS-KT (Cơ bản 2): Cho HS xem hiện vật, di tích liên quan “Vương quốc chăm-pa” qua bảo tàng số.</w:t>
+              <w:t>NLS: Năng lực số 1.1 CB2c: HS tham quan bảo tàng số, quan sát hiện vật ở nhiều góc</w:t>
             </w:r>
           </w:p>
         </w:tc>
@@ -2691,7 +2731,7 @@
                 <w:i w:val="0"/>
                 <w:sz w:val="20"/>
               </w:rPr>
-              <w:t>CHỦ ĐỀ 3. XÂY DỰNG VÀ BẢO VỆ ĐẤT NƯỚC VIỆT NAM</w:t>
+              <w:t>Ôn tập, kiểm tra, đánh giá</w:t>
             </w:r>
           </w:p>
         </w:tc>
@@ -2710,7 +2750,7 @@
                 <w:i w:val="0"/>
                 <w:sz w:val="20"/>
               </w:rPr>
-              <w:t>Bài 8: Đấu tranh giành độc lập thời kì Bắc thuộc (Tiết 1)</w:t>
+              <w:t>Kiểm tra định kì giữa học kì I</w:t>
             </w:r>
           </w:p>
         </w:tc>
@@ -2730,7 +2770,7 @@
                 <w:i w:val="0"/>
                 <w:sz w:val="20"/>
               </w:rPr>
-              <w:t>Tiết 18 (2 tiết)</w:t>
+              <w:t>Tiết 18 (1 tiết)</w:t>
             </w:r>
           </w:p>
         </w:tc>
@@ -2749,7 +2789,6 @@
                 <w:i w:val="0"/>
                 <w:sz w:val="18"/>
               </w:rPr>
-              <w:t>KNS: KN ứng phó với thiên tai thường gặp ở địa phương.</w:t>
             </w:r>
           </w:p>
         </w:tc>
@@ -2808,7 +2847,7 @@
                 <w:i w:val="0"/>
                 <w:sz w:val="20"/>
               </w:rPr>
-              <w:t>CHỦ ĐỀ 3. XÂY DỰNG VÀ BẢO VỆ ĐẤT NƯỚC VIỆT NAM</w:t>
+              <w:t>Chủ đề 3: Xây dựng và bảo vệ đất nước Việt Nam</w:t>
             </w:r>
           </w:p>
         </w:tc>
@@ -2827,7 +2866,7 @@
                 <w:i w:val="0"/>
                 <w:sz w:val="20"/>
               </w:rPr>
-              <w:t>Bài 8: Đấu tranh giành độc lập thời kì Bắc thuộc (Tiết 2)</w:t>
+              <w:t>Bài 8. Đấu tranh giành độc lập thời kì Bắc thuộc (Tiết 1)</w:t>
             </w:r>
           </w:p>
         </w:tc>
@@ -2847,7 +2886,7 @@
                 <w:i w:val="0"/>
                 <w:sz w:val="20"/>
               </w:rPr>
-              <w:t>Tiết 19</w:t>
+              <w:t>Tiết 19 (2 tiết)</w:t>
             </w:r>
           </w:p>
         </w:tc>
@@ -2866,7 +2905,20 @@
                 <w:i w:val="0"/>
                 <w:sz w:val="18"/>
               </w:rPr>
-              <w:t>NLS-ST (Cơ bản 2): HS dùng công cụ trên máy dựng trục thời gian, sắp các sự kiện của bài theo đúng thứ tự.</w:t>
+              <w:t>NLS: Năng lực số 1.1 CB2c: HS tham quan bảo tàng số, quan sát hiện vật ở nhiều góc</w:t>
+            </w:r>
+          </w:p>
+          <w:p>
+            <w:pPr>
+              <w:spacing w:after="0"/>
+            </w:pPr>
+            <w:r>
+              <w:rPr>
+                <w:b w:val="0"/>
+                <w:i w:val="0"/>
+                <w:sz w:val="18"/>
+              </w:rPr>
+              <w:t>KNS: KN ứng phó với thiên tai thường gặp ở địa phương.</w:t>
             </w:r>
           </w:p>
         </w:tc>
@@ -2942,7 +2994,7 @@
                 <w:i w:val="0"/>
                 <w:sz w:val="20"/>
               </w:rPr>
-              <w:t>Bài 9: Triều Lý và việc định đô ở Thăng Long (Tiết 1)</w:t>
+              <w:t>Bài 8. Đấu tranh giành độc lập thời kì Bắc thuộc (Tiết 2)</w:t>
             </w:r>
           </w:p>
         </w:tc>
@@ -2962,7 +3014,7 @@
                 <w:i w:val="0"/>
                 <w:sz w:val="20"/>
               </w:rPr>
-              <w:t>Tiết 20 (3 tiết)</w:t>
+              <w:t>Tiết 20</w:t>
             </w:r>
           </w:p>
         </w:tc>
@@ -2981,7 +3033,7 @@
                 <w:i w:val="0"/>
                 <w:sz w:val="18"/>
               </w:rPr>
-              <w:t>QPAN: Giáo dục truyền thống dựng nước và giữ nước, tinh thần chống giặc ngoại xâm của dân tộc; bồi dưỡng niềm tự hào dân tộc và lòng biết ơn các anh hùng, liệt sĩ đã hi sinh bảo vệ Tổ quốc.</w:t>
+              <w:t>NLS: Năng lực số 1.1 CB2c: HS tham quan bảo tàng số, quan sát hiện vật ở nhiều góc</w:t>
             </w:r>
           </w:p>
         </w:tc>
@@ -3040,7 +3092,7 @@
                 <w:i w:val="0"/>
                 <w:sz w:val="20"/>
               </w:rPr>
-              <w:t>CHỦ ĐỀ 3. XÂY DỰNG VÀ BẢO VỆ ĐẤT NƯỚC VIỆT NAM</w:t>
+              <w:t>Chủ đề 3: Xây dựng và bảo vệ đất nước Việt Nam</w:t>
             </w:r>
           </w:p>
         </w:tc>
@@ -3059,7 +3111,7 @@
                 <w:i w:val="0"/>
                 <w:sz w:val="20"/>
               </w:rPr>
-              <w:t>Bài 9: Triều Lý và việc định đô ở Thăng Long (Tiết 2)</w:t>
+              <w:t>Bài 9. Triều Lý và việc định đô ở Thăng Long (Tiết 1)</w:t>
             </w:r>
           </w:p>
         </w:tc>
@@ -3079,7 +3131,7 @@
                 <w:i w:val="0"/>
                 <w:sz w:val="20"/>
               </w:rPr>
-              <w:t>Tiết 21</w:t>
+              <w:t>Tiết 21 (3 tiết)</w:t>
             </w:r>
           </w:p>
         </w:tc>
@@ -3098,6 +3150,20 @@
                 <w:i w:val="0"/>
                 <w:sz w:val="18"/>
               </w:rPr>
+              <w:t>NLS: Năng lực số 1.1 CB2c: HS tham quan bảo tàng số, quan sát hiện vật ở nhiều góc</w:t>
+            </w:r>
+          </w:p>
+          <w:p>
+            <w:pPr>
+              <w:spacing w:after="0"/>
+            </w:pPr>
+            <w:r>
+              <w:rPr>
+                <w:b w:val="0"/>
+                <w:i w:val="0"/>
+                <w:sz w:val="18"/>
+              </w:rPr>
+              <w:t>QPAN: Giáo dục truyền thống dựng nước và giữ nước, tinh thần chống giặc ngoại xâm của dân tộc; bồi dưỡng niềm tự hào dân tộc và lòng biết ơn các anh hùng, liệt sĩ đã hi sinh bảo vệ Tổ quốc.</w:t>
             </w:r>
           </w:p>
         </w:tc>
@@ -3173,7 +3239,7 @@
                 <w:i w:val="0"/>
                 <w:sz w:val="20"/>
               </w:rPr>
-              <w:t>Bài 9: Triều Lý và việc định đô ở Thăng Long (Tiết 3)</w:t>
+              <w:t>Bài 9. Triều Lý và việc định đô ở Thăng Long (Tiết 2)</w:t>
             </w:r>
           </w:p>
         </w:tc>
@@ -3212,7 +3278,7 @@
                 <w:i w:val="0"/>
                 <w:sz w:val="18"/>
               </w:rPr>
-              <w:t>NLS-KT (Cơ bản 2): Cho HS xem hiện vật, di tích liên quan “Triều lý và việc định đô ở thăng long” qua bảo tàng số.</w:t>
+              <w:t>NLS: Năng lực số 1.1 CB2c: HS tham quan bảo tàng số, quan sát hiện vật ở nhiều góc</w:t>
             </w:r>
           </w:p>
         </w:tc>
@@ -3271,7 +3337,7 @@
                 <w:i w:val="0"/>
                 <w:sz w:val="20"/>
               </w:rPr>
-              <w:t>CHỦ ĐỀ 3. XÂY DỰNG VÀ BẢO VỆ ĐẤT NƯỚC VIỆT NAM</w:t>
+              <w:t>Chủ đề 3: Xây dựng và bảo vệ đất nước Việt Nam</w:t>
             </w:r>
           </w:p>
         </w:tc>
@@ -3290,7 +3356,7 @@
                 <w:i w:val="0"/>
                 <w:sz w:val="20"/>
               </w:rPr>
-              <w:t>Bài 10: Triều Trần xây dựng đất nước và kháng chiến chống quân Mông – Nguyên xâm lược (Tiết 1)</w:t>
+              <w:t>Bài 9. Triều Lý và việc định đô ở Thăng Long (Tiết 3)</w:t>
             </w:r>
           </w:p>
         </w:tc>
@@ -3310,7 +3376,7 @@
                 <w:i w:val="0"/>
                 <w:sz w:val="20"/>
               </w:rPr>
-              <w:t>Tiết 23 (4 tiết)</w:t>
+              <w:t>Tiết 23</w:t>
             </w:r>
           </w:p>
         </w:tc>
@@ -3329,20 +3395,7 @@
                 <w:i w:val="0"/>
                 <w:sz w:val="18"/>
               </w:rPr>
-              <w:t>Nội dung 1, câu chuyện lịch sử: địa điểm Ninh Bình; Trang 46, câu chuyện lịch sử: Địa điểm Chí Linh (Hải Phòng)</w:t>
-            </w:r>
-          </w:p>
-          <w:p>
-            <w:pPr>
-              <w:spacing w:after="0"/>
-            </w:pPr>
-            <w:r>
-              <w:rPr>
-                <w:b w:val="0"/>
-                <w:i w:val="0"/>
-                <w:sz w:val="18"/>
-              </w:rPr>
-              <w:t>QPAN: Giáo dục truyền thống dựng nước và giữ nước, tinh thần chống giặc ngoại xâm của dân tộc; bồi dưỡng niềm tự hào dân tộc và lòng biết ơn các anh hùng, liệt sĩ đã hi sinh bảo vệ Tổ quốc.</w:t>
+              <w:t>NLS-KT (Cơ bản 2): Cho HS xem hiện vật, di tích liên quan “Triều lý và việc định đô ở thăng long” qua bảo tàng số.</w:t>
             </w:r>
           </w:p>
         </w:tc>
@@ -3418,7 +3471,7 @@
                 <w:i w:val="0"/>
                 <w:sz w:val="20"/>
               </w:rPr>
-              <w:t>Bài 10: Triều Trần xây dựng đất nước và kháng chiến chống quân Mông – Nguyên xâm lược (Tiết 2)</w:t>
+              <w:t>Bài 10. Triều Trần xây dựng đất nước và kháng chiến chống quân Mông – Nguyên xâm lược (Tiết 1)</w:t>
             </w:r>
           </w:p>
         </w:tc>
@@ -3438,7 +3491,7 @@
                 <w:i w:val="0"/>
                 <w:sz w:val="20"/>
               </w:rPr>
-              <w:t>Tiết 24</w:t>
+              <w:t>Tiết 24 (4 tiết)</w:t>
             </w:r>
           </w:p>
         </w:tc>
@@ -3457,6 +3510,33 @@
                 <w:i w:val="0"/>
                 <w:sz w:val="18"/>
               </w:rPr>
+              <w:t>Nội dung 1, câu chuyện lịch sử: địa điểm Ninh Bình; Trang 46, câu chuyện lịch sử: Địa điểm Chí Linh (Hải Phòng)</w:t>
+            </w:r>
+          </w:p>
+          <w:p>
+            <w:pPr>
+              <w:spacing w:after="0"/>
+            </w:pPr>
+            <w:r>
+              <w:rPr>
+                <w:b w:val="0"/>
+                <w:i w:val="0"/>
+                <w:sz w:val="18"/>
+              </w:rPr>
+              <w:t>NLS: Năng lực số 1.1 CB2c: HS tham quan bảo tàng số, quan sát hiện vật ở nhiều góc</w:t>
+            </w:r>
+          </w:p>
+          <w:p>
+            <w:pPr>
+              <w:spacing w:after="0"/>
+            </w:pPr>
+            <w:r>
+              <w:rPr>
+                <w:b w:val="0"/>
+                <w:i w:val="0"/>
+                <w:sz w:val="18"/>
+              </w:rPr>
+              <w:t>QPAN: Giáo dục truyền thống dựng nước và giữ nước, tinh thần chống giặc ngoại xâm của dân tộc; bồi dưỡng niềm tự hào dân tộc và lòng biết ơn các anh hùng, liệt sĩ đã hi sinh bảo vệ Tổ quốc.</w:t>
             </w:r>
           </w:p>
         </w:tc>
@@ -3515,7 +3595,7 @@
                 <w:i w:val="0"/>
                 <w:sz w:val="20"/>
               </w:rPr>
-              <w:t>CHỦ ĐỀ 3. XÂY DỰNG VÀ BẢO VỆ ĐẤT NƯỚC VIỆT NAM</w:t>
+              <w:t>Chủ đề 3: Xây dựng và bảo vệ đất nước Việt Nam</w:t>
             </w:r>
           </w:p>
         </w:tc>
@@ -3534,7 +3614,7 @@
                 <w:i w:val="0"/>
                 <w:sz w:val="20"/>
               </w:rPr>
-              <w:t>Bài 10: Triều Trần xây dựng đất nước và kháng chiến chống quân Mông – Nguyên xâm lược (Tiết 3)</w:t>
+              <w:t>Bài 10. Triều Trần xây dựng đất nước và kháng chiến chống quân Mông – Nguyên xâm lược (Tiết 2)</w:t>
             </w:r>
           </w:p>
         </w:tc>
@@ -3573,7 +3653,7 @@
                 <w:i w:val="0"/>
                 <w:sz w:val="18"/>
               </w:rPr>
-              <w:t>NLS-ST (Cơ bản 2): HS dùng công cụ trên máy dựng trục thời gian, sắp các sự kiện của bài theo đúng thứ tự.</w:t>
+              <w:t>NLS: Năng lực số 1.1 CB2c: HS tham quan bảo tàng số, quan sát hiện vật ở nhiều góc</w:t>
             </w:r>
           </w:p>
         </w:tc>
@@ -3649,7 +3729,7 @@
                 <w:i w:val="0"/>
                 <w:sz w:val="20"/>
               </w:rPr>
-              <w:t>Bài 10: Triều Trần xây dựng đất nước và kháng chiến chống quân Mông – Nguyên xâm lược (Tiết 4)</w:t>
+              <w:t>Bài 10. Triều Trần xây dựng đất nước và kháng chiến chống quân Mông – Nguyên xâm lược (Tiết 3)</w:t>
             </w:r>
           </w:p>
         </w:tc>
@@ -3688,6 +3768,7 @@
                 <w:i w:val="0"/>
                 <w:sz w:val="18"/>
               </w:rPr>
+              <w:t>NLS-ST (Cơ bản 2): HS dùng công cụ trên máy dựng trục thời gian, sắp các sự kiện của bài theo đúng thứ tự.</w:t>
             </w:r>
           </w:p>
         </w:tc>
@@ -3746,7 +3827,7 @@
                 <w:i w:val="0"/>
                 <w:sz w:val="20"/>
               </w:rPr>
-              <w:t>CHỦ ĐỀ 3. XÂY DỰNG VÀ BẢO VỆ ĐẤT NƯỚC VIỆT NAM</w:t>
+              <w:t>Chủ đề 3: Xây dựng và bảo vệ đất nước Việt Nam</w:t>
             </w:r>
           </w:p>
         </w:tc>
@@ -3765,7 +3846,7 @@
                 <w:i w:val="0"/>
                 <w:sz w:val="20"/>
               </w:rPr>
-              <w:t>Bài 11: Ôn tập (Tiết 1)</w:t>
+              <w:t>Bài 10. Triều Trần xây dựng đất nước và kháng chiến chống quân Mông – Nguyên xâm lược (Tiết 4)</w:t>
             </w:r>
           </w:p>
         </w:tc>
@@ -3785,7 +3866,7 @@
                 <w:i w:val="0"/>
                 <w:sz w:val="20"/>
               </w:rPr>
-              <w:t>Tiết 27 (2 tiết)</w:t>
+              <w:t>Tiết 27</w:t>
             </w:r>
           </w:p>
         </w:tc>
@@ -3879,7 +3960,7 @@
                 <w:i w:val="0"/>
                 <w:sz w:val="20"/>
               </w:rPr>
-              <w:t>Bài 11: Ôn tập (Tiết 2)</w:t>
+              <w:t>Bài 11. Ôn tập</w:t>
             </w:r>
           </w:p>
         </w:tc>
@@ -3899,7 +3980,7 @@
                 <w:i w:val="0"/>
                 <w:sz w:val="20"/>
               </w:rPr>
-              <w:t>Tiết 28</w:t>
+              <w:t>Tiết 28 (1 tiết)</w:t>
             </w:r>
           </w:p>
         </w:tc>
@@ -3918,6 +3999,7 @@
                 <w:i w:val="0"/>
                 <w:sz w:val="18"/>
               </w:rPr>
+              <w:t>SGV 2 tiết; bớt 1 tiết cho kiểm tra định kì</w:t>
             </w:r>
           </w:p>
         </w:tc>
@@ -3976,7 +4058,7 @@
                 <w:i w:val="0"/>
                 <w:sz w:val="20"/>
               </w:rPr>
-              <w:t>CHỦ ĐỀ 3. XÂY DỰNG VÀ BẢO VỆ ĐẤT NƯỚC VIỆT NAM</w:t>
+              <w:t>Chủ đề 3: Xây dựng và bảo vệ đất nước Việt Nam</w:t>
             </w:r>
           </w:p>
         </w:tc>
@@ -3995,7 +4077,7 @@
                 <w:i w:val="0"/>
                 <w:sz w:val="20"/>
               </w:rPr>
-              <w:t>Bài 12: Khởi nghĩa Lam Sơn và Triều Hậu Lê (Tiết 1)</w:t>
+              <w:t>Bài 12. Khởi nghĩa Lam Sơn và Triều Hậu Lê (Tiết 1)</w:t>
             </w:r>
           </w:p>
         </w:tc>
@@ -4035,6 +4117,19 @@
                 <w:sz w:val="18"/>
               </w:rPr>
               <w:t>Mục 2, câu chuyện lịch sử Vụ Bản (Ninh Bình)</w:t>
+            </w:r>
+          </w:p>
+          <w:p>
+            <w:pPr>
+              <w:spacing w:after="0"/>
+            </w:pPr>
+            <w:r>
+              <w:rPr>
+                <w:b w:val="0"/>
+                <w:i w:val="0"/>
+                <w:sz w:val="18"/>
+              </w:rPr>
+              <w:t>NLS: Năng lực số 1.1 CB2c: HS tham quan bảo tàng số, quan sát hiện vật ở nhiều góc</w:t>
             </w:r>
           </w:p>
           <w:p>
@@ -4123,7 +4218,7 @@
                 <w:i w:val="0"/>
                 <w:sz w:val="20"/>
               </w:rPr>
-              <w:t>Bài 12: Khởi nghĩa Lam Sơn và Triều Hậu Lê (Tiết 2)</w:t>
+              <w:t>Bài 12. Khởi nghĩa Lam Sơn và Triều Hậu Lê (Tiết 2)</w:t>
             </w:r>
           </w:p>
         </w:tc>
@@ -4162,6 +4257,7 @@
                 <w:i w:val="0"/>
                 <w:sz w:val="18"/>
               </w:rPr>
+              <w:t>NLS: Năng lực số 1.1 CB2c: HS tham quan bảo tàng số, quan sát hiện vật ở nhiều góc</w:t>
             </w:r>
           </w:p>
         </w:tc>
@@ -4220,7 +4316,7 @@
                 <w:i w:val="0"/>
                 <w:sz w:val="20"/>
               </w:rPr>
-              <w:t>CHỦ ĐỀ 3. XÂY DỰNG VÀ BẢO VỆ ĐẤT NƯỚC VIỆT NAM</w:t>
+              <w:t>Chủ đề 3: Xây dựng và bảo vệ đất nước Việt Nam</w:t>
             </w:r>
           </w:p>
         </w:tc>
@@ -4239,7 +4335,7 @@
                 <w:i w:val="0"/>
                 <w:sz w:val="20"/>
               </w:rPr>
-              <w:t>Bài 12: Khởi nghĩa Lam Sơn và Triều Hậu Lê (Tiết 3)</w:t>
+              <w:t>Bài 12. Khởi nghĩa Lam Sơn và Triều Hậu Lê (Tiết 3)</w:t>
             </w:r>
           </w:p>
         </w:tc>
@@ -4354,7 +4450,7 @@
                 <w:i w:val="0"/>
                 <w:sz w:val="20"/>
               </w:rPr>
-              <w:t>Bài 13: Triều Nguyễn (Tiết 1)</w:t>
+              <w:t>Bài 13. Triều Nguyễn (Tiết 1)</w:t>
             </w:r>
           </w:p>
         </w:tc>
@@ -4394,6 +4490,19 @@
                 <w:sz w:val="18"/>
               </w:rPr>
               <w:t>Mục 1 a, trang 58 câu chuyện lịch sử: Tiền Hải (Hưng Yên)</w:t>
+            </w:r>
+          </w:p>
+          <w:p>
+            <w:pPr>
+              <w:spacing w:after="0"/>
+            </w:pPr>
+            <w:r>
+              <w:rPr>
+                <w:b w:val="0"/>
+                <w:i w:val="0"/>
+                <w:sz w:val="18"/>
+              </w:rPr>
+              <w:t>NLS: Năng lực số 1.1 CB2c: HS tham quan bảo tàng số, quan sát hiện vật ở nhiều góc</w:t>
             </w:r>
           </w:p>
           <w:p>
@@ -4465,7 +4574,7 @@
                 <w:i w:val="0"/>
                 <w:sz w:val="20"/>
               </w:rPr>
-              <w:t>CHỦ ĐỀ 3. XÂY DỰNG VÀ BẢO VỆ ĐẤT NƯỚC VIỆT NAM</w:t>
+              <w:t>Chủ đề 3: Xây dựng và bảo vệ đất nước Việt Nam</w:t>
             </w:r>
           </w:p>
         </w:tc>
@@ -4484,7 +4593,7 @@
                 <w:i w:val="0"/>
                 <w:sz w:val="20"/>
               </w:rPr>
-              <w:t>Bài 13: Triều Nguyễn (Tiết 2)</w:t>
+              <w:t>Bài 13. Triều Nguyễn (Tiết 2)</w:t>
             </w:r>
           </w:p>
         </w:tc>
@@ -4523,6 +4632,7 @@
                 <w:i w:val="0"/>
                 <w:sz w:val="18"/>
               </w:rPr>
+              <w:t>NLS: Năng lực số 1.1 CB2c: HS tham quan bảo tàng số, quan sát hiện vật ở nhiều góc</w:t>
             </w:r>
           </w:p>
         </w:tc>
@@ -4598,7 +4708,7 @@
                 <w:i w:val="0"/>
                 <w:sz w:val="20"/>
               </w:rPr>
-              <w:t>Bài 13: Triều Nguyễn (Tiết 3)</w:t>
+              <w:t>Bài 13. Triều Nguyễn (Tiết 3)</w:t>
             </w:r>
           </w:p>
         </w:tc>
@@ -4696,7 +4806,7 @@
                 <w:i w:val="0"/>
                 <w:sz w:val="20"/>
               </w:rPr>
-              <w:t>CHỦ ĐỀ 3. XÂY DỰNG VÀ BẢO VỆ ĐẤT NƯỚC VIỆT NAM</w:t>
+              <w:t>Ôn tập, kiểm tra, đánh giá</w:t>
             </w:r>
           </w:p>
         </w:tc>
@@ -4715,7 +4825,7 @@
                 <w:i w:val="0"/>
                 <w:sz w:val="20"/>
               </w:rPr>
-              <w:t>Ôn tập cuối kì I</w:t>
+              <w:t>Kiểm tra định kì cuối học kì I</w:t>
             </w:r>
           </w:p>
         </w:tc>
@@ -4811,6 +4921,7 @@
                 <w:i w:val="0"/>
                 <w:sz w:val="20"/>
               </w:rPr>
+              <w:t>Chủ đề 3: Xây dựng và bảo vệ đất nước Việt Nam</w:t>
             </w:r>
           </w:p>
         </w:tc>
@@ -4829,7 +4940,7 @@
                 <w:i w:val="0"/>
                 <w:sz w:val="20"/>
               </w:rPr>
-              <w:t>Kiểm tra và đánh giá cuối học kì I</w:t>
+              <w:t>Bài 14. Cách mạng tháng Tám năm 1945 (Tiết 1)</w:t>
             </w:r>
           </w:p>
         </w:tc>
@@ -4849,7 +4960,7 @@
                 <w:i w:val="0"/>
                 <w:sz w:val="20"/>
               </w:rPr>
-              <w:t>Tiết 36 (1 tiết)</w:t>
+              <w:t>Tiết 36 (2 tiết)</w:t>
             </w:r>
           </w:p>
         </w:tc>
@@ -4868,6 +4979,20 @@
                 <w:i w:val="0"/>
                 <w:sz w:val="18"/>
               </w:rPr>
+              <w:t>NLS: Năng lực số 1.2 CB2a: HS xem phim tư liệu gốc và nêu cảm nghĩ</w:t>
+            </w:r>
+          </w:p>
+          <w:p>
+            <w:pPr>
+              <w:spacing w:after="0"/>
+            </w:pPr>
+            <w:r>
+              <w:rPr>
+                <w:b w:val="0"/>
+                <w:i w:val="0"/>
+                <w:sz w:val="18"/>
+              </w:rPr>
+              <w:t>QPAN: Giáo dục truyền thống dựng nước và giữ nước, tinh thần chống giặc ngoại xâm của dân tộc; bồi dưỡng niềm tự hào dân tộc và lòng biết ơn các anh hùng, liệt sĩ đã hi sinh bảo vệ Tổ quốc.</w:t>
             </w:r>
           </w:p>
         </w:tc>
@@ -4950,7 +5075,7 @@
                 <w:i w:val="0"/>
                 <w:sz w:val="20"/>
               </w:rPr>
-              <w:t>CHỦ ĐỀ 3. XÂY DỰNG VÀ BẢO VỆ ĐẤT NƯỚC VIỆT NAM</w:t>
+              <w:t>Chủ đề 3: Xây dựng và bảo vệ đất nước Việt Nam</w:t>
             </w:r>
           </w:p>
         </w:tc>
@@ -4969,7 +5094,7 @@
                 <w:i w:val="0"/>
                 <w:sz w:val="20"/>
               </w:rPr>
-              <w:t>Bài 14: Cách mạng tháng Tám năm 1945 (Tiết 1)</w:t>
+              <w:t>Bài 14. Cách mạng tháng Tám năm 1945 (Tiết 2)</w:t>
             </w:r>
           </w:p>
         </w:tc>
@@ -4989,7 +5114,7 @@
                 <w:i w:val="0"/>
                 <w:sz w:val="20"/>
               </w:rPr>
-              <w:t>Tiết 37 (2 tiết)</w:t>
+              <w:t>Tiết 37</w:t>
             </w:r>
           </w:p>
         </w:tc>
@@ -5008,7 +5133,20 @@
                 <w:i w:val="0"/>
                 <w:sz w:val="18"/>
               </w:rPr>
-              <w:t>QPAN: Giáo dục truyền thống dựng nước và giữ nước, tinh thần chống giặc ngoại xâm của dân tộc; bồi dưỡng niềm tự hào dân tộc và lòng biết ơn các anh hùng, liệt sĩ đã hi sinh bảo vệ Tổ quốc.</w:t>
+              <w:t>GDĐP: GD địa phương</w:t>
+            </w:r>
+          </w:p>
+          <w:p>
+            <w:pPr>
+              <w:spacing w:after="0"/>
+            </w:pPr>
+            <w:r>
+              <w:rPr>
+                <w:b w:val="0"/>
+                <w:i w:val="0"/>
+                <w:sz w:val="18"/>
+              </w:rPr>
+              <w:t>NLS: Năng lực số 1.2 CB2a: HS xem phim tư liệu gốc và nêu cảm nghĩ</w:t>
             </w:r>
           </w:p>
         </w:tc>
@@ -5084,7 +5222,7 @@
                 <w:i w:val="0"/>
                 <w:sz w:val="20"/>
               </w:rPr>
-              <w:t>Bài 14: Cách mạng tháng Tám năm 1945 (Tiết 2)</w:t>
+              <w:t>Bài 15. Chiến dịch Điện Biên Phủ năm 1954 (Tiết 1)</w:t>
             </w:r>
           </w:p>
         </w:tc>
@@ -5104,7 +5242,7 @@
                 <w:i w:val="0"/>
                 <w:sz w:val="20"/>
               </w:rPr>
-              <w:t>Tiết 38</w:t>
+              <w:t>Tiết 38 (2 tiết)</w:t>
             </w:r>
           </w:p>
         </w:tc>
@@ -5123,7 +5261,33 @@
                 <w:i w:val="0"/>
                 <w:sz w:val="18"/>
               </w:rPr>
-              <w:t>GDĐP: GD địa phương</w:t>
+              <w:t>QPAN: GDQP</w:t>
+            </w:r>
+          </w:p>
+          <w:p>
+            <w:pPr>
+              <w:spacing w:after="0"/>
+            </w:pPr>
+            <w:r>
+              <w:rPr>
+                <w:b w:val="0"/>
+                <w:i w:val="0"/>
+                <w:sz w:val="18"/>
+              </w:rPr>
+              <w:t>NLS: Năng lực số 1.2 CB2a: HS xem phim tư liệu gốc và nêu cảm nghĩ</w:t>
+            </w:r>
+          </w:p>
+          <w:p>
+            <w:pPr>
+              <w:spacing w:after="0"/>
+            </w:pPr>
+            <w:r>
+              <w:rPr>
+                <w:b w:val="0"/>
+                <w:i w:val="0"/>
+                <w:sz w:val="18"/>
+              </w:rPr>
+              <w:t>QPAN: Giáo dục truyền thống dựng nước và giữ nước, tinh thần chống giặc ngoại xâm của dân tộc; bồi dưỡng niềm tự hào dân tộc và lòng biết ơn các anh hùng, liệt sĩ đã hi sinh bảo vệ Tổ quốc.</w:t>
             </w:r>
           </w:p>
         </w:tc>
@@ -5182,7 +5346,7 @@
                 <w:i w:val="0"/>
                 <w:sz w:val="20"/>
               </w:rPr>
-              <w:t>CHỦ ĐỀ 3. XÂY DỰNG VÀ BẢO VỆ ĐẤT NƯỚC VIỆT NAM</w:t>
+              <w:t>Chủ đề 3: Xây dựng và bảo vệ đất nước Việt Nam</w:t>
             </w:r>
           </w:p>
         </w:tc>
@@ -5201,7 +5365,7 @@
                 <w:i w:val="0"/>
                 <w:sz w:val="20"/>
               </w:rPr>
-              <w:t>Bài 15: Chiến dịch Điện Biên Phủ năm 1954 (Tiết 1)</w:t>
+              <w:t>Bài 15. Chiến dịch Điện Biên Phủ năm 1954 (Tiết 2)</w:t>
             </w:r>
           </w:p>
         </w:tc>
@@ -5221,7 +5385,7 @@
                 <w:i w:val="0"/>
                 <w:sz w:val="20"/>
               </w:rPr>
-              <w:t>Tiết 39 (2 tiết)</w:t>
+              <w:t>Tiết 39</w:t>
             </w:r>
           </w:p>
         </w:tc>
@@ -5253,20 +5417,7 @@
                 <w:i w:val="0"/>
                 <w:sz w:val="18"/>
               </w:rPr>
-              <w:t>NLS-KT (Cơ bản 2): Chiếu phim tư liệu gốc, ảnh chụp thật về “Cách mạng tháng tám năm 1945” từ kho lưu trữ.</w:t>
-            </w:r>
-          </w:p>
-          <w:p>
-            <w:pPr>
-              <w:spacing w:after="0"/>
-            </w:pPr>
-            <w:r>
-              <w:rPr>
-                <w:b w:val="0"/>
-                <w:i w:val="0"/>
-                <w:sz w:val="18"/>
-              </w:rPr>
-              <w:t>QPAN: Giáo dục truyền thống dựng nước và giữ nước, tinh thần chống giặc ngoại xâm của dân tộc; bồi dưỡng niềm tự hào dân tộc và lòng biết ơn các anh hùng, liệt sĩ đã hi sinh bảo vệ Tổ quốc.</w:t>
+              <w:t>NLS: Năng lực số 1.2 CB2a: HS xem phim tư liệu gốc và nêu cảm nghĩ</w:t>
             </w:r>
           </w:p>
         </w:tc>
@@ -5342,7 +5493,7 @@
                 <w:i w:val="0"/>
                 <w:sz w:val="20"/>
               </w:rPr>
-              <w:t>Bài 15: Chiến dịch Điện Biên Phủ năm 1954 (Tiết 2)</w:t>
+              <w:t>Bài 16. Chiến dịch Hồ Chí Minh năm 1975 (Tiết 1)</w:t>
             </w:r>
           </w:p>
         </w:tc>
@@ -5362,7 +5513,7 @@
                 <w:i w:val="0"/>
                 <w:sz w:val="20"/>
               </w:rPr>
-              <w:t>Tiết 40</w:t>
+              <w:t>Tiết 40 (2 tiết)</w:t>
             </w:r>
           </w:p>
         </w:tc>
@@ -5381,7 +5532,46 @@
                 <w:i w:val="0"/>
                 <w:sz w:val="18"/>
               </w:rPr>
-              <w:t>QPAN: GDQP</w:t>
+              <w:t>Hình 3: Phi đội Quyết thắng tại sân bay Thành Sơn (Khánh Hòa) chiều 28; 4; 1975</w:t>
+            </w:r>
+          </w:p>
+          <w:p>
+            <w:pPr>
+              <w:spacing w:after="0"/>
+            </w:pPr>
+            <w:r>
+              <w:rPr>
+                <w:b w:val="0"/>
+                <w:i w:val="0"/>
+                <w:sz w:val="18"/>
+              </w:rPr>
+              <w:t>QPAN: GDQP-</w:t>
+            </w:r>
+          </w:p>
+          <w:p>
+            <w:pPr>
+              <w:spacing w:after="0"/>
+            </w:pPr>
+            <w:r>
+              <w:rPr>
+                <w:b w:val="0"/>
+                <w:i w:val="0"/>
+                <w:sz w:val="18"/>
+              </w:rPr>
+              <w:t>NLS: Năng lực số 1.2 CB2a: HS xem phim tư liệu gốc và nêu cảm nghĩ</w:t>
+            </w:r>
+          </w:p>
+          <w:p>
+            <w:pPr>
+              <w:spacing w:after="0"/>
+            </w:pPr>
+            <w:r>
+              <w:rPr>
+                <w:b w:val="0"/>
+                <w:i w:val="0"/>
+                <w:sz w:val="18"/>
+              </w:rPr>
+              <w:t>QPAN: Giáo dục truyền thống dựng nước và giữ nước, tinh thần chống giặc ngoại xâm của dân tộc; bồi dưỡng niềm tự hào dân tộc và lòng biết ơn các anh hùng, liệt sĩ đã hi sinh bảo vệ Tổ quốc.</w:t>
             </w:r>
           </w:p>
         </w:tc>
@@ -5440,7 +5630,7 @@
                 <w:i w:val="0"/>
                 <w:sz w:val="20"/>
               </w:rPr>
-              <w:t>CHỦ ĐỀ 3. XÂY DỰNG VÀ BẢO VỆ ĐẤT NƯỚC VIỆT NAM</w:t>
+              <w:t>Chủ đề 3: Xây dựng và bảo vệ đất nước Việt Nam</w:t>
             </w:r>
           </w:p>
         </w:tc>
@@ -5459,7 +5649,7 @@
                 <w:i w:val="0"/>
                 <w:sz w:val="20"/>
               </w:rPr>
-              <w:t>Bài 16: Chiến dịch Hồ Chí Minh năm 1975 (Tiết 1)</w:t>
+              <w:t>Bài 16. Chiến dịch Hồ Chí Minh năm 1975 (Tiết 2)</w:t>
             </w:r>
           </w:p>
         </w:tc>
@@ -5479,7 +5669,7 @@
                 <w:i w:val="0"/>
                 <w:sz w:val="20"/>
               </w:rPr>
-              <w:t>Tiết 41 (2 tiết)</w:t>
+              <w:t>Tiết 41</w:t>
             </w:r>
           </w:p>
         </w:tc>
@@ -5498,7 +5688,7 @@
                 <w:i w:val="0"/>
                 <w:sz w:val="18"/>
               </w:rPr>
-              <w:t>Hình 3: Phi đội Quyết thắng tại sân bay Thành Sơn (Khánh Hòa) chiều 28; 4; 1975</w:t>
+              <w:t>QPAN: GDQP</w:t>
             </w:r>
           </w:p>
           <w:p>
@@ -5511,33 +5701,7 @@
                 <w:i w:val="0"/>
                 <w:sz w:val="18"/>
               </w:rPr>
-              <w:t>QPAN: GDQP-</w:t>
-            </w:r>
-          </w:p>
-          <w:p>
-            <w:pPr>
-              <w:spacing w:after="0"/>
-            </w:pPr>
-            <w:r>
-              <w:rPr>
-                <w:b w:val="0"/>
-                <w:i w:val="0"/>
-                <w:sz w:val="18"/>
-              </w:rPr>
-              <w:t>AI-NB (Nhận biết): Nêu: đã có công cụ trí tuệ nhân tạo tạo ra video, ảnh giả rất giống tư liệu lịch sử.</w:t>
-            </w:r>
-          </w:p>
-          <w:p>
-            <w:pPr>
-              <w:spacing w:after="0"/>
-            </w:pPr>
-            <w:r>
-              <w:rPr>
-                <w:b w:val="0"/>
-                <w:i w:val="0"/>
-                <w:sz w:val="18"/>
-              </w:rPr>
-              <w:t>QPAN: Giáo dục truyền thống dựng nước và giữ nước, tinh thần chống giặc ngoại xâm của dân tộc; bồi dưỡng niềm tự hào dân tộc và lòng biết ơn các anh hùng, liệt sĩ đã hi sinh bảo vệ Tổ quốc.</w:t>
+              <w:t>NLS: Năng lực số 1.2 CB2a: HS xem phim tư liệu gốc và nêu cảm nghĩ</w:t>
             </w:r>
           </w:p>
         </w:tc>
@@ -5613,7 +5777,7 @@
                 <w:i w:val="0"/>
                 <w:sz w:val="20"/>
               </w:rPr>
-              <w:t>Bài 16: Chiến dịch Hồ Chí Minh năm 1975 (Tiết 2)</w:t>
+              <w:t>Bài 17. Đất nước Đổi mới (Tiết 1)</w:t>
             </w:r>
           </w:p>
         </w:tc>
@@ -5633,7 +5797,7 @@
                 <w:i w:val="0"/>
                 <w:sz w:val="20"/>
               </w:rPr>
-              <w:t>Tiết 42</w:t>
+              <w:t>Tiết 42 (2 tiết)</w:t>
             </w:r>
           </w:p>
         </w:tc>
@@ -5652,7 +5816,7 @@
                 <w:i w:val="0"/>
                 <w:sz w:val="18"/>
               </w:rPr>
-              <w:t>QPAN: GDQP</w:t>
+              <w:t>NLS: Năng lực số 1.2 CB2a: HS xem phim tư liệu gốc và nêu cảm nghĩ</w:t>
             </w:r>
           </w:p>
         </w:tc>
@@ -5711,7 +5875,7 @@
                 <w:i w:val="0"/>
                 <w:sz w:val="20"/>
               </w:rPr>
-              <w:t>CHỦ ĐỀ 3. XÂY DỰNG VÀ BẢO VỆ ĐẤT NƯỚC VIỆT NAM</w:t>
+              <w:t>Chủ đề 3: Xây dựng và bảo vệ đất nước Việt Nam</w:t>
             </w:r>
           </w:p>
         </w:tc>
@@ -5730,7 +5894,7 @@
                 <w:i w:val="0"/>
                 <w:sz w:val="20"/>
               </w:rPr>
-              <w:t>Bài 17: Đất nước đổi mới (tiết 1)</w:t>
+              <w:t>Bài 17. Đất nước Đổi mới (Tiết 2)</w:t>
             </w:r>
           </w:p>
         </w:tc>
@@ -5750,7 +5914,7 @@
                 <w:i w:val="0"/>
                 <w:sz w:val="20"/>
               </w:rPr>
-              <w:t>Tiết 43 (2 tiết)</w:t>
+              <w:t>Tiết 43</w:t>
             </w:r>
           </w:p>
         </w:tc>
@@ -5769,7 +5933,7 @@
                 <w:i w:val="0"/>
                 <w:sz w:val="18"/>
               </w:rPr>
-              <w:t>NLS-KT (Cơ bản 2): Chiếu phim tư liệu gốc, ảnh chụp thật về “Chiến dịch Hồ Chí Minh năm 1975” từ kho lưu trữ.</w:t>
+              <w:t>NLS: Năng lực số 1.2 CB2a: HS xem phim tư liệu gốc và nêu cảm nghĩ</w:t>
             </w:r>
           </w:p>
         </w:tc>
@@ -5827,6 +5991,7 @@
                 <w:i w:val="0"/>
                 <w:sz w:val="20"/>
               </w:rPr>
+              <w:t>Chủ đề 4: Các nước láng giềng</w:t>
             </w:r>
           </w:p>
         </w:tc>
@@ -5845,7 +6010,7 @@
                 <w:i w:val="0"/>
                 <w:sz w:val="20"/>
               </w:rPr>
-              <w:t>Bài 17: Đất nước đổi mới (tiết 2)</w:t>
+              <w:t>Bài 18. Nước Cộng hoà Nhân dân Trung Hoa (Tiết 1)</w:t>
             </w:r>
           </w:p>
         </w:tc>
@@ -5865,7 +6030,7 @@
                 <w:i w:val="0"/>
                 <w:sz w:val="20"/>
               </w:rPr>
-              <w:t>Tiết 44</w:t>
+              <w:t>Tiết 44 (2 tiết)</w:t>
             </w:r>
           </w:p>
         </w:tc>
@@ -5884,6 +6049,7 @@
                 <w:i w:val="0"/>
                 <w:sz w:val="18"/>
               </w:rPr>
+              <w:t>NLS: Năng lực số 1.1 CB2c: HS thao tác bản đồ, quả địa cầu số</w:t>
             </w:r>
           </w:p>
         </w:tc>
@@ -5942,7 +6108,7 @@
                 <w:i w:val="0"/>
                 <w:sz w:val="20"/>
               </w:rPr>
-              <w:t>CHỦ ĐỀ 4. CÁC NƯỚC LÁNG GIỀNG</w:t>
+              <w:t>Chủ đề 4: Các nước láng giềng</w:t>
             </w:r>
           </w:p>
         </w:tc>
@@ -5961,7 +6127,7 @@
                 <w:i w:val="0"/>
                 <w:sz w:val="20"/>
               </w:rPr>
-              <w:t>Bài 18: Nước Cộng hoà Nhân dân Trung Hoa (Tiết 1)</w:t>
+              <w:t>Bài 18. Nước Cộng hoà Nhân dân Trung Hoa (Tiết 2)</w:t>
             </w:r>
           </w:p>
         </w:tc>
@@ -5981,7 +6147,7 @@
                 <w:i w:val="0"/>
                 <w:sz w:val="20"/>
               </w:rPr>
-              <w:t>Tiết 45 (2 tiết)</w:t>
+              <w:t>Tiết 45</w:t>
             </w:r>
           </w:p>
         </w:tc>
@@ -6000,7 +6166,7 @@
                 <w:i w:val="0"/>
                 <w:sz w:val="18"/>
               </w:rPr>
-              <w:t>AI-NB (Nhận biết): Nêu: đã có công cụ trí tuệ nhân tạo tạo ra video, ảnh giả rất giống tư liệu lịch sử.</w:t>
+              <w:t>NLS: Năng lực số 1.1 CB2c: HS thao tác bản đồ, quả địa cầu số</w:t>
             </w:r>
           </w:p>
         </w:tc>
@@ -6076,7 +6242,7 @@
                 <w:i w:val="0"/>
                 <w:sz w:val="20"/>
               </w:rPr>
-              <w:t>Bài 18: Nước Cộng hoà Nhân dân Trung Hoa (Tiết 2)</w:t>
+              <w:t>Bài 19. Nước Cộng hoà Dân chủ Nhân dân Lào (Tiết 1)</w:t>
             </w:r>
           </w:p>
         </w:tc>
@@ -6096,7 +6262,7 @@
                 <w:i w:val="0"/>
                 <w:sz w:val="20"/>
               </w:rPr>
-              <w:t>Tiết 46</w:t>
+              <w:t>Tiết 46 (2 tiết)</w:t>
             </w:r>
           </w:p>
         </w:tc>
@@ -6115,6 +6281,20 @@
                 <w:i w:val="0"/>
                 <w:sz w:val="18"/>
               </w:rPr>
+              <w:t>GDVL: GD Việt Lào</w:t>
+            </w:r>
+          </w:p>
+          <w:p>
+            <w:pPr>
+              <w:spacing w:after="0"/>
+            </w:pPr>
+            <w:r>
+              <w:rPr>
+                <w:b w:val="0"/>
+                <w:i w:val="0"/>
+                <w:sz w:val="18"/>
+              </w:rPr>
+              <w:t>NLS: Năng lực số 1.1 CB2c: HS thao tác bản đồ, quả địa cầu số</w:t>
             </w:r>
           </w:p>
         </w:tc>
@@ -6173,7 +6353,7 @@
                 <w:i w:val="0"/>
                 <w:sz w:val="20"/>
               </w:rPr>
-              <w:t>CHỦ ĐỀ 4. CÁC NƯỚC LÁNG GIỀNG</w:t>
+              <w:t>Chủ đề 4: Các nước láng giềng</w:t>
             </w:r>
           </w:p>
         </w:tc>
@@ -6192,7 +6372,7 @@
                 <w:i w:val="0"/>
                 <w:sz w:val="20"/>
               </w:rPr>
-              <w:t>Bài 19: Cộng hoà Dân chủ Nhân dân Lào (Tiết 1)</w:t>
+              <w:t>Bài 19. Nước Cộng hoà Dân chủ Nhân dân Lào (Tiết 2)</w:t>
             </w:r>
           </w:p>
         </w:tc>
@@ -6212,7 +6392,7 @@
                 <w:i w:val="0"/>
                 <w:sz w:val="20"/>
               </w:rPr>
-              <w:t>Tiết 47 (2 tiết)</w:t>
+              <w:t>Tiết 47</w:t>
             </w:r>
           </w:p>
         </w:tc>
@@ -6244,7 +6424,7 @@
                 <w:i w:val="0"/>
                 <w:sz w:val="18"/>
               </w:rPr>
-              <w:t>NLS-KT (Cơ bản 2): Dùng quả địa cầu số hoặc bản đồ thế giới tương tác.</w:t>
+              <w:t>NLS: Năng lực số 1.1 CB2c: HS thao tác bản đồ, quả địa cầu số</w:t>
             </w:r>
           </w:p>
         </w:tc>
@@ -6320,7 +6500,7 @@
                 <w:i w:val="0"/>
                 <w:sz w:val="20"/>
               </w:rPr>
-              <w:t>Bài 19: Cộng hoà Dân chủ Nhân dân Lào (Tiết 2)</w:t>
+              <w:t>Bài 20. Vương quốc Cam-pu-chia (Tiết 1)</w:t>
             </w:r>
           </w:p>
         </w:tc>
@@ -6340,7 +6520,7 @@
                 <w:i w:val="0"/>
                 <w:sz w:val="20"/>
               </w:rPr>
-              <w:t>Tiết 48</w:t>
+              <w:t>Tiết 48 (2 tiết)</w:t>
             </w:r>
           </w:p>
         </w:tc>
@@ -6359,7 +6539,7 @@
                 <w:i w:val="0"/>
                 <w:sz w:val="18"/>
               </w:rPr>
-              <w:t>GDVL: GD Việt Lào</w:t>
+              <w:t>NLS: Năng lực số 1.1 CB2c: HS thao tác bản đồ, quả địa cầu số</w:t>
             </w:r>
           </w:p>
         </w:tc>
@@ -6418,7 +6598,7 @@
                 <w:i w:val="0"/>
                 <w:sz w:val="20"/>
               </w:rPr>
-              <w:t>CHỦ ĐỀ 4. CÁC NƯỚC LÁNG GIỀNG</w:t>
+              <w:t>Chủ đề 4: Các nước láng giềng</w:t>
             </w:r>
           </w:p>
         </w:tc>
@@ -6437,7 +6617,7 @@
                 <w:i w:val="0"/>
                 <w:sz w:val="20"/>
               </w:rPr>
-              <w:t>Bài 20: Vương quốc Cam-pu-chia (Tiết 1)</w:t>
+              <w:t>Bài 20. Vương quốc Cam-pu-chia (Tiết 2)</w:t>
             </w:r>
           </w:p>
         </w:tc>
@@ -6457,7 +6637,7 @@
                 <w:i w:val="0"/>
                 <w:sz w:val="20"/>
               </w:rPr>
-              <w:t>Tiết 49 (2 tiết)</w:t>
+              <w:t>Tiết 49</w:t>
             </w:r>
           </w:p>
         </w:tc>
@@ -6476,7 +6656,7 @@
                 <w:i w:val="0"/>
                 <w:sz w:val="18"/>
               </w:rPr>
-              <w:t>NLS-KT (Cơ bản 2): Dùng quả địa cầu số hoặc bản đồ thế giới tương tác.</w:t>
+              <w:t>NLS: Năng lực số 1.1 CB2c: HS thao tác bản đồ, quả địa cầu số</w:t>
             </w:r>
           </w:p>
         </w:tc>
@@ -6552,7 +6732,7 @@
                 <w:i w:val="0"/>
                 <w:sz w:val="20"/>
               </w:rPr>
-              <w:t>Bài 20: Vương quốc Cam-pu-chia (Tiết 2)</w:t>
+              <w:t>Bài 21. Hiệp hội các quốc gia Đông Nam Á (Tiết 1)</w:t>
             </w:r>
           </w:p>
         </w:tc>
@@ -6572,7 +6752,7 @@
                 <w:i w:val="0"/>
                 <w:sz w:val="20"/>
               </w:rPr>
-              <w:t>Tiết 50</w:t>
+              <w:t>Tiết 50 (2 tiết)</w:t>
             </w:r>
           </w:p>
         </w:tc>
@@ -6591,6 +6771,20 @@
                 <w:i w:val="0"/>
                 <w:sz w:val="18"/>
               </w:rPr>
+              <w:t>- Hình 3 trang 110: Lũ quét ở Mù Cang Chải, tỉnh Lào Cai tháng 8 năm 2023</w:t>
+            </w:r>
+          </w:p>
+          <w:p>
+            <w:pPr>
+              <w:spacing w:after="0"/>
+            </w:pPr>
+            <w:r>
+              <w:rPr>
+                <w:b w:val="0"/>
+                <w:i w:val="0"/>
+                <w:sz w:val="18"/>
+              </w:rPr>
+              <w:t>NLS: Năng lực số 1.1 CB2c: HS thao tác bản đồ, quả địa cầu số</w:t>
             </w:r>
           </w:p>
         </w:tc>
@@ -6649,7 +6843,7 @@
                 <w:i w:val="0"/>
                 <w:sz w:val="20"/>
               </w:rPr>
-              <w:t>CHỦ ĐỀ 4. CÁC NƯỚC LÁNG GIỀNG</w:t>
+              <w:t>Chủ đề 4: Các nước láng giềng</w:t>
             </w:r>
           </w:p>
         </w:tc>
@@ -6668,7 +6862,7 @@
                 <w:i w:val="0"/>
                 <w:sz w:val="20"/>
               </w:rPr>
-              <w:t>Bài 21: Hiệp hội các quốc gia Đông Nam Á (Tiết 1)</w:t>
+              <w:t>Bài 21. Hiệp hội các quốc gia Đông Nam Á (Tiết 2)</w:t>
             </w:r>
           </w:p>
         </w:tc>
@@ -6688,7 +6882,7 @@
                 <w:i w:val="0"/>
                 <w:sz w:val="20"/>
               </w:rPr>
-              <w:t>Tiết 51 (2 tiết)</w:t>
+              <w:t>Tiết 51</w:t>
             </w:r>
           </w:p>
         </w:tc>
@@ -6707,20 +6901,7 @@
                 <w:i w:val="0"/>
                 <w:sz w:val="18"/>
               </w:rPr>
-              <w:t>Hình 3 trang 110: Lũ quét ở Mù Cang Chải, tỉnh Lào Cai tháng 8 năm 2023</w:t>
-            </w:r>
-          </w:p>
-          <w:p>
-            <w:pPr>
-              <w:spacing w:after="0"/>
-            </w:pPr>
-            <w:r>
-              <w:rPr>
-                <w:b w:val="0"/>
-                <w:i w:val="0"/>
-                <w:sz w:val="18"/>
-              </w:rPr>
-              <w:t>NLS-KT (Cơ bản 2): Dùng quả địa cầu số hoặc bản đồ thế giới tương tác.</w:t>
+              <w:t>NLS: Năng lực số 1.1 CB2c: HS thao tác bản đồ, quả địa cầu số</w:t>
             </w:r>
           </w:p>
         </w:tc>
@@ -6778,6 +6959,7 @@
                 <w:i w:val="0"/>
                 <w:sz w:val="20"/>
               </w:rPr>
+              <w:t>Ôn tập, kiểm tra, đánh giá</w:t>
             </w:r>
           </w:p>
         </w:tc>
@@ -6796,7 +6978,7 @@
                 <w:i w:val="0"/>
                 <w:sz w:val="20"/>
               </w:rPr>
-              <w:t>Bài 21: Hiệp hội các quốc gia Đông Nam Á (Tiết 2)</w:t>
+              <w:t>Kiểm tra định kì giữa học kì II</w:t>
             </w:r>
           </w:p>
         </w:tc>
@@ -6816,7 +6998,7 @@
                 <w:i w:val="0"/>
                 <w:sz w:val="20"/>
               </w:rPr>
-              <w:t>Tiết 52</w:t>
+              <w:t>Tiết 52 (1 tiết)</w:t>
             </w:r>
           </w:p>
         </w:tc>
@@ -6893,7 +7075,7 @@
                 <w:i w:val="0"/>
                 <w:sz w:val="20"/>
               </w:rPr>
-              <w:t>Chủ đề 5: TÌM HIỂU THẾ GIỚI</w:t>
+              <w:t>Chủ đề 5: Tìm hiểu thế giới</w:t>
             </w:r>
           </w:p>
         </w:tc>
@@ -6912,7 +7094,7 @@
                 <w:i w:val="0"/>
                 <w:sz w:val="20"/>
               </w:rPr>
-              <w:t>Bài 22: Các châu lục và đại dương trên thế giới (Tiết 1)</w:t>
+              <w:t>Bài 22. Các châu lục và đại dương trên thế giới (Tiết 1)</w:t>
             </w:r>
           </w:p>
         </w:tc>
@@ -6951,7 +7133,7 @@
                 <w:i w:val="0"/>
                 <w:sz w:val="18"/>
               </w:rPr>
-              <w:t>NLS-KT (Cơ bản 2): Dùng quả địa cầu số hoặc bản đồ thế giới tương tác.</w:t>
+              <w:t>NLS: Năng lực số 1.1 CB2c: HS thao tác bản đồ, quả địa cầu số</w:t>
             </w:r>
           </w:p>
           <w:p>
@@ -7040,7 +7222,7 @@
                 <w:i w:val="0"/>
                 <w:sz w:val="20"/>
               </w:rPr>
-              <w:t>Bài 22: Các châu lục và đại dương trên thế giới (Tiết 2)</w:t>
+              <w:t>Bài 22. Các châu lục và đại dương trên thế giới (Tiết 2)</w:t>
             </w:r>
           </w:p>
         </w:tc>
@@ -7079,6 +7261,7 @@
                 <w:i w:val="0"/>
                 <w:sz w:val="18"/>
               </w:rPr>
+              <w:t>NLS: Năng lực số 1.1 CB2c: HS thao tác bản đồ, quả địa cầu số</w:t>
             </w:r>
           </w:p>
         </w:tc>
@@ -7137,7 +7320,7 @@
                 <w:i w:val="0"/>
                 <w:sz w:val="20"/>
               </w:rPr>
-              <w:t>Chủ đề 5: TÌM HIỂU THẾ GIỚI</w:t>
+              <w:t>Chủ đề 5: Tìm hiểu thế giới</w:t>
             </w:r>
           </w:p>
         </w:tc>
@@ -7156,7 +7339,7 @@
                 <w:i w:val="0"/>
                 <w:sz w:val="20"/>
               </w:rPr>
-              <w:t>Bài 22: Các châu lục và đại dương trên thế giới (Tiết 3)</w:t>
+              <w:t>Bài 22. Các châu lục và đại dương trên thế giới (Tiết 3)</w:t>
             </w:r>
           </w:p>
         </w:tc>
@@ -7271,7 +7454,7 @@
                 <w:i w:val="0"/>
                 <w:sz w:val="20"/>
               </w:rPr>
-              <w:t>Bài 22: Các châu lục và đại dương trên thế giới (Tiết 4)</w:t>
+              <w:t>Bài 22. Các châu lục và đại dương trên thế giới (Tiết 4)</w:t>
             </w:r>
           </w:p>
         </w:tc>
@@ -7368,7 +7551,7 @@
                 <w:i w:val="0"/>
                 <w:sz w:val="20"/>
               </w:rPr>
-              <w:t>Chủ đề 5: TÌM HIỂU THẾ GIỚI</w:t>
+              <w:t>Chủ đề 5: Tìm hiểu thế giới</w:t>
             </w:r>
           </w:p>
         </w:tc>
@@ -7387,7 +7570,7 @@
                 <w:i w:val="0"/>
                 <w:sz w:val="20"/>
               </w:rPr>
-              <w:t>Bài 22: Các châu lục và đại dương trên thế giới (Tiết 5)</w:t>
+              <w:t>Bài 22. Các châu lục và đại dương trên thế giới (Tiết 5)</w:t>
             </w:r>
           </w:p>
         </w:tc>
@@ -7501,7 +7684,7 @@
                 <w:i w:val="0"/>
                 <w:sz w:val="20"/>
               </w:rPr>
-              <w:t>Bài 23: Dân số và các chủng tộc trên thế giới (Tiết 1)</w:t>
+              <w:t>Bài 23. Dân số và các chủng tộc chính trên thế giới (Tiết 1)</w:t>
             </w:r>
           </w:p>
         </w:tc>
@@ -7540,6 +7723,7 @@
                 <w:i w:val="0"/>
                 <w:sz w:val="18"/>
               </w:rPr>
+              <w:t>NLS: Năng lực số 1.1 CB2c: HS thao tác bản đồ, quả địa cầu số</w:t>
             </w:r>
           </w:p>
         </w:tc>
@@ -7598,7 +7782,7 @@
                 <w:i w:val="0"/>
                 <w:sz w:val="20"/>
               </w:rPr>
-              <w:t>Chủ đề 5: TÌM HIỂU THẾ GIỚI</w:t>
+              <w:t>Chủ đề 5: Tìm hiểu thế giới</w:t>
             </w:r>
           </w:p>
         </w:tc>
@@ -7617,7 +7801,7 @@
                 <w:i w:val="0"/>
                 <w:sz w:val="20"/>
               </w:rPr>
-              <w:t>Bài 23: Dân số và các chủng tộc trên thế giới (Tiết 2)</w:t>
+              <w:t>Bài 23. Dân số và các chủng tộc chính trên thế giới (Tiết 2)</w:t>
             </w:r>
           </w:p>
         </w:tc>
@@ -7656,6 +7840,7 @@
                 <w:i w:val="0"/>
                 <w:sz w:val="18"/>
               </w:rPr>
+              <w:t>NLS: Năng lực số 1.1 CB2c: HS thao tác bản đồ, quả địa cầu số</w:t>
             </w:r>
           </w:p>
         </w:tc>
@@ -7731,7 +7916,7 @@
                 <w:i w:val="0"/>
                 <w:sz w:val="20"/>
               </w:rPr>
-              <w:t>Bài 24: Văn minh Ai Cập (Tiết 1)</w:t>
+              <w:t>Bài 24. Văn minh Ai Cập (Tiết 1)</w:t>
             </w:r>
           </w:p>
         </w:tc>
@@ -7770,7 +7955,7 @@
                 <w:i w:val="0"/>
                 <w:sz w:val="18"/>
               </w:rPr>
-              <w:t>NLS-KT (Cơ bản 2): Dùng quả địa cầu số hoặc bản đồ thế giới tương tác.</w:t>
+              <w:t>NLS: Năng lực số 1.1 CB2c: HS tham quan bảo tàng số, quan sát hiện vật ở nhiều góc</w:t>
             </w:r>
           </w:p>
         </w:tc>
@@ -7829,7 +8014,7 @@
                 <w:i w:val="0"/>
                 <w:sz w:val="20"/>
               </w:rPr>
-              <w:t>Chủ đề 5: TÌM HIỂU THẾ GIỚI</w:t>
+              <w:t>Chủ đề 5: Tìm hiểu thế giới</w:t>
             </w:r>
           </w:p>
         </w:tc>
@@ -7848,7 +8033,7 @@
                 <w:i w:val="0"/>
                 <w:sz w:val="20"/>
               </w:rPr>
-              <w:t>Bài 24: Văn minh Ai Cập (Tiết 2)</w:t>
+              <w:t>Bài 24. Văn minh Ai Cập (Tiết 2)</w:t>
             </w:r>
           </w:p>
         </w:tc>
@@ -7887,6 +8072,7 @@
                 <w:i w:val="0"/>
                 <w:sz w:val="18"/>
               </w:rPr>
+              <w:t>NLS: Năng lực số 1.1 CB2c: HS tham quan bảo tàng số, quan sát hiện vật ở nhiều góc</w:t>
             </w:r>
           </w:p>
         </w:tc>
@@ -7962,7 +8148,7 @@
                 <w:i w:val="0"/>
                 <w:sz w:val="20"/>
               </w:rPr>
-              <w:t>Bài 25: Văn minh Hy Lạp (Tiết 1)</w:t>
+              <w:t>Bài 25. Văn minh Hy Lạp (Tiết 1)</w:t>
             </w:r>
           </w:p>
         </w:tc>
@@ -8001,7 +8187,7 @@
                 <w:i w:val="0"/>
                 <w:sz w:val="18"/>
               </w:rPr>
-              <w:t>NLS-ST (Cơ bản 2): HS dùng công cụ trên máy dựng trục thời gian, sắp các sự kiện của bài theo đúng thứ tự.</w:t>
+              <w:t>NLS: Năng lực số 1.1 CB2c: HS tham quan bảo tàng số, quan sát hiện vật ở nhiều góc</w:t>
             </w:r>
           </w:p>
         </w:tc>
@@ -8060,7 +8246,7 @@
                 <w:i w:val="0"/>
                 <w:sz w:val="20"/>
               </w:rPr>
-              <w:t>Chủ đề 5: TÌM HIỂU THẾ GIỚI</w:t>
+              <w:t>Chủ đề 5: Tìm hiểu thế giới</w:t>
             </w:r>
           </w:p>
         </w:tc>
@@ -8079,7 +8265,7 @@
                 <w:i w:val="0"/>
                 <w:sz w:val="20"/>
               </w:rPr>
-              <w:t>Bài 25: Văn minh Hy Lạp (Tiết 2)</w:t>
+              <w:t>Bài 25. Văn minh Hy Lạp (Tiết 2)</w:t>
             </w:r>
           </w:p>
         </w:tc>
@@ -8118,7 +8304,7 @@
                 <w:i w:val="0"/>
                 <w:sz w:val="18"/>
               </w:rPr>
-              <w:t>NLS-KT (Cơ bản 2): Cho HS xem hiện vật, di tích liên quan “Văn minh hi lạp” qua bảo tàng số.</w:t>
+              <w:t>NLS: Năng lực số 1.1 CB2c: HS tham quan bảo tàng số, quan sát hiện vật ở nhiều góc</w:t>
             </w:r>
           </w:p>
         </w:tc>
@@ -8176,7 +8362,7 @@
                 <w:i w:val="0"/>
                 <w:sz w:val="20"/>
               </w:rPr>
-              <w:t>CHỦ ĐỀ 6. CHUNG TAY XÂY DỰNG THẾ GIỚI</w:t>
+              <w:t>Chủ đề 6: Chung tay xây dựng thế giới</w:t>
             </w:r>
           </w:p>
         </w:tc>
@@ -8195,7 +8381,7 @@
                 <w:i w:val="0"/>
                 <w:sz w:val="20"/>
               </w:rPr>
-              <w:t>Bài 26: Xây dựng thế giới xanh – sạch – đẹp (Tiết 1)</w:t>
+              <w:t>Bài 26. Xây dựng thế giới xanh – sạch – đẹp (Tiết 1)</w:t>
             </w:r>
           </w:p>
         </w:tc>
@@ -8248,6 +8434,19 @@
                 <w:sz w:val="18"/>
               </w:rPr>
               <w:t>NLS-KT: sử dụng bản đồ số/tranh ảnh/tư liệu số; hướng dẫn HS ghi nguồn thông tin.</w:t>
+            </w:r>
+          </w:p>
+          <w:p>
+            <w:pPr>
+              <w:spacing w:after="0"/>
+            </w:pPr>
+            <w:r>
+              <w:rPr>
+                <w:b w:val="0"/>
+                <w:i w:val="0"/>
+                <w:sz w:val="18"/>
+              </w:rPr>
+              <w:t>Năng lực số 1.1 CB2c: HS thao tác bản đồ, quả địa cầu số.</w:t>
             </w:r>
           </w:p>
         </w:tc>
@@ -8306,7 +8505,7 @@
                 <w:i w:val="0"/>
                 <w:sz w:val="20"/>
               </w:rPr>
-              <w:t>CHỦ ĐỀ 6. CHUNG TAY XÂY DỰNG THẾ GIỚI</w:t>
+              <w:t>Chủ đề 6: Chung tay xây dựng thế giới</w:t>
             </w:r>
           </w:p>
         </w:tc>
@@ -8325,7 +8524,7 @@
                 <w:i w:val="0"/>
                 <w:sz w:val="20"/>
               </w:rPr>
-              <w:t>Bài 26: Xây dựng thế giới xanh – sạch – đẹp (Tiết 2)</w:t>
+              <w:t>Bài 26. Xây dựng thế giới xanh – sạch – đẹp (Tiết 2)</w:t>
             </w:r>
           </w:p>
         </w:tc>
@@ -8364,6 +8563,7 @@
                 <w:i w:val="0"/>
                 <w:sz w:val="18"/>
               </w:rPr>
+              <w:t>NLS: Năng lực số 1.1 CB2c: HS thao tác bản đồ, quả địa cầu số</w:t>
             </w:r>
           </w:p>
         </w:tc>
@@ -8439,7 +8639,7 @@
                 <w:i w:val="0"/>
                 <w:sz w:val="20"/>
               </w:rPr>
-              <w:t>Bài 27: Xây dựng thế giới hoà bình (Tiết 1)</w:t>
+              <w:t>Bài 27. Xây dựng thế giới hoà bình (Tiết 1)</w:t>
             </w:r>
           </w:p>
         </w:tc>
@@ -8491,7 +8691,7 @@
                 <w:i w:val="0"/>
                 <w:sz w:val="18"/>
               </w:rPr>
-              <w:t>NLS-KT (Cơ bản 2): Dùng quả địa cầu số hoặc bản đồ thế giới tương tác.</w:t>
+              <w:t>Năng lực số 1.1 CB2c: HS thao tác bản đồ, quả địa cầu số.</w:t>
             </w:r>
           </w:p>
         </w:tc>
@@ -8550,7 +8750,7 @@
                 <w:i w:val="0"/>
                 <w:sz w:val="20"/>
               </w:rPr>
-              <w:t>CHỦ ĐỀ 6. CHUNG TAY XÂY DỰNG THẾ GIỚI</w:t>
+              <w:t>Chủ đề 6: Chung tay xây dựng thế giới</w:t>
             </w:r>
           </w:p>
         </w:tc>
@@ -8569,7 +8769,7 @@
                 <w:i w:val="0"/>
                 <w:sz w:val="20"/>
               </w:rPr>
-              <w:t>Bài 27: Xây dựng thế giới hoà bình (Tiết 2)</w:t>
+              <w:t>Bài 27. Xây dựng thế giới hoà bình (Tiết 2)</w:t>
             </w:r>
           </w:p>
         </w:tc>
@@ -8608,6 +8808,7 @@
                 <w:i w:val="0"/>
                 <w:sz w:val="18"/>
               </w:rPr>
+              <w:t>NLS: Năng lực số 1.1 CB2c: HS thao tác bản đồ, quả địa cầu số</w:t>
             </w:r>
           </w:p>
         </w:tc>
@@ -8683,7 +8884,7 @@
                 <w:i w:val="0"/>
                 <w:sz w:val="20"/>
               </w:rPr>
-              <w:t>Bài 28: Ôn tập (tiết 1)</w:t>
+              <w:t>Bài 28. Ôn tập (Tiết 1)</w:t>
             </w:r>
           </w:p>
         </w:tc>
@@ -8722,6 +8923,7 @@
                 <w:i w:val="0"/>
                 <w:sz w:val="18"/>
               </w:rPr>
+              <w:t>SGV 3 tiết; bớt 1 tiết cho kiểm tra định kì</w:t>
             </w:r>
           </w:p>
         </w:tc>
@@ -8780,7 +8982,7 @@
                 <w:i w:val="0"/>
                 <w:sz w:val="20"/>
               </w:rPr>
-              <w:t>CHỦ ĐỀ 6. CHUNG TAY XÂY DỰNG THẾ GIỚI</w:t>
+              <w:t>Chủ đề 6: Chung tay xây dựng thế giới</w:t>
             </w:r>
           </w:p>
         </w:tc>
@@ -8799,7 +9001,7 @@
                 <w:i w:val="0"/>
                 <w:sz w:val="20"/>
               </w:rPr>
-              <w:t>Bài 28: Ôn tập (tiết 2)</w:t>
+              <w:t>Bài 28. Ôn tập (Tiết 2)</w:t>
             </w:r>
           </w:p>
         </w:tc>
@@ -8895,6 +9097,7 @@
                 <w:i w:val="0"/>
                 <w:sz w:val="20"/>
               </w:rPr>
+              <w:t>Ôn tập, kiểm tra, đánh giá</w:t>
             </w:r>
           </w:p>
         </w:tc>
@@ -8913,7 +9116,7 @@
                 <w:i w:val="0"/>
                 <w:sz w:val="20"/>
               </w:rPr>
-              <w:t>Kiểm tra và đánh giá cuối học kì II</w:t>
+              <w:t>Kiểm tra định kì cuối năm học</w:t>
             </w:r>
           </w:p>
         </w:tc>

--- a/assets/docs/lop5/Lich su va Dia li - Lop 5.docx
+++ b/assets/docs/lop5/Lich su va Dia li - Lop 5.docx
@@ -3395,7 +3395,6 @@
                 <w:i w:val="0"/>
                 <w:sz w:val="18"/>
               </w:rPr>
-              <w:t>NLS-KT (Cơ bản 2): Cho HS xem hiện vật, di tích liên quan “Triều lý và việc định đô ở thăng long” qua bảo tàng số.</w:t>
             </w:r>
           </w:p>
         </w:tc>
@@ -3768,7 +3767,6 @@
                 <w:i w:val="0"/>
                 <w:sz w:val="18"/>
               </w:rPr>
-              <w:t>NLS-ST (Cơ bản 2): HS dùng công cụ trên máy dựng trục thời gian, sắp các sự kiện của bài theo đúng thứ tự.</w:t>
             </w:r>
           </w:p>
         </w:tc>
@@ -4374,7 +4372,6 @@
                 <w:i w:val="0"/>
                 <w:sz w:val="18"/>
               </w:rPr>
-              <w:t>NLS-KT (Cơ bản 2): Cho HS xem hiện vật, di tích liên quan “Khởi nghĩa lam sơn và triều hậu lê” qua bảo tàng số.</w:t>
             </w:r>
           </w:p>
         </w:tc>
@@ -4747,7 +4744,6 @@
                 <w:i w:val="0"/>
                 <w:sz w:val="18"/>
               </w:rPr>
-              <w:t>NLS-ST (Cơ bản 2): HS dùng công cụ trên máy dựng trục thời gian, sắp các sự kiện của bài theo đúng thứ tự.</w:t>
             </w:r>
           </w:p>
         </w:tc>
@@ -7378,7 +7374,6 @@
                 <w:i w:val="0"/>
                 <w:sz w:val="18"/>
               </w:rPr>
-              <w:t>NLS-KT (Cơ bản 2): Dùng quả địa cầu số hoặc bản đồ thế giới tương tác.</w:t>
             </w:r>
           </w:p>
         </w:tc>

--- a/assets/docs/lop5/Lich su va Dia li - Lop 5.docx
+++ b/assets/docs/lop5/Lich su va Dia li - Lop 5.docx
@@ -934,7 +934,7 @@
                 <w:i w:val="0"/>
                 <w:sz w:val="18"/>
               </w:rPr>
-              <w:t>- Hình 2: Giàn khoan dầu khí ở mỏ Bạch Hổ (TPHCM); Hình 3: Rau vụ đông ở tỉnh Hưng Yên; Hồ Ba Bể (Thái Nguyên); Hình 7: Vườn vải thiều ở vùng đồi núi phía Bắc (Bắc Ninh)</w:t>
+              <w:t>Hình 2: Giàn khoan dầu khí ở mỏ Bạch Hổ (TPHCM) - Hình 3: Rau vụ đông ở tỉnh Hưng Yên - Hồ Ba Bể (Thái Nguyên) - Hình 7: Vườn vải thiều ở vùng đồi núi phía Bắc (Bắc Ninh)</w:t>
             </w:r>
           </w:p>
           <w:p>
@@ -1550,7 +1550,7 @@
                 <w:i w:val="0"/>
                 <w:sz w:val="18"/>
               </w:rPr>
-              <w:t>- Côn Sơn (TPHCM); Phú Quốc (An Giang); Hình 4 trang 17: Một góc đảo Phú Quốc (An Giang); Năng lực số 1.2 CB2a: HS nêu được vì sao chỉ tin nguồn chính thống về chủ quyền và không chia sẻ tư liệu chưa kiểm chứng</w:t>
+              <w:t>Côn Sơn (TPHCM) - Phú Quốc (An Giang) - Hình 4 trang 17: Một góc đảo Phú Quốc (An Giang); Năng lực số 1.2 CB2a: HS nêu được vì sao chỉ tin nguồn chính thống về chủ quyền và không chia sẻ tư liệu chưa kiểm chứng</w:t>
             </w:r>
           </w:p>
         </w:tc>
@@ -2415,7 +2415,7 @@
                 <w:i w:val="0"/>
                 <w:sz w:val="18"/>
               </w:rPr>
-              <w:t>+Hình 1 nhắc đến tỉnh An Giang. *Cập nhật tỉnh mới theo bản đồ hành chính mới; Hình 3 trang 30: Dấu tích cọc gỗ nhà sàn của cư dân Phù Nam ở di tích Nền Chùa (An Giang); Hình 7 trang 31: Tượng phật Bình Hòa (Tây Ninh)</w:t>
+              <w:t>+Hình 1 nhắc đến tỉnh An Giang. *Cập nhật tỉnh mới theo bản đồ hành chính mới. - Hình 3 trang 30: Dấu tích cọc gỗ nhà sàn của cư dân Phù Nam ở di tích Nền Chùa (An Giang) - Hình 7 trang 31: Tượng phật Bình Hòa (Tây Ninh)</w:t>
             </w:r>
           </w:p>
           <w:p>
@@ -2543,7 +2543,7 @@
                 <w:i w:val="0"/>
                 <w:sz w:val="18"/>
               </w:rPr>
-              <w:t>Vị trí một số đền tháp Chăm-Pa: bản đồ cũ; Kiến trúc của đền tháp Chăm -Pa: Hình 2 nhắc đến tỉnh Quảng Nam. Một số câu chuyện về đền tháp Chăm-pa nhắc: Hình 4 nhắc đến Ninh Thuận; Hình 1 trang; 32: Tháp Nhạn (Đắk Lắk); Hình 3 trang 33: Khu di tích Thánh địa Mỹ Sơn (Đà Nẵng); Hình 4 trang 34: Tháp Bánh Ít (Gia Lai); Hình 5: Tháp Pô Klong Ga; rai (Khánh Hòa); Phần Luyện tập bài 1 trang 35 địa điểm Đà Nẵng *Cập nhật tỉnh mới theo bản đồ hành chính mới: Ninh Thuận sáp nhập Khánh Hòa lấy tên là Khánh Hòa, Quảng Nam sáp nhập thành Đà Nẵng</w:t>
+              <w:t>Vị trí một số đền tháp Chăm-Pa: bản đồ cũ. - Kiến trúc của đền tháp Chăm -Pa: Hình 2 nhắc đến tỉnh Quảng Nam. Một số câu chuyện về đền tháp Chăm-pa nhắc: Hình 4 nhắc đến Ninh Thuận. - Hình 1 trang; 32: Tháp Nhạn (Đắk Lắk) - Hình 3 trang 33: Khu di tích Thánh địa Mỹ Sơn (Đà Nẵng) - Hình 4 trang 34: Tháp Bánh Ít (Gia Lai) - Hình 5: Tháp Pô Klong Ga – rai (Khánh Hòa) - Phần Luyện tập bài 1 trang 35 địa điểm Đà Nẵng *Cập nhật tỉnh mới theo bản đồ hành chính mới: Ninh Thuận sáp nhập Khánh Hòa lấy tên là Khánh Hòa, Quảng Nam sáp nhập thành Đà Nẵng</w:t>
             </w:r>
           </w:p>
           <w:p>
@@ -3509,7 +3509,7 @@
                 <w:i w:val="0"/>
                 <w:sz w:val="18"/>
               </w:rPr>
-              <w:t>Nội dung 1, câu chuyện lịch sử: địa điểm Ninh Bình; Trang 46, câu chuyện lịch sử: Địa điểm Chí Linh (Hải Phòng)</w:t>
+              <w:t>Nội dung 1, câu chuyện lịch sử: địa điểm Ninh Bình - Trang 46, câu chuyện lịch sử: Địa điểm Chí Linh (Hải Phòng)</w:t>
             </w:r>
           </w:p>
           <w:p>
@@ -5528,20 +5528,7 @@
                 <w:i w:val="0"/>
                 <w:sz w:val="18"/>
               </w:rPr>
-              <w:t>Hình 3: Phi đội Quyết thắng tại sân bay Thành Sơn (Khánh Hòa) chiều 28; 4; 1975</w:t>
-            </w:r>
-          </w:p>
-          <w:p>
-            <w:pPr>
-              <w:spacing w:after="0"/>
-            </w:pPr>
-            <w:r>
-              <w:rPr>
-                <w:b w:val="0"/>
-                <w:i w:val="0"/>
-                <w:sz w:val="18"/>
-              </w:rPr>
-              <w:t>QPAN: GDQP-</w:t>
+              <w:t>QPAN: GDQP- - Hình 3: Phi đội Quyết thắng tại sân bay Thành Sơn (Khánh Hòa) chiều 28 – 4 - 1975</w:t>
             </w:r>
           </w:p>
           <w:p>
@@ -6767,7 +6754,7 @@
                 <w:i w:val="0"/>
                 <w:sz w:val="18"/>
               </w:rPr>
-              <w:t>- Hình 3 trang 110: Lũ quét ở Mù Cang Chải, tỉnh Lào Cai tháng 8 năm 2023</w:t>
+              <w:t>Hình 3 trang 110: Lũ quét ở Mù Cang Chải, tỉnh Lào Cai tháng 8 năm 2023</w:t>
             </w:r>
           </w:p>
           <w:p>
